--- a/WebContent/docx/肠癌76基因检测报告-三峡.docx
+++ b/WebContent/docx/肠癌76基因检测报告-三峡.docx
@@ -109,6 +109,12 @@
             <w:insideH w:val="none" w:color="auto" w:sz="0" w:space="0"/>
             <w:insideV w:val="none" w:color="auto" w:sz="0" w:space="0"/>
           </w:tblBorders>
+          <w:tblCellMar>
+            <w:top w:w="0" w:type="dxa"/>
+            <w:left w:w="108" w:type="dxa"/>
+            <w:bottom w:w="0" w:type="dxa"/>
+            <w:right w:w="108" w:type="dxa"/>
+          </w:tblCellMar>
         </w:tblPrEx>
         <w:trPr>
           <w:trHeight w:val="567" w:hRule="atLeast"/>
@@ -2460,6 +2466,7 @@
             <w:insideH w:val="single" w:color="243F61" w:themeColor="accent1" w:themeShade="7F" w:sz="6" w:space="0"/>
             <w:insideV w:val="single" w:color="243F61" w:themeColor="accent1" w:themeShade="7F" w:sz="6" w:space="0"/>
           </w:tblBorders>
+          <w:shd w:val="clear" w:color="auto" w:fill="auto"/>
           <w:tblCellMar>
             <w:top w:w="0" w:type="dxa"/>
             <w:left w:w="0" w:type="dxa"/>
@@ -2586,6 +2593,7 @@
             <w:insideH w:val="single" w:color="243F61" w:themeColor="accent1" w:themeShade="7F" w:sz="6" w:space="0"/>
             <w:insideV w:val="single" w:color="243F61" w:themeColor="accent1" w:themeShade="7F" w:sz="6" w:space="0"/>
           </w:tblBorders>
+          <w:shd w:val="clear" w:color="auto" w:fill="auto"/>
           <w:tblCellMar>
             <w:top w:w="0" w:type="dxa"/>
             <w:left w:w="0" w:type="dxa"/>
@@ -2777,6 +2785,7 @@
             <w:insideH w:val="single" w:color="243F61" w:themeColor="accent1" w:themeShade="7F" w:sz="6" w:space="0"/>
             <w:insideV w:val="single" w:color="243F61" w:themeColor="accent1" w:themeShade="7F" w:sz="6" w:space="0"/>
           </w:tblBorders>
+          <w:shd w:val="clear" w:color="auto" w:fill="auto"/>
           <w:tblCellMar>
             <w:top w:w="0" w:type="dxa"/>
             <w:left w:w="0" w:type="dxa"/>
@@ -2854,6 +2863,7 @@
             <w:insideH w:val="single" w:color="243F61" w:themeColor="accent1" w:themeShade="7F" w:sz="6" w:space="0"/>
             <w:insideV w:val="single" w:color="243F61" w:themeColor="accent1" w:themeShade="7F" w:sz="6" w:space="0"/>
           </w:tblBorders>
+          <w:shd w:val="clear" w:color="auto" w:fill="auto"/>
           <w:tblCellMar>
             <w:top w:w="0" w:type="dxa"/>
             <w:left w:w="0" w:type="dxa"/>
@@ -3202,6 +3212,7 @@
             <w:insideH w:val="single" w:color="243F61" w:themeColor="accent1" w:themeShade="7F" w:sz="6" w:space="0"/>
             <w:insideV w:val="single" w:color="243F61" w:themeColor="accent1" w:themeShade="7F" w:sz="6" w:space="0"/>
           </w:tblBorders>
+          <w:shd w:val="clear" w:color="auto" w:fill="auto"/>
           <w:tblCellMar>
             <w:top w:w="0" w:type="dxa"/>
             <w:left w:w="0" w:type="dxa"/>
@@ -3277,6 +3288,7 @@
             <w:insideH w:val="single" w:color="243F61" w:themeColor="accent1" w:themeShade="7F" w:sz="6" w:space="0"/>
             <w:insideV w:val="single" w:color="243F61" w:themeColor="accent1" w:themeShade="7F" w:sz="6" w:space="0"/>
           </w:tblBorders>
+          <w:shd w:val="clear" w:color="auto" w:fill="auto"/>
           <w:tblCellMar>
             <w:top w:w="0" w:type="dxa"/>
             <w:left w:w="0" w:type="dxa"/>
@@ -3391,6 +3403,7 @@
             <w:insideH w:val="single" w:color="243F61" w:themeColor="accent1" w:themeShade="7F" w:sz="6" w:space="0"/>
             <w:insideV w:val="single" w:color="243F61" w:themeColor="accent1" w:themeShade="7F" w:sz="6" w:space="0"/>
           </w:tblBorders>
+          <w:shd w:val="clear" w:color="auto" w:fill="auto"/>
           <w:tblCellMar>
             <w:top w:w="0" w:type="dxa"/>
             <w:left w:w="0" w:type="dxa"/>
@@ -3614,6 +3627,166 @@
         <w:t>本报告只对本次采集样本负责。</w:t>
       </w:r>
     </w:p>
+    <w:tbl>
+      <w:tblPr>
+        <w:tblStyle w:val="20"/>
+        <w:tblpPr w:leftFromText="181" w:rightFromText="181" w:horzAnchor="page" w:tblpXSpec="center" w:tblpYSpec="bottom"/>
+        <w:tblOverlap w:val="never"/>
+        <w:tblW w:w="0" w:type="auto"/>
+        <w:jc w:val="center"/>
+        <w:tblBorders>
+          <w:top w:val="none" w:color="auto" w:sz="0" w:space="0"/>
+          <w:left w:val="none" w:color="auto" w:sz="0" w:space="0"/>
+          <w:bottom w:val="none" w:color="auto" w:sz="0" w:space="0"/>
+          <w:right w:val="none" w:color="auto" w:sz="0" w:space="0"/>
+          <w:insideH w:val="none" w:color="auto" w:sz="0" w:space="0"/>
+          <w:insideV w:val="none" w:color="auto" w:sz="0" w:space="0"/>
+        </w:tblBorders>
+        <w:tblLayout w:type="autofit"/>
+        <w:tblCellMar>
+          <w:top w:w="0" w:type="dxa"/>
+          <w:left w:w="108" w:type="dxa"/>
+          <w:bottom w:w="0" w:type="dxa"/>
+          <w:right w:w="108" w:type="dxa"/>
+        </w:tblCellMar>
+      </w:tblPr>
+      <w:tblGrid>
+        <w:gridCol w:w="3370"/>
+        <w:gridCol w:w="2958"/>
+        <w:gridCol w:w="2962"/>
+      </w:tblGrid>
+      <w:tr>
+        <w:tblPrEx>
+          <w:tblBorders>
+            <w:top w:val="none" w:color="auto" w:sz="0" w:space="0"/>
+            <w:left w:val="none" w:color="auto" w:sz="0" w:space="0"/>
+            <w:bottom w:val="none" w:color="auto" w:sz="0" w:space="0"/>
+            <w:right w:val="none" w:color="auto" w:sz="0" w:space="0"/>
+            <w:insideH w:val="none" w:color="auto" w:sz="0" w:space="0"/>
+            <w:insideV w:val="none" w:color="auto" w:sz="0" w:space="0"/>
+          </w:tblBorders>
+          <w:tblCellMar>
+            <w:top w:w="0" w:type="dxa"/>
+            <w:left w:w="108" w:type="dxa"/>
+            <w:bottom w:w="0" w:type="dxa"/>
+            <w:right w:w="108" w:type="dxa"/>
+          </w:tblCellMar>
+        </w:tblPrEx>
+        <w:trPr>
+          <w:jc w:val="center"/>
+        </w:trPr>
+        <w:tc>
+          <w:tcPr>
+            <w:tcW w:w="3370" w:type="dxa"/>
+          </w:tcPr>
+          <w:p>
+            <w:pPr>
+              <w:jc w:val="both"/>
+              <w:rPr>
+                <w:rFonts w:hint="eastAsia" w:ascii="微软雅黑" w:hAnsi="微软雅黑" w:eastAsia="微软雅黑" w:cs="微软雅黑"/>
+                <w:b/>
+                <w:bCs/>
+                <w:color w:val="244061"/>
+                <w:sz w:val="24"/>
+                <w:szCs w:val="32"/>
+                <w:vertAlign w:val="baseline"/>
+                <w:lang w:val="en-US" w:eastAsia="zh-CN"/>
+              </w:rPr>
+            </w:pPr>
+            <w:r>
+              <w:rPr>
+                <w:rFonts w:hint="eastAsia" w:ascii="微软雅黑" w:hAnsi="微软雅黑" w:eastAsia="微软雅黑" w:cs="微软雅黑"/>
+                <w:b/>
+                <w:bCs/>
+                <w:color w:val="244061"/>
+                <w:sz w:val="24"/>
+                <w:szCs w:val="32"/>
+                <w:lang w:val="en-US" w:eastAsia="zh-CN"/>
+              </w:rPr>
+              <w:t>报告日期：</w:t>
+            </w:r>
+            <w:r>
+              <w:rPr>
+                <w:rFonts w:hint="eastAsia" w:ascii="微软雅黑" w:hAnsi="微软雅黑" w:eastAsia="微软雅黑" w:cs="微软雅黑"/>
+                <w:b w:val="0"/>
+                <w:bCs w:val="0"/>
+                <w:color w:val="auto"/>
+                <w:sz w:val="24"/>
+                <w:szCs w:val="32"/>
+                <w:vertAlign w:val="baseline"/>
+                <w:lang w:val="en-US" w:eastAsia="zh-CN"/>
+              </w:rPr>
+              <w:t>{{ reportdate }}</w:t>
+            </w:r>
+          </w:p>
+        </w:tc>
+        <w:tc>
+          <w:tcPr>
+            <w:tcW w:w="2958" w:type="dxa"/>
+            <w:vAlign w:val="top"/>
+          </w:tcPr>
+          <w:p>
+            <w:pPr>
+              <w:jc w:val="both"/>
+              <w:rPr>
+                <w:rFonts w:hint="eastAsia" w:ascii="微软雅黑" w:hAnsi="微软雅黑" w:eastAsia="微软雅黑" w:cs="微软雅黑"/>
+                <w:b/>
+                <w:bCs/>
+                <w:color w:val="244061"/>
+                <w:sz w:val="24"/>
+                <w:szCs w:val="32"/>
+                <w:vertAlign w:val="baseline"/>
+                <w:lang w:val="en-US" w:eastAsia="zh-CN"/>
+              </w:rPr>
+            </w:pPr>
+            <w:r>
+              <w:rPr>
+                <w:rFonts w:hint="eastAsia" w:ascii="微软雅黑" w:hAnsi="微软雅黑" w:eastAsia="微软雅黑" w:cs="微软雅黑"/>
+                <w:b/>
+                <w:bCs/>
+                <w:color w:val="244061"/>
+                <w:sz w:val="24"/>
+                <w:szCs w:val="32"/>
+                <w:lang w:val="en-US" w:eastAsia="zh-CN"/>
+              </w:rPr>
+              <w:t>检测者：</w:t>
+            </w:r>
+          </w:p>
+        </w:tc>
+        <w:tc>
+          <w:tcPr>
+            <w:tcW w:w="2962" w:type="dxa"/>
+          </w:tcPr>
+          <w:p>
+            <w:pPr>
+              <w:jc w:val="both"/>
+              <w:rPr>
+                <w:rFonts w:hint="eastAsia" w:ascii="微软雅黑" w:hAnsi="微软雅黑" w:eastAsia="微软雅黑" w:cs="微软雅黑"/>
+                <w:b/>
+                <w:bCs/>
+                <w:color w:val="244061"/>
+                <w:sz w:val="24"/>
+                <w:szCs w:val="32"/>
+                <w:vertAlign w:val="baseline"/>
+                <w:lang w:val="en-US" w:eastAsia="zh-CN"/>
+              </w:rPr>
+            </w:pPr>
+            <w:r>
+              <w:rPr>
+                <w:rFonts w:hint="eastAsia" w:ascii="微软雅黑" w:hAnsi="微软雅黑" w:eastAsia="微软雅黑" w:cs="微软雅黑"/>
+                <w:b/>
+                <w:bCs/>
+                <w:color w:val="244061"/>
+                <w:sz w:val="24"/>
+                <w:szCs w:val="32"/>
+                <w:lang w:val="en-US" w:eastAsia="zh-CN"/>
+              </w:rPr>
+              <w:t>审核者：</w:t>
+            </w:r>
+          </w:p>
+        </w:tc>
+      </w:tr>
+    </w:tbl>
     <w:p>
       <w:pPr>
         <w:rPr>
@@ -3626,9 +3799,7 @@
           <w:lang w:eastAsia="zh-CN"/>
         </w:rPr>
       </w:pPr>
-    </w:p>
-    <w:p>
-      <w:pPr>
+      <w:r>
         <w:rPr>
           <w:rFonts w:hint="eastAsia" w:ascii="微软雅黑" w:hAnsi="微软雅黑" w:eastAsia="微软雅黑" w:cs="微软雅黑"/>
           <w:b/>
@@ -3638,7 +3809,8 @@
           <w:szCs w:val="36"/>
           <w:lang w:eastAsia="zh-CN"/>
         </w:rPr>
-      </w:pPr>
+        <w:br w:type="page"/>
+      </w:r>
     </w:p>
     <w:p>
       <w:pPr>
@@ -3653,11 +3825,13 @@
         </w:rPr>
       </w:pPr>
       <w:bookmarkStart w:id="4" w:name="_Toc19898_WPSOffice_Level1"/>
-      <w:bookmarkStart w:id="5" w:name="_Toc22132"/>
-      <w:bookmarkStart w:id="6" w:name="_Toc2781"/>
-      <w:bookmarkStart w:id="7" w:name="_Toc499"/>
+      <w:bookmarkStart w:id="5" w:name="_Toc499"/>
+      <w:bookmarkStart w:id="6" w:name="_Toc22132"/>
+      <w:bookmarkStart w:id="7" w:name="_Toc2781"/>
       <w:bookmarkStart w:id="8" w:name="_Toc2819"/>
       <w:bookmarkStart w:id="9" w:name="_Toc20136_WPSOffice_Level1"/>
+      <w:bookmarkStart w:id="42" w:name="_GoBack"/>
+      <w:bookmarkEnd w:id="42"/>
       <w:r>
         <w:rPr>
           <w:rFonts w:hint="eastAsia" w:ascii="Times New Roman" w:hAnsi="Times New Roman" w:eastAsia="微软雅黑" w:cs="黑体"/>
@@ -3705,11 +3879,11 @@
         </w:rPr>
       </w:pPr>
       <w:bookmarkStart w:id="10" w:name="_Toc10877"/>
-      <w:bookmarkStart w:id="11" w:name="_Toc18062_WPSOffice_Level2"/>
-      <w:bookmarkStart w:id="12" w:name="_Toc23375"/>
-      <w:bookmarkStart w:id="13" w:name="_Toc3049"/>
-      <w:bookmarkStart w:id="14" w:name="_Toc9088"/>
-      <w:bookmarkStart w:id="15" w:name="_Toc11015_WPSOffice_Level2"/>
+      <w:bookmarkStart w:id="11" w:name="_Toc23375"/>
+      <w:bookmarkStart w:id="12" w:name="_Toc11015_WPSOffice_Level2"/>
+      <w:bookmarkStart w:id="13" w:name="_Toc18062_WPSOffice_Level2"/>
+      <w:bookmarkStart w:id="14" w:name="_Toc3049"/>
+      <w:bookmarkStart w:id="15" w:name="_Toc9088"/>
       <w:r>
         <w:rPr>
           <w:rFonts w:hint="eastAsia" w:ascii="微软雅黑" w:hAnsi="微软雅黑" w:eastAsia="微软雅黑" w:cs="微软雅黑"/>
@@ -8232,8 +8406,8 @@
       </w:pPr>
       <w:bookmarkStart w:id="16" w:name="_Toc106719764"/>
       <w:bookmarkStart w:id="17" w:name="_Toc9387"/>
-      <w:bookmarkStart w:id="18" w:name="_Toc10223"/>
-      <w:bookmarkStart w:id="19" w:name="_Toc20034"/>
+      <w:bookmarkStart w:id="18" w:name="_Toc20034"/>
+      <w:bookmarkStart w:id="19" w:name="_Toc10223"/>
       <w:r>
         <w:rPr>
           <w:rFonts w:hint="eastAsia" w:ascii="微软雅黑" w:hAnsi="微软雅黑" w:eastAsia="微软雅黑" w:cs="微软雅黑"/>
@@ -8921,7 +9095,6 @@
             <w:insideH w:val="dashed" w:color="244061" w:sz="4" w:space="0"/>
             <w:insideV w:val="dashed" w:color="244061" w:sz="4" w:space="0"/>
           </w:tblBorders>
-          <w:shd w:val="clear" w:color="auto" w:fill="auto"/>
           <w:tblCellMar>
             <w:top w:w="0" w:type="dxa"/>
             <w:left w:w="108" w:type="dxa"/>
@@ -11421,10 +11594,10 @@
           <w:shd w:val="clear" w:color="auto" w:fill="1F3864"/>
         </w:rPr>
       </w:pPr>
-      <w:bookmarkStart w:id="20" w:name="_Toc526855037"/>
-      <w:bookmarkStart w:id="21" w:name="_Toc25428"/>
-      <w:bookmarkStart w:id="22" w:name="_Toc534637498"/>
-      <w:bookmarkStart w:id="23" w:name="_Toc527112385"/>
+      <w:bookmarkStart w:id="20" w:name="_Toc527112385"/>
+      <w:bookmarkStart w:id="21" w:name="_Toc526855037"/>
+      <w:bookmarkStart w:id="22" w:name="_Toc25428"/>
+      <w:bookmarkStart w:id="23" w:name="_Toc534637498"/>
       <w:r>
         <w:rPr>
           <w:rFonts w:hint="eastAsia" w:ascii="微软雅黑" w:hAnsi="微软雅黑" w:eastAsia="微软雅黑" w:cs="微软雅黑"/>
@@ -11480,8 +11653,8 @@
           <w:lang w:val="en-US" w:eastAsia="zh-CN"/>
         </w:rPr>
       </w:pPr>
-      <w:bookmarkStart w:id="24" w:name="_Toc32443_WPSOffice_Level2"/>
-      <w:bookmarkStart w:id="25" w:name="_Toc23606"/>
+      <w:bookmarkStart w:id="24" w:name="_Toc23606"/>
+      <w:bookmarkStart w:id="25" w:name="_Toc32443_WPSOffice_Level2"/>
       <w:bookmarkStart w:id="26" w:name="_Toc4331_WPSOffice_Level2"/>
       <w:bookmarkStart w:id="27" w:name="_Toc22255"/>
       <w:bookmarkStart w:id="28" w:name="_Toc6468"/>
@@ -11641,8 +11814,8 @@
           </w14:textFill>
         </w:rPr>
       </w:pPr>
-      <w:bookmarkStart w:id="29" w:name="_Toc6931_WPSOffice_Level3"/>
-      <w:bookmarkStart w:id="30" w:name="_Toc18091_WPSOffice_Level3"/>
+      <w:bookmarkStart w:id="29" w:name="_Toc18091_WPSOffice_Level3"/>
+      <w:bookmarkStart w:id="30" w:name="_Toc6931_WPSOffice_Level3"/>
       <w:bookmarkStart w:id="31" w:name="_Toc15289_WPSOffice_Level3"/>
       <w:r>
         <w:rPr>
@@ -14350,6 +14523,12 @@
             <w:insideH w:val="dashed" w:color="244061" w:sz="4" w:space="0"/>
             <w:insideV w:val="dashed" w:color="244061" w:sz="4" w:space="0"/>
           </w:tblBorders>
+          <w:tblCellMar>
+            <w:top w:w="0" w:type="dxa"/>
+            <w:left w:w="108" w:type="dxa"/>
+            <w:bottom w:w="0" w:type="dxa"/>
+            <w:right w:w="108" w:type="dxa"/>
+          </w:tblCellMar>
         </w:tblPrEx>
         <w:trPr>
           <w:trHeight w:val="417" w:hRule="atLeast"/>
@@ -20816,8 +20995,8 @@
           <w:lang w:val="en-US" w:eastAsia="zh-CN"/>
         </w:rPr>
       </w:pPr>
-      <w:bookmarkStart w:id="32" w:name="_Toc534637499"/>
-      <w:bookmarkStart w:id="33" w:name="_Toc527112386"/>
+      <w:bookmarkStart w:id="32" w:name="_Toc527112386"/>
+      <w:bookmarkStart w:id="33" w:name="_Toc534637499"/>
       <w:bookmarkStart w:id="34" w:name="_Toc526855038"/>
       <w:r>
         <w:rPr>
@@ -23284,12 +23463,12 @@
           <w:lang w:val="en-US" w:eastAsia="zh-CN"/>
         </w:rPr>
       </w:pPr>
-      <w:bookmarkStart w:id="35" w:name="_Toc19099"/>
-      <w:bookmarkStart w:id="36" w:name="_Toc30533"/>
-      <w:bookmarkStart w:id="37" w:name="_Toc16368_WPSOffice_Level1"/>
-      <w:bookmarkStart w:id="38" w:name="_Toc28910_WPSOffice_Level1"/>
-      <w:bookmarkStart w:id="39" w:name="_Toc22458"/>
-      <w:bookmarkStart w:id="40" w:name="_Toc22484_WPSOffice_Level1"/>
+      <w:bookmarkStart w:id="35" w:name="_Toc30533"/>
+      <w:bookmarkStart w:id="36" w:name="_Toc28910_WPSOffice_Level1"/>
+      <w:bookmarkStart w:id="37" w:name="_Toc22458"/>
+      <w:bookmarkStart w:id="38" w:name="_Toc19099"/>
+      <w:bookmarkStart w:id="39" w:name="_Toc22484_WPSOffice_Level1"/>
+      <w:bookmarkStart w:id="40" w:name="_Toc16368_WPSOffice_Level1"/>
       <w:bookmarkStart w:id="41" w:name="_Toc7549"/>
       <w:r>
         <w:rPr>
@@ -23791,7 +23970,6 @@
           <w:lang w:val="en-US" w:eastAsia="zh-CN"/>
         </w:rPr>
       </w:pPr>
-      <w:bookmarkStart w:id="42" w:name="_GoBack"/>
       <w:r>
         <w:rPr>
           <w:rFonts w:hint="eastAsia" w:ascii="微软雅黑" w:hAnsi="微软雅黑" w:eastAsia="微软雅黑" w:cs="微软雅黑"/>
@@ -23802,7 +23980,6 @@
         <w:t>肿瘤基因突变具有时间和空间上的异质性，不同取样部位或不同取样时间的样本突变谱可能不同，本报告只对本次采集样本负责。</w:t>
       </w:r>
     </w:p>
-    <w:bookmarkEnd w:id="42"/>
     <w:sectPr>
       <w:headerReference r:id="rId5" w:type="default"/>
       <w:footerReference r:id="rId6" w:type="default"/>
@@ -23933,7 +24110,7 @@
         </mc:Choice>
         <mc:Fallback>
           <w:pict>
-            <v:shape id="_x0000_s1026" o:spid="_x0000_s1026" o:spt="202" type="#_x0000_t202" style="position:absolute;left:0pt;margin-left:188.8pt;margin-top:-9.35pt;height:23.5pt;width:72.8pt;mso-position-horizontal-relative:margin;z-index:251659264;mso-width-relative:page;mso-height-relative:page;" filled="f" stroked="f" coordsize="21600,21600" o:gfxdata="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">
+            <v:shape id="_x0000_s1026" o:spid="_x0000_s1026" o:spt="202" type="#_x0000_t202" style="position:absolute;left:0pt;margin-left:188.8pt;margin-top:-9.35pt;height:23.5pt;width:72.8pt;mso-position-horizontal-relative:margin;z-index:251659264;mso-width-relative:page;mso-height-relative:page;" filled="f" stroked="f" coordsize="21600,21600" o:gfxdata="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">
               <v:fill on="f" focussize="0,0"/>
               <v:stroke on="f" weight="0.5pt"/>
               <v:imagedata o:title=""/>

--- a/WebContent/docx/肠癌76基因检测报告-三峡.docx
+++ b/WebContent/docx/肠癌76基因检测报告-三峡.docx
@@ -153,6 +153,7 @@
                 <w:vertAlign w:val="baseline"/>
               </w:rPr>
             </w:pPr>
+            <w:bookmarkStart w:id="42" w:name="_GoBack" w:colFirst="1" w:colLast="1"/>
             <w:r>
               <w:rPr>
                 <w:b/>
@@ -214,7 +215,7 @@
           </w:tcPr>
           <w:p>
             <w:pPr>
-              <w:jc w:val="left"/>
+              <w:jc w:val="center"/>
               <w:rPr>
                 <w:rFonts w:ascii="Times New Roman" w:hAnsi="Times New Roman" w:eastAsia="微软雅黑" w:cs="Times New Roman"/>
                 <w:b/>
@@ -227,7 +228,7 @@
             </w:pPr>
             <w:r>
               <w:rPr>
-                <w:rFonts w:ascii="黑体" w:hAnsi="黑体" w:eastAsia="黑体" w:cs="黑体"/>
+                <w:rFonts w:hint="eastAsia" w:ascii="微软雅黑" w:hAnsi="微软雅黑" w:eastAsia="微软雅黑" w:cs="微软雅黑"/>
                 <w:b/>
                 <w:bCs/>
                 <w:color w:val="254061" w:themeColor="accent1" w:themeShade="80"/>
@@ -238,7 +239,7 @@
             </w:r>
             <w:r>
               <w:rPr>
-                <w:rFonts w:hint="eastAsia" w:ascii="黑体" w:hAnsi="黑体" w:eastAsia="黑体" w:cs="黑体"/>
+                <w:rFonts w:hint="eastAsia" w:ascii="微软雅黑" w:hAnsi="微软雅黑" w:eastAsia="微软雅黑" w:cs="微软雅黑"/>
                 <w:b/>
                 <w:bCs/>
                 <w:color w:val="254061" w:themeColor="accent1" w:themeShade="80"/>
@@ -250,7 +251,7 @@
             </w:r>
             <w:r>
               <w:rPr>
-                <w:rFonts w:ascii="黑体" w:hAnsi="黑体" w:eastAsia="黑体" w:cs="黑体"/>
+                <w:rFonts w:hint="eastAsia" w:ascii="微软雅黑" w:hAnsi="微软雅黑" w:eastAsia="微软雅黑" w:cs="微软雅黑"/>
                 <w:b/>
                 <w:bCs/>
                 <w:color w:val="254061" w:themeColor="accent1" w:themeShade="80"/>
@@ -338,7 +339,7 @@
               <w:bidi w:val="0"/>
               <w:adjustRightInd/>
               <w:snapToGrid/>
-              <w:jc w:val="both"/>
+              <w:jc w:val="center"/>
               <w:textAlignment w:val="auto"/>
               <w:rPr>
                 <w:rFonts w:ascii="Times New Roman" w:hAnsi="Times New Roman" w:eastAsia="微软雅黑" w:cs="Times New Roman"/>
@@ -352,7 +353,7 @@
             </w:pPr>
             <w:r>
               <w:rPr>
-                <w:rFonts w:hint="eastAsia" w:ascii="黑体" w:hAnsi="黑体" w:eastAsia="黑体" w:cs="黑体"/>
+                <w:rFonts w:hint="eastAsia" w:ascii="微软雅黑" w:hAnsi="微软雅黑" w:eastAsia="微软雅黑" w:cs="微软雅黑"/>
                 <w:b/>
                 <w:bCs/>
                 <w:color w:val="254061" w:themeColor="accent1" w:themeShade="80"/>
@@ -360,45 +361,12 @@
                 <w:szCs w:val="32"/>
                 <w:lang w:val="en-US" w:eastAsia="zh-CN"/>
               </w:rPr>
-              <w:t>结直肠癌76基因检测</w:t>
-            </w:r>
-            <w:r>
-              <w:rPr>
-                <w:rFonts w:ascii="黑体" w:hAnsi="黑体" w:eastAsia="黑体" w:cs="黑体"/>
-                <w:b/>
-                <w:bCs/>
-                <w:color w:val="254061" w:themeColor="accent1" w:themeShade="80"/>
-                <w:sz w:val="32"/>
-                <w:szCs w:val="32"/>
-              </w:rPr>
-              <w:t>报告</w:t>
-            </w:r>
-            <w:r>
-              <w:rPr>
-                <w:rFonts w:hint="eastAsia" w:ascii="黑体" w:hAnsi="黑体" w:eastAsia="黑体" w:cs="黑体"/>
-                <w:b/>
-                <w:bCs/>
-                <w:color w:val="254061" w:themeColor="accent1" w:themeShade="80"/>
-                <w:sz w:val="32"/>
-                <w:szCs w:val="32"/>
-              </w:rPr>
-              <w:t>{% if PDInfo != undefined %}</w:t>
-            </w:r>
-            <w:r>
-              <w:rPr>
-                <w:rFonts w:hint="eastAsia" w:ascii="黑体" w:hAnsi="黑体" w:eastAsia="黑体" w:cs="黑体"/>
-                <w:b/>
-                <w:bCs/>
-                <w:color w:val="254061" w:themeColor="accent1" w:themeShade="80"/>
-                <w:sz w:val="32"/>
-                <w:szCs w:val="32"/>
-                <w:lang w:val="en-US" w:eastAsia="zh-CN"/>
-              </w:rPr>
-              <w:t>（含PD-L1）{% endif %}</w:t>
+              <w:t>分子检测报告单</w:t>
             </w:r>
           </w:p>
         </w:tc>
       </w:tr>
+      <w:bookmarkEnd w:id="42"/>
     </w:tbl>
     <w:p>
       <w:pPr>
@@ -415,23 +383,17 @@
     </w:p>
     <w:p>
       <w:pPr>
-        <w:jc w:val="both"/>
-        <w:rPr>
-          <w:rFonts w:ascii="黑体" w:hAnsi="黑体" w:eastAsia="黑体" w:cs="黑体"/>
-          <w:b/>
-          <w:bCs/>
-          <w:color w:val="1F497D"/>
-          <w:sz w:val="24"/>
-          <w:szCs w:val="24"/>
+        <w:rPr>
+          <w:rFonts w:hint="eastAsia" w:ascii="微软雅黑" w:hAnsi="微软雅黑" w:eastAsia="微软雅黑" w:cs="微软雅黑"/>
         </w:rPr>
       </w:pPr>
     </w:p>
     <w:tbl>
       <w:tblPr>
         <w:tblStyle w:val="19"/>
-        <w:tblW w:w="9672" w:type="dxa"/>
+        <w:tblW w:w="0" w:type="auto"/>
         <w:jc w:val="center"/>
-        <w:tblLayout w:type="fixed"/>
+        <w:tblLayout w:type="autofit"/>
         <w:tblCellMar>
           <w:top w:w="0" w:type="dxa"/>
           <w:left w:w="0" w:type="dxa"/>
@@ -440,15 +402,14 @@
         </w:tblCellMar>
       </w:tblPr>
       <w:tblGrid>
-        <w:gridCol w:w="1182"/>
-        <w:gridCol w:w="951"/>
-        <w:gridCol w:w="764"/>
-        <w:gridCol w:w="704"/>
-        <w:gridCol w:w="779"/>
-        <w:gridCol w:w="779"/>
-        <w:gridCol w:w="1334"/>
-        <w:gridCol w:w="1091"/>
-        <w:gridCol w:w="2088"/>
+        <w:gridCol w:w="1177"/>
+        <w:gridCol w:w="1039"/>
+        <w:gridCol w:w="1040"/>
+        <w:gridCol w:w="1037"/>
+        <w:gridCol w:w="1039"/>
+        <w:gridCol w:w="1039"/>
+        <w:gridCol w:w="1030"/>
+        <w:gridCol w:w="2271"/>
       </w:tblGrid>
       <w:tr>
         <w:tblPrEx>
@@ -460,17 +421,17 @@
           </w:tblCellMar>
         </w:tblPrEx>
         <w:trPr>
-          <w:trHeight w:val="402" w:hRule="atLeast"/>
+          <w:trHeight w:val="430" w:hRule="atLeast"/>
           <w:jc w:val="center"/>
         </w:trPr>
         <w:tc>
           <w:tcPr>
-            <w:tcW w:w="1182" w:type="dxa"/>
+            <w:tcW w:w="1323" w:type="dxa"/>
             <w:tcBorders>
-              <w:top w:val="single" w:color="000000" w:sz="8" w:space="0"/>
+              <w:top w:val="single" w:color="auto" w:sz="4" w:space="0"/>
               <w:left w:val="nil"/>
-              <w:bottom w:val="single" w:color="000000" w:sz="8" w:space="0"/>
-              <w:right w:val="single" w:color="000000" w:sz="8" w:space="0"/>
+              <w:bottom w:val="single" w:color="auto" w:sz="4" w:space="0"/>
+              <w:right w:val="single" w:color="auto" w:sz="4" w:space="0"/>
             </w:tcBorders>
             <w:noWrap/>
             <w:tcMar>
@@ -482,24 +443,39 @@
           </w:tcPr>
           <w:p>
             <w:pPr>
+              <w:keepNext w:val="0"/>
+              <w:keepLines w:val="0"/>
+              <w:pageBreakBefore w:val="0"/>
               <w:widowControl/>
+              <w:kinsoku/>
+              <w:wordWrap/>
+              <w:overflowPunct/>
+              <w:topLinePunct w:val="0"/>
+              <w:autoSpaceDE/>
+              <w:autoSpaceDN/>
+              <w:bidi w:val="0"/>
+              <w:adjustRightInd/>
+              <w:snapToGrid/>
+              <w:spacing w:beforeAutospacing="0" w:afterAutospacing="0" w:line="240" w:lineRule="auto"/>
               <w:jc w:val="center"/>
               <w:textAlignment w:val="center"/>
               <w:rPr>
+                <w:rFonts w:hint="eastAsia" w:ascii="微软雅黑" w:hAnsi="微软雅黑" w:eastAsia="微软雅黑" w:cs="微软雅黑"/>
                 <w:b/>
                 <w:color w:val="000000"/>
                 <w:sz w:val="21"/>
                 <w:szCs w:val="21"/>
-                <w:lang w:bidi="ar"/>
-              </w:rPr>
-            </w:pPr>
-            <w:r>
-              <w:rPr>
+                <w:lang w:val="en-US" w:eastAsia="zh-CN" w:bidi="ar"/>
+              </w:rPr>
+            </w:pPr>
+            <w:r>
+              <w:rPr>
+                <w:rFonts w:hint="eastAsia" w:ascii="微软雅黑" w:hAnsi="微软雅黑" w:eastAsia="微软雅黑" w:cs="微软雅黑"/>
                 <w:b/>
                 <w:color w:val="000000"/>
                 <w:sz w:val="21"/>
                 <w:szCs w:val="21"/>
-                <w:lang w:bidi="ar"/>
+                <w:lang w:val="en-US" w:eastAsia="zh-CN" w:bidi="ar"/>
               </w:rPr>
               <w:t>姓名</w:t>
             </w:r>
@@ -507,12 +483,12 @@
         </w:tc>
         <w:tc>
           <w:tcPr>
-            <w:tcW w:w="951" w:type="dxa"/>
+            <w:tcW w:w="1191" w:type="dxa"/>
             <w:tcBorders>
-              <w:top w:val="single" w:color="000000" w:sz="8" w:space="0"/>
-              <w:left w:val="single" w:color="000000" w:sz="8" w:space="0"/>
-              <w:bottom w:val="single" w:color="000000" w:sz="8" w:space="0"/>
-              <w:right w:val="single" w:color="000000" w:sz="8" w:space="0"/>
+              <w:top w:val="single" w:color="auto" w:sz="4" w:space="0"/>
+              <w:left w:val="single" w:color="auto" w:sz="4" w:space="0"/>
+              <w:bottom w:val="single" w:color="auto" w:sz="4" w:space="0"/>
+              <w:right w:val="single" w:color="auto" w:sz="4" w:space="0"/>
             </w:tcBorders>
             <w:noWrap/>
             <w:tcMar>
@@ -524,38 +500,53 @@
           </w:tcPr>
           <w:p>
             <w:pPr>
+              <w:keepNext w:val="0"/>
+              <w:keepLines w:val="0"/>
+              <w:pageBreakBefore w:val="0"/>
               <w:widowControl/>
+              <w:kinsoku/>
+              <w:wordWrap/>
+              <w:overflowPunct/>
+              <w:topLinePunct w:val="0"/>
+              <w:autoSpaceDE/>
+              <w:autoSpaceDN/>
+              <w:bidi w:val="0"/>
+              <w:adjustRightInd/>
+              <w:snapToGrid/>
+              <w:spacing w:beforeAutospacing="0" w:afterAutospacing="0" w:line="240" w:lineRule="auto"/>
               <w:jc w:val="center"/>
               <w:textAlignment w:val="center"/>
               <w:rPr>
+                <w:rFonts w:hint="eastAsia" w:ascii="微软雅黑" w:hAnsi="微软雅黑" w:eastAsia="微软雅黑" w:cs="微软雅黑"/>
                 <w:b/>
                 <w:color w:val="000000"/>
                 <w:sz w:val="21"/>
                 <w:szCs w:val="21"/>
+                <w:lang w:eastAsia="zh-CN" w:bidi="ar"/>
+              </w:rPr>
+            </w:pPr>
+            <w:r>
+              <w:rPr>
+                <w:rFonts w:hint="eastAsia" w:ascii="微软雅黑" w:hAnsi="微软雅黑" w:eastAsia="微软雅黑" w:cs="微软雅黑"/>
+                <w:b w:val="0"/>
+                <w:bCs/>
+                <w:color w:val="000000"/>
+                <w:sz w:val="21"/>
+                <w:szCs w:val="21"/>
                 <w:lang w:bidi="ar"/>
               </w:rPr>
-            </w:pPr>
-            <w:r>
-              <w:rPr>
-                <w:rFonts w:hint="eastAsia"/>
-                <w:b/>
-                <w:color w:val="000000"/>
-                <w:sz w:val="21"/>
-                <w:szCs w:val="21"/>
-                <w:lang w:bidi="ar"/>
-              </w:rPr>
               <w:t>{{ client }}</w:t>
             </w:r>
           </w:p>
         </w:tc>
         <w:tc>
           <w:tcPr>
-            <w:tcW w:w="764" w:type="dxa"/>
+            <w:tcW w:w="1193" w:type="dxa"/>
             <w:tcBorders>
-              <w:top w:val="single" w:color="000000" w:sz="8" w:space="0"/>
-              <w:left w:val="single" w:color="000000" w:sz="8" w:space="0"/>
-              <w:bottom w:val="single" w:color="000000" w:sz="8" w:space="0"/>
-              <w:right w:val="single" w:color="000000" w:sz="8" w:space="0"/>
+              <w:top w:val="single" w:color="auto" w:sz="4" w:space="0"/>
+              <w:left w:val="single" w:color="auto" w:sz="4" w:space="0"/>
+              <w:bottom w:val="single" w:color="auto" w:sz="4" w:space="0"/>
+              <w:right w:val="single" w:color="auto" w:sz="4" w:space="0"/>
             </w:tcBorders>
             <w:noWrap/>
             <w:tcMar>
@@ -567,10 +558,24 @@
           </w:tcPr>
           <w:p>
             <w:pPr>
+              <w:keepNext w:val="0"/>
+              <w:keepLines w:val="0"/>
+              <w:pageBreakBefore w:val="0"/>
               <w:widowControl/>
+              <w:kinsoku/>
+              <w:wordWrap/>
+              <w:overflowPunct/>
+              <w:topLinePunct w:val="0"/>
+              <w:autoSpaceDE/>
+              <w:autoSpaceDN/>
+              <w:bidi w:val="0"/>
+              <w:adjustRightInd/>
+              <w:snapToGrid/>
+              <w:spacing w:beforeAutospacing="0" w:afterAutospacing="0" w:line="240" w:lineRule="auto"/>
               <w:jc w:val="center"/>
               <w:textAlignment w:val="center"/>
               <w:rPr>
+                <w:rFonts w:hint="eastAsia" w:ascii="微软雅黑" w:hAnsi="微软雅黑" w:eastAsia="微软雅黑" w:cs="微软雅黑"/>
                 <w:b/>
                 <w:color w:val="000000"/>
                 <w:sz w:val="21"/>
@@ -580,6 +585,7 @@
             </w:pPr>
             <w:r>
               <w:rPr>
+                <w:rFonts w:hint="eastAsia" w:ascii="微软雅黑" w:hAnsi="微软雅黑" w:eastAsia="微软雅黑" w:cs="微软雅黑"/>
                 <w:b/>
                 <w:color w:val="000000"/>
                 <w:sz w:val="21"/>
@@ -592,12 +598,12 @@
         </w:tc>
         <w:tc>
           <w:tcPr>
-            <w:tcW w:w="704" w:type="dxa"/>
+            <w:tcW w:w="1189" w:type="dxa"/>
             <w:tcBorders>
-              <w:top w:val="single" w:color="000000" w:sz="8" w:space="0"/>
-              <w:left w:val="single" w:color="000000" w:sz="8" w:space="0"/>
-              <w:bottom w:val="single" w:color="000000" w:sz="8" w:space="0"/>
-              <w:right w:val="single" w:color="000000" w:sz="8" w:space="0"/>
+              <w:top w:val="single" w:color="auto" w:sz="4" w:space="0"/>
+              <w:left w:val="single" w:color="auto" w:sz="4" w:space="0"/>
+              <w:bottom w:val="single" w:color="auto" w:sz="4" w:space="0"/>
+              <w:right w:val="single" w:color="auto" w:sz="4" w:space="0"/>
             </w:tcBorders>
             <w:noWrap/>
             <w:tcMar>
@@ -609,10 +615,24 @@
           </w:tcPr>
           <w:p>
             <w:pPr>
+              <w:keepNext w:val="0"/>
+              <w:keepLines w:val="0"/>
+              <w:pageBreakBefore w:val="0"/>
               <w:widowControl/>
+              <w:kinsoku/>
+              <w:wordWrap/>
+              <w:overflowPunct/>
+              <w:topLinePunct w:val="0"/>
+              <w:autoSpaceDE/>
+              <w:autoSpaceDN/>
+              <w:bidi w:val="0"/>
+              <w:adjustRightInd/>
+              <w:snapToGrid/>
+              <w:spacing w:beforeAutospacing="0" w:afterAutospacing="0" w:line="240" w:lineRule="auto"/>
               <w:jc w:val="center"/>
               <w:textAlignment w:val="center"/>
               <w:rPr>
+                <w:rFonts w:hint="eastAsia" w:ascii="微软雅黑" w:hAnsi="微软雅黑" w:eastAsia="微软雅黑" w:cs="微软雅黑"/>
                 <w:b/>
                 <w:color w:val="000000"/>
                 <w:sz w:val="21"/>
@@ -622,9 +642,9 @@
             </w:pPr>
             <w:r>
               <w:rPr>
-                <w:rFonts w:hint="eastAsia" w:ascii="宋体" w:hAnsi="宋体" w:eastAsia="宋体" w:cs="宋体"/>
-                <w:b/>
-                <w:bCs w:val="0"/>
+                <w:rFonts w:hint="eastAsia" w:ascii="微软雅黑" w:hAnsi="微软雅黑" w:eastAsia="微软雅黑" w:cs="微软雅黑"/>
+                <w:b w:val="0"/>
+                <w:bCs/>
                 <w:color w:val="000000"/>
                 <w:sz w:val="21"/>
                 <w:szCs w:val="21"/>
@@ -636,12 +656,12 @@
         </w:tc>
         <w:tc>
           <w:tcPr>
-            <w:tcW w:w="779" w:type="dxa"/>
+            <w:tcW w:w="1191" w:type="dxa"/>
             <w:tcBorders>
-              <w:top w:val="single" w:color="000000" w:sz="8" w:space="0"/>
-              <w:left w:val="single" w:color="000000" w:sz="8" w:space="0"/>
-              <w:bottom w:val="single" w:color="000000" w:sz="8" w:space="0"/>
-              <w:right w:val="single" w:color="000000" w:sz="8" w:space="0"/>
+              <w:top w:val="single" w:color="auto" w:sz="4" w:space="0"/>
+              <w:left w:val="single" w:color="auto" w:sz="4" w:space="0"/>
+              <w:bottom w:val="single" w:color="auto" w:sz="4" w:space="0"/>
+              <w:right w:val="single" w:color="auto" w:sz="4" w:space="0"/>
             </w:tcBorders>
             <w:noWrap/>
             <w:tcMar>
@@ -653,23 +673,40 @@
           </w:tcPr>
           <w:p>
             <w:pPr>
+              <w:keepNext w:val="0"/>
+              <w:keepLines w:val="0"/>
+              <w:pageBreakBefore w:val="0"/>
               <w:widowControl/>
+              <w:kinsoku/>
+              <w:wordWrap/>
+              <w:overflowPunct/>
+              <w:topLinePunct w:val="0"/>
+              <w:autoSpaceDE/>
+              <w:autoSpaceDN/>
+              <w:bidi w:val="0"/>
+              <w:adjustRightInd/>
+              <w:snapToGrid/>
+              <w:spacing w:beforeAutospacing="0" w:afterAutospacing="0" w:line="240" w:lineRule="auto"/>
               <w:jc w:val="center"/>
               <w:textAlignment w:val="center"/>
               <w:rPr>
+                <w:rFonts w:hint="eastAsia" w:ascii="微软雅黑" w:hAnsi="微软雅黑" w:eastAsia="微软雅黑" w:cs="微软雅黑"/>
                 <w:b/>
                 <w:color w:val="000000"/>
                 <w:sz w:val="21"/>
                 <w:szCs w:val="21"/>
+                <w:highlight w:val="none"/>
                 <w:lang w:bidi="ar"/>
               </w:rPr>
             </w:pPr>
             <w:r>
               <w:rPr>
+                <w:rFonts w:hint="eastAsia" w:ascii="微软雅黑" w:hAnsi="微软雅黑" w:eastAsia="微软雅黑" w:cs="微软雅黑"/>
                 <w:b/>
                 <w:color w:val="000000"/>
                 <w:sz w:val="21"/>
                 <w:szCs w:val="21"/>
+                <w:highlight w:val="none"/>
                 <w:lang w:bidi="ar"/>
               </w:rPr>
               <w:t>年龄</w:t>
@@ -678,12 +715,12 @@
         </w:tc>
         <w:tc>
           <w:tcPr>
-            <w:tcW w:w="779" w:type="dxa"/>
+            <w:tcW w:w="1191" w:type="dxa"/>
             <w:tcBorders>
-              <w:top w:val="single" w:color="000000" w:sz="8" w:space="0"/>
-              <w:left w:val="single" w:color="000000" w:sz="8" w:space="0"/>
-              <w:bottom w:val="single" w:color="000000" w:sz="8" w:space="0"/>
-              <w:right w:val="single" w:color="000000" w:sz="8" w:space="0"/>
+              <w:top w:val="single" w:color="auto" w:sz="4" w:space="0"/>
+              <w:left w:val="single" w:color="auto" w:sz="4" w:space="0"/>
+              <w:bottom w:val="single" w:color="auto" w:sz="4" w:space="0"/>
+              <w:right w:val="single" w:color="auto" w:sz="4" w:space="0"/>
             </w:tcBorders>
             <w:noWrap/>
             <w:tcMar>
@@ -695,37 +732,54 @@
           </w:tcPr>
           <w:p>
             <w:pPr>
+              <w:keepNext w:val="0"/>
+              <w:keepLines w:val="0"/>
+              <w:pageBreakBefore w:val="0"/>
               <w:widowControl/>
+              <w:kinsoku/>
+              <w:wordWrap/>
+              <w:overflowPunct/>
+              <w:topLinePunct w:val="0"/>
+              <w:autoSpaceDE/>
+              <w:autoSpaceDN/>
+              <w:bidi w:val="0"/>
+              <w:adjustRightInd/>
+              <w:snapToGrid/>
+              <w:spacing w:beforeAutospacing="0" w:afterAutospacing="0" w:line="240" w:lineRule="auto"/>
               <w:jc w:val="center"/>
               <w:textAlignment w:val="center"/>
               <w:rPr>
+                <w:rFonts w:hint="eastAsia" w:ascii="微软雅黑" w:hAnsi="微软雅黑" w:eastAsia="微软雅黑" w:cs="微软雅黑"/>
                 <w:b/>
                 <w:color w:val="000000"/>
                 <w:sz w:val="21"/>
                 <w:szCs w:val="21"/>
+                <w:highlight w:val="none"/>
                 <w:lang w:bidi="ar"/>
               </w:rPr>
             </w:pPr>
             <w:r>
               <w:rPr>
-                <w:rFonts w:hint="default" w:ascii="Times New Roman" w:hAnsi="Times New Roman" w:eastAsia="宋体" w:cs="Times New Roman"/>
-                <w:b/>
-                <w:bCs w:val="0"/>
+                <w:rFonts w:hint="eastAsia" w:ascii="微软雅黑" w:hAnsi="微软雅黑" w:eastAsia="微软雅黑" w:cs="微软雅黑"/>
+                <w:b w:val="0"/>
+                <w:bCs/>
                 <w:color w:val="000000"/>
                 <w:sz w:val="21"/>
                 <w:szCs w:val="21"/>
+                <w:highlight w:val="none"/>
                 <w:lang w:eastAsia="zh-CN"/>
               </w:rPr>
               <w:t>{{ age }}</w:t>
             </w:r>
             <w:r>
               <w:rPr>
-                <w:rFonts w:hint="default" w:ascii="Times New Roman" w:hAnsi="Times New Roman" w:eastAsia="宋体" w:cs="Times New Roman"/>
-                <w:b/>
-                <w:bCs w:val="0"/>
+                <w:rFonts w:hint="eastAsia" w:ascii="微软雅黑" w:hAnsi="微软雅黑" w:eastAsia="微软雅黑" w:cs="微软雅黑"/>
+                <w:b w:val="0"/>
+                <w:bCs/>
                 <w:color w:val="000000"/>
                 <w:sz w:val="21"/>
                 <w:szCs w:val="21"/>
+                <w:highlight w:val="none"/>
                 <w:lang w:bidi="ar"/>
               </w:rPr>
               <w:t>岁</w:t>
@@ -734,12 +788,12 @@
         </w:tc>
         <w:tc>
           <w:tcPr>
-            <w:tcW w:w="1334" w:type="dxa"/>
+            <w:tcW w:w="1181" w:type="dxa"/>
             <w:tcBorders>
-              <w:top w:val="single" w:color="000000" w:sz="8" w:space="0"/>
-              <w:left w:val="single" w:color="000000" w:sz="8" w:space="0"/>
-              <w:bottom w:val="single" w:color="000000" w:sz="8" w:space="0"/>
-              <w:right w:val="single" w:color="000000" w:sz="8" w:space="0"/>
+              <w:top w:val="single" w:color="auto" w:sz="4" w:space="0"/>
+              <w:left w:val="single" w:color="auto" w:sz="4" w:space="0"/>
+              <w:bottom w:val="single" w:color="auto" w:sz="4" w:space="0"/>
+              <w:right w:val="single" w:color="auto" w:sz="4" w:space="0"/>
             </w:tcBorders>
             <w:noWrap/>
             <w:tcMar>
@@ -751,37 +805,53 @@
           </w:tcPr>
           <w:p>
             <w:pPr>
+              <w:keepNext w:val="0"/>
+              <w:keepLines w:val="0"/>
+              <w:pageBreakBefore w:val="0"/>
               <w:widowControl/>
+              <w:kinsoku/>
+              <w:wordWrap/>
+              <w:overflowPunct/>
+              <w:topLinePunct w:val="0"/>
+              <w:autoSpaceDE/>
+              <w:autoSpaceDN/>
+              <w:bidi w:val="0"/>
+              <w:adjustRightInd/>
+              <w:snapToGrid/>
+              <w:spacing w:beforeAutospacing="0" w:afterAutospacing="0" w:line="240" w:lineRule="auto"/>
               <w:jc w:val="center"/>
               <w:textAlignment w:val="center"/>
               <w:rPr>
+                <w:rFonts w:hint="eastAsia" w:ascii="微软雅黑" w:hAnsi="微软雅黑" w:eastAsia="微软雅黑" w:cs="微软雅黑"/>
                 <w:b/>
                 <w:color w:val="000000"/>
                 <w:sz w:val="21"/>
                 <w:szCs w:val="21"/>
-                <w:lang w:bidi="ar"/>
-              </w:rPr>
-            </w:pPr>
-            <w:r>
-              <w:rPr>
+                <w:highlight w:val="none"/>
+                <w:lang w:val="en-US" w:eastAsia="zh-CN" w:bidi="ar"/>
+              </w:rPr>
+            </w:pPr>
+            <w:r>
+              <w:rPr>
+                <w:rFonts w:hint="eastAsia" w:ascii="微软雅黑" w:hAnsi="微软雅黑" w:eastAsia="微软雅黑" w:cs="微软雅黑"/>
                 <w:b/>
                 <w:color w:val="000000"/>
                 <w:sz w:val="21"/>
                 <w:szCs w:val="21"/>
-                <w:lang w:bidi="ar"/>
-              </w:rPr>
-              <w:t>送检医院</w:t>
-            </w:r>
-          </w:p>
-        </w:tc>
-        <w:tc>
-          <w:tcPr>
-            <w:tcW w:w="3179" w:type="dxa"/>
-            <w:gridSpan w:val="2"/>
+                <w:highlight w:val="none"/>
+                <w:lang w:val="en-US" w:eastAsia="zh-CN" w:bidi="ar"/>
+              </w:rPr>
+              <w:t>检测号</w:t>
+            </w:r>
+          </w:p>
+        </w:tc>
+        <w:tc>
+          <w:tcPr>
+            <w:tcW w:w="1497" w:type="dxa"/>
             <w:tcBorders>
-              <w:top w:val="single" w:color="000000" w:sz="8" w:space="0"/>
-              <w:left w:val="single" w:color="000000" w:sz="8" w:space="0"/>
-              <w:bottom w:val="single" w:color="000000" w:sz="8" w:space="0"/>
+              <w:top w:val="single" w:color="auto" w:sz="4" w:space="0"/>
+              <w:left w:val="single" w:color="auto" w:sz="4" w:space="0"/>
+              <w:bottom w:val="single" w:color="auto" w:sz="4" w:space="0"/>
               <w:right w:val="nil"/>
             </w:tcBorders>
             <w:noWrap/>
@@ -794,11 +864,24 @@
           </w:tcPr>
           <w:p>
             <w:pPr>
+              <w:keepNext w:val="0"/>
+              <w:keepLines w:val="0"/>
+              <w:pageBreakBefore w:val="0"/>
               <w:widowControl/>
+              <w:kinsoku/>
+              <w:wordWrap/>
+              <w:overflowPunct/>
+              <w:topLinePunct w:val="0"/>
+              <w:autoSpaceDE/>
+              <w:autoSpaceDN/>
+              <w:bidi w:val="0"/>
+              <w:adjustRightInd/>
+              <w:snapToGrid/>
+              <w:spacing w:beforeAutospacing="0" w:afterAutospacing="0" w:line="240" w:lineRule="auto"/>
               <w:jc w:val="center"/>
               <w:textAlignment w:val="center"/>
               <w:rPr>
-                <w:rFonts w:ascii="Times New Roman" w:hAnsi="Times New Roman" w:cs="Times New Roman"/>
+                <w:rFonts w:hint="eastAsia" w:ascii="微软雅黑" w:hAnsi="微软雅黑" w:eastAsia="微软雅黑" w:cs="微软雅黑"/>
                 <w:b/>
                 <w:bCs/>
                 <w:kern w:val="2"/>
@@ -806,12 +889,15 @@
             </w:pPr>
             <w:r>
               <w:rPr>
-                <w:rFonts w:hint="eastAsia" w:ascii="宋体" w:hAnsi="宋体" w:eastAsia="宋体" w:cs="宋体"/>
-                <w:b/>
+                <w:rFonts w:hint="eastAsia" w:ascii="微软雅黑" w:hAnsi="微软雅黑" w:eastAsia="微软雅黑" w:cs="微软雅黑"/>
+                <w:b w:val="0"/>
                 <w:bCs/>
-                <w:kern w:val="2"/>
-              </w:rPr>
-              <w:t>{{ hospital }}</w:t>
+                <w:color w:val="000000"/>
+                <w:sz w:val="21"/>
+                <w:szCs w:val="21"/>
+                <w:lang w:bidi="ar"/>
+              </w:rPr>
+              <w:t>{{ template_subbarcode }}</w:t>
             </w:r>
           </w:p>
         </w:tc>
@@ -826,17 +912,17 @@
           </w:tblCellMar>
         </w:tblPrEx>
         <w:trPr>
-          <w:trHeight w:val="402" w:hRule="atLeast"/>
+          <w:trHeight w:val="397" w:hRule="atLeast"/>
           <w:jc w:val="center"/>
         </w:trPr>
         <w:tc>
           <w:tcPr>
-            <w:tcW w:w="1182" w:type="dxa"/>
+            <w:tcW w:w="1323" w:type="dxa"/>
             <w:tcBorders>
-              <w:top w:val="nil"/>
+              <w:top w:val="single" w:color="auto" w:sz="4" w:space="0"/>
               <w:left w:val="nil"/>
-              <w:bottom w:val="single" w:color="000000" w:sz="8" w:space="0"/>
-              <w:right w:val="single" w:color="000000" w:sz="8" w:space="0"/>
+              <w:bottom w:val="single" w:color="auto" w:sz="4" w:space="0"/>
+              <w:right w:val="single" w:color="auto" w:sz="4" w:space="0"/>
             </w:tcBorders>
             <w:noWrap/>
             <w:tcMar>
@@ -848,37 +934,53 @@
           </w:tcPr>
           <w:p>
             <w:pPr>
+              <w:keepNext w:val="0"/>
+              <w:keepLines w:val="0"/>
+              <w:pageBreakBefore w:val="0"/>
               <w:widowControl/>
+              <w:kinsoku/>
+              <w:wordWrap/>
+              <w:overflowPunct/>
+              <w:topLinePunct w:val="0"/>
+              <w:autoSpaceDE/>
+              <w:autoSpaceDN/>
+              <w:bidi w:val="0"/>
+              <w:adjustRightInd/>
+              <w:snapToGrid/>
+              <w:spacing w:beforeAutospacing="0" w:afterAutospacing="0" w:line="240" w:lineRule="auto"/>
               <w:jc w:val="center"/>
               <w:textAlignment w:val="center"/>
               <w:rPr>
+                <w:rFonts w:hint="eastAsia" w:ascii="微软雅黑" w:hAnsi="微软雅黑" w:eastAsia="微软雅黑" w:cs="微软雅黑"/>
                 <w:b/>
                 <w:color w:val="000000"/>
                 <w:sz w:val="21"/>
                 <w:szCs w:val="21"/>
-                <w:lang w:bidi="ar"/>
-              </w:rPr>
-            </w:pPr>
-            <w:r>
-              <w:rPr>
+                <w:lang w:val="en-US" w:eastAsia="zh-CN" w:bidi="ar"/>
+              </w:rPr>
+            </w:pPr>
+            <w:r>
+              <w:rPr>
+                <w:rFonts w:hint="eastAsia" w:ascii="微软雅黑" w:hAnsi="微软雅黑" w:eastAsia="微软雅黑" w:cs="微软雅黑"/>
                 <w:b/>
                 <w:color w:val="000000"/>
                 <w:sz w:val="21"/>
                 <w:szCs w:val="21"/>
-                <w:lang w:bidi="ar"/>
-              </w:rPr>
-              <w:t>住院号</w:t>
-            </w:r>
-          </w:p>
-        </w:tc>
-        <w:tc>
-          <w:tcPr>
-            <w:tcW w:w="951" w:type="dxa"/>
+                <w:lang w:val="en-US" w:eastAsia="zh-CN" w:bidi="ar"/>
+              </w:rPr>
+              <w:t>科室</w:t>
+            </w:r>
+          </w:p>
+        </w:tc>
+        <w:tc>
+          <w:tcPr>
+            <w:tcW w:w="3573" w:type="dxa"/>
+            <w:gridSpan w:val="3"/>
             <w:tcBorders>
-              <w:top w:val="nil"/>
-              <w:left w:val="single" w:color="000000" w:sz="8" w:space="0"/>
-              <w:bottom w:val="single" w:color="000000" w:sz="8" w:space="0"/>
-              <w:right w:val="single" w:color="000000" w:sz="8" w:space="0"/>
+              <w:top w:val="single" w:color="auto" w:sz="4" w:space="0"/>
+              <w:left w:val="single" w:color="auto" w:sz="4" w:space="0"/>
+              <w:bottom w:val="single" w:color="auto" w:sz="4" w:space="0"/>
+              <w:right w:val="single" w:color="auto" w:sz="4" w:space="0"/>
             </w:tcBorders>
             <w:noWrap/>
             <w:tcMar>
@@ -890,11 +992,25 @@
           </w:tcPr>
           <w:p>
             <w:pPr>
+              <w:keepNext w:val="0"/>
+              <w:keepLines w:val="0"/>
+              <w:pageBreakBefore w:val="0"/>
               <w:widowControl/>
-              <w:jc w:val="center"/>
-              <w:textAlignment w:val="center"/>
-              <w:rPr>
-                <w:b/>
+              <w:kinsoku/>
+              <w:wordWrap/>
+              <w:overflowPunct/>
+              <w:topLinePunct w:val="0"/>
+              <w:autoSpaceDE/>
+              <w:autoSpaceDN/>
+              <w:bidi w:val="0"/>
+              <w:adjustRightInd/>
+              <w:snapToGrid/>
+              <w:spacing w:beforeAutospacing="0" w:afterAutospacing="0" w:line="240" w:lineRule="auto"/>
+              <w:jc w:val="center"/>
+              <w:rPr>
+                <w:rFonts w:hint="eastAsia" w:ascii="微软雅黑" w:hAnsi="微软雅黑" w:eastAsia="微软雅黑" w:cs="微软雅黑"/>
+                <w:b w:val="0"/>
+                <w:bCs/>
                 <w:color w:val="000000"/>
                 <w:sz w:val="21"/>
                 <w:szCs w:val="21"/>
@@ -903,25 +1019,26 @@
             </w:pPr>
             <w:r>
               <w:rPr>
-                <w:rFonts w:hint="eastAsia"/>
-                <w:b/>
+                <w:rFonts w:hint="eastAsia" w:ascii="微软雅黑" w:hAnsi="微软雅黑" w:eastAsia="微软雅黑" w:cs="微软雅黑"/>
+                <w:b w:val="0"/>
+                <w:bCs/>
                 <w:color w:val="000000"/>
                 <w:sz w:val="21"/>
                 <w:szCs w:val="21"/>
                 <w:lang w:bidi="ar"/>
               </w:rPr>
-              <w:t>{{ room }}</w:t>
-            </w:r>
-          </w:p>
-        </w:tc>
-        <w:tc>
-          <w:tcPr>
-            <w:tcW w:w="764" w:type="dxa"/>
+              <w:t>{{ locationname }}</w:t>
+            </w:r>
+          </w:p>
+        </w:tc>
+        <w:tc>
+          <w:tcPr>
+            <w:tcW w:w="1191" w:type="dxa"/>
             <w:tcBorders>
-              <w:top w:val="nil"/>
-              <w:left w:val="single" w:color="000000" w:sz="8" w:space="0"/>
-              <w:bottom w:val="single" w:color="000000" w:sz="8" w:space="0"/>
-              <w:right w:val="single" w:color="000000" w:sz="8" w:space="0"/>
+              <w:top w:val="single" w:color="auto" w:sz="4" w:space="0"/>
+              <w:left w:val="single" w:color="auto" w:sz="4" w:space="0"/>
+              <w:bottom w:val="single" w:color="auto" w:sz="4" w:space="0"/>
+              <w:right w:val="single" w:color="auto" w:sz="4" w:space="0"/>
             </w:tcBorders>
             <w:noWrap/>
             <w:tcMar>
@@ -933,38 +1050,52 @@
           </w:tcPr>
           <w:p>
             <w:pPr>
+              <w:keepNext w:val="0"/>
+              <w:keepLines w:val="0"/>
+              <w:pageBreakBefore w:val="0"/>
               <w:widowControl/>
+              <w:kinsoku/>
+              <w:wordWrap/>
+              <w:overflowPunct/>
+              <w:topLinePunct w:val="0"/>
+              <w:autoSpaceDE/>
+              <w:autoSpaceDN/>
+              <w:bidi w:val="0"/>
+              <w:adjustRightInd/>
+              <w:snapToGrid/>
+              <w:spacing w:beforeAutospacing="0" w:afterAutospacing="0" w:line="240" w:lineRule="auto"/>
               <w:jc w:val="center"/>
               <w:textAlignment w:val="center"/>
               <w:rPr>
+                <w:rFonts w:hint="eastAsia" w:ascii="微软雅黑" w:hAnsi="微软雅黑" w:eastAsia="微软雅黑" w:cs="微软雅黑"/>
                 <w:b/>
                 <w:color w:val="000000"/>
                 <w:sz w:val="21"/>
                 <w:szCs w:val="21"/>
-                <w:lang w:bidi="ar"/>
-              </w:rPr>
-            </w:pPr>
-            <w:r>
-              <w:rPr>
+                <w:lang w:val="en-US" w:eastAsia="zh-CN" w:bidi="ar"/>
+              </w:rPr>
+            </w:pPr>
+            <w:r>
+              <w:rPr>
+                <w:rFonts w:hint="eastAsia" w:ascii="微软雅黑" w:hAnsi="微软雅黑" w:eastAsia="微软雅黑" w:cs="微软雅黑"/>
                 <w:b/>
                 <w:color w:val="000000"/>
                 <w:sz w:val="21"/>
                 <w:szCs w:val="21"/>
-                <w:lang w:bidi="ar"/>
-              </w:rPr>
-              <w:t>床号</w:t>
-            </w:r>
-          </w:p>
-        </w:tc>
-        <w:tc>
-          <w:tcPr>
-            <w:tcW w:w="1483" w:type="dxa"/>
-            <w:gridSpan w:val="2"/>
+                <w:lang w:val="en-US" w:eastAsia="zh-CN" w:bidi="ar"/>
+              </w:rPr>
+              <w:t>住院号</w:t>
+            </w:r>
+          </w:p>
+        </w:tc>
+        <w:tc>
+          <w:tcPr>
+            <w:tcW w:w="1191" w:type="dxa"/>
             <w:tcBorders>
-              <w:top w:val="nil"/>
-              <w:left w:val="single" w:color="000000" w:sz="8" w:space="0"/>
-              <w:bottom w:val="single" w:color="000000" w:sz="8" w:space="0"/>
-              <w:right w:val="single" w:color="000000" w:sz="8" w:space="0"/>
+              <w:top w:val="single" w:color="auto" w:sz="4" w:space="0"/>
+              <w:left w:val="single" w:color="auto" w:sz="4" w:space="0"/>
+              <w:bottom w:val="single" w:color="auto" w:sz="4" w:space="0"/>
+              <w:right w:val="single" w:color="auto" w:sz="4" w:space="0"/>
             </w:tcBorders>
             <w:noWrap/>
             <w:tcMar>
@@ -976,59 +1107,52 @@
           </w:tcPr>
           <w:p>
             <w:pPr>
-              <w:jc w:val="center"/>
-              <w:rPr>
-                <w:rFonts w:hint="eastAsia" w:eastAsia="宋体"/>
+              <w:keepNext w:val="0"/>
+              <w:keepLines w:val="0"/>
+              <w:pageBreakBefore w:val="0"/>
+              <w:widowControl/>
+              <w:kinsoku/>
+              <w:wordWrap/>
+              <w:overflowPunct/>
+              <w:topLinePunct w:val="0"/>
+              <w:autoSpaceDE/>
+              <w:autoSpaceDN/>
+              <w:bidi w:val="0"/>
+              <w:adjustRightInd/>
+              <w:snapToGrid/>
+              <w:spacing w:beforeAutospacing="0" w:afterAutospacing="0" w:line="240" w:lineRule="auto"/>
+              <w:jc w:val="center"/>
+              <w:rPr>
+                <w:rFonts w:hint="eastAsia" w:ascii="微软雅黑" w:hAnsi="微软雅黑" w:eastAsia="微软雅黑" w:cs="微软雅黑"/>
                 <w:b/>
                 <w:color w:val="000000"/>
                 <w:sz w:val="21"/>
                 <w:szCs w:val="21"/>
-                <w:lang w:eastAsia="zh-CN" w:bidi="ar"/>
-              </w:rPr>
-            </w:pPr>
-            <w:r>
-              <w:rPr>
-                <w:rFonts w:hint="eastAsia"/>
-                <w:b/>
+                <w:lang w:bidi="ar"/>
+              </w:rPr>
+            </w:pPr>
+            <w:r>
+              <w:rPr>
+                <w:rFonts w:hint="eastAsia" w:ascii="微软雅黑" w:hAnsi="微软雅黑" w:eastAsia="微软雅黑" w:cs="微软雅黑"/>
+                <w:b w:val="0"/>
+                <w:bCs/>
                 <w:color w:val="000000"/>
                 <w:sz w:val="21"/>
                 <w:szCs w:val="21"/>
-                <w:lang w:eastAsia="zh-CN" w:bidi="ar"/>
-              </w:rPr>
-              <w:t xml:space="preserve">{{ </w:t>
-            </w:r>
-            <w:r>
-              <w:rPr>
-                <w:rFonts w:hint="eastAsia"/>
-                <w:b/>
-                <w:color w:val="000000"/>
-                <w:sz w:val="21"/>
-                <w:szCs w:val="21"/>
-                <w:lang w:val="en-US" w:eastAsia="zh-CN" w:bidi="ar"/>
-              </w:rPr>
-              <w:t xml:space="preserve">bed </w:t>
-            </w:r>
-            <w:r>
-              <w:rPr>
-                <w:rFonts w:hint="eastAsia"/>
-                <w:b/>
-                <w:color w:val="000000"/>
-                <w:sz w:val="21"/>
-                <w:szCs w:val="21"/>
-                <w:lang w:eastAsia="zh-CN" w:bidi="ar"/>
-              </w:rPr>
-              <w:t>}}</w:t>
-            </w:r>
-          </w:p>
-        </w:tc>
-        <w:tc>
-          <w:tcPr>
-            <w:tcW w:w="779" w:type="dxa"/>
+                <w:lang w:bidi="ar"/>
+              </w:rPr>
+              <w:t>{{ room }}</w:t>
+            </w:r>
+          </w:p>
+        </w:tc>
+        <w:tc>
+          <w:tcPr>
+            <w:tcW w:w="1181" w:type="dxa"/>
             <w:tcBorders>
-              <w:top w:val="nil"/>
-              <w:left w:val="single" w:color="000000" w:sz="8" w:space="0"/>
-              <w:bottom w:val="single" w:color="000000" w:sz="8" w:space="0"/>
-              <w:right w:val="single" w:color="000000" w:sz="8" w:space="0"/>
+              <w:top w:val="single" w:color="auto" w:sz="4" w:space="0"/>
+              <w:left w:val="single" w:color="auto" w:sz="4" w:space="0"/>
+              <w:bottom w:val="single" w:color="auto" w:sz="4" w:space="0"/>
+              <w:right w:val="single" w:color="auto" w:sz="4" w:space="0"/>
             </w:tcBorders>
             <w:noWrap/>
             <w:tcMar>
@@ -1040,10 +1164,24 @@
           </w:tcPr>
           <w:p>
             <w:pPr>
+              <w:keepNext w:val="0"/>
+              <w:keepLines w:val="0"/>
+              <w:pageBreakBefore w:val="0"/>
               <w:widowControl/>
+              <w:kinsoku/>
+              <w:wordWrap/>
+              <w:overflowPunct/>
+              <w:topLinePunct w:val="0"/>
+              <w:autoSpaceDE/>
+              <w:autoSpaceDN/>
+              <w:bidi w:val="0"/>
+              <w:adjustRightInd/>
+              <w:snapToGrid/>
+              <w:spacing w:beforeAutospacing="0" w:afterAutospacing="0" w:line="240" w:lineRule="auto"/>
               <w:jc w:val="center"/>
               <w:textAlignment w:val="center"/>
               <w:rPr>
+                <w:rFonts w:hint="eastAsia" w:ascii="微软雅黑" w:hAnsi="微软雅黑" w:eastAsia="微软雅黑" w:cs="微软雅黑"/>
                 <w:b/>
                 <w:color w:val="000000"/>
                 <w:sz w:val="21"/>
@@ -1053,23 +1191,24 @@
             </w:pPr>
             <w:r>
               <w:rPr>
+                <w:rFonts w:hint="eastAsia" w:ascii="微软雅黑" w:hAnsi="微软雅黑" w:eastAsia="微软雅黑" w:cs="微软雅黑"/>
                 <w:b/>
                 <w:color w:val="000000"/>
                 <w:sz w:val="21"/>
                 <w:szCs w:val="21"/>
-                <w:lang w:bidi="ar"/>
-              </w:rPr>
-              <w:t>科室</w:t>
-            </w:r>
-          </w:p>
-        </w:tc>
-        <w:tc>
-          <w:tcPr>
-            <w:tcW w:w="1334" w:type="dxa"/>
+                <w:lang w:val="en-US" w:eastAsia="zh-CN" w:bidi="ar"/>
+              </w:rPr>
+              <w:t>床号</w:t>
+            </w:r>
+          </w:p>
+        </w:tc>
+        <w:tc>
+          <w:tcPr>
+            <w:tcW w:w="1497" w:type="dxa"/>
             <w:tcBorders>
-              <w:top w:val="nil"/>
-              <w:left w:val="single" w:color="000000" w:sz="8" w:space="0"/>
-              <w:bottom w:val="single" w:color="000000" w:sz="8" w:space="0"/>
+              <w:top w:val="single" w:color="auto" w:sz="4" w:space="0"/>
+              <w:left w:val="single" w:color="auto" w:sz="4" w:space="0"/>
+              <w:bottom w:val="single" w:color="auto" w:sz="4" w:space="0"/>
               <w:right w:val="nil"/>
             </w:tcBorders>
             <w:noWrap/>
@@ -1082,11 +1221,26 @@
           </w:tcPr>
           <w:p>
             <w:pPr>
+              <w:keepNext w:val="0"/>
+              <w:keepLines w:val="0"/>
+              <w:pageBreakBefore w:val="0"/>
               <w:widowControl/>
+              <w:kinsoku/>
+              <w:wordWrap/>
+              <w:overflowPunct/>
+              <w:topLinePunct w:val="0"/>
+              <w:autoSpaceDE/>
+              <w:autoSpaceDN/>
+              <w:bidi w:val="0"/>
+              <w:adjustRightInd/>
+              <w:snapToGrid/>
+              <w:spacing w:beforeAutospacing="0" w:afterAutospacing="0" w:line="240" w:lineRule="auto"/>
               <w:jc w:val="center"/>
               <w:textAlignment w:val="center"/>
               <w:rPr>
-                <w:b/>
+                <w:rFonts w:hint="eastAsia" w:ascii="微软雅黑" w:hAnsi="微软雅黑" w:eastAsia="微软雅黑" w:cs="微软雅黑"/>
+                <w:b w:val="0"/>
+                <w:bCs/>
                 <w:color w:val="000000"/>
                 <w:sz w:val="21"/>
                 <w:szCs w:val="21"/>
@@ -1095,102 +1249,15 @@
             </w:pPr>
             <w:r>
               <w:rPr>
-                <w:rFonts w:hint="eastAsia"/>
-                <w:b/>
+                <w:rFonts w:hint="eastAsia" w:ascii="微软雅黑" w:hAnsi="微软雅黑" w:eastAsia="微软雅黑" w:cs="微软雅黑"/>
+                <w:b w:val="0"/>
+                <w:bCs/>
                 <w:color w:val="000000"/>
                 <w:sz w:val="21"/>
                 <w:szCs w:val="21"/>
                 <w:lang w:bidi="ar"/>
               </w:rPr>
-              <w:t>{{ locationname }}</w:t>
-            </w:r>
-          </w:p>
-        </w:tc>
-        <w:tc>
-          <w:tcPr>
-            <w:tcW w:w="1091" w:type="dxa"/>
-            <w:tcBorders>
-              <w:top w:val="nil"/>
-              <w:left w:val="single" w:color="000000" w:sz="8" w:space="0"/>
-              <w:bottom w:val="single" w:color="000000" w:sz="8" w:space="0"/>
-              <w:right w:val="nil"/>
-            </w:tcBorders>
-            <w:noWrap/>
-            <w:tcMar>
-              <w:top w:w="15" w:type="dxa"/>
-              <w:left w:w="15" w:type="dxa"/>
-              <w:right w:w="15" w:type="dxa"/>
-            </w:tcMar>
-            <w:vAlign w:val="center"/>
-          </w:tcPr>
-          <w:p>
-            <w:pPr>
-              <w:widowControl/>
-              <w:jc w:val="center"/>
-              <w:textAlignment w:val="center"/>
-              <w:rPr>
-                <w:rFonts w:hint="eastAsia"/>
-                <w:b/>
-                <w:color w:val="000000"/>
-                <w:sz w:val="21"/>
-                <w:szCs w:val="21"/>
-                <w:lang w:bidi="ar"/>
-              </w:rPr>
-            </w:pPr>
-            <w:r>
-              <w:rPr>
-                <w:rFonts w:hint="eastAsia"/>
-                <w:b/>
-                <w:color w:val="000000"/>
-                <w:sz w:val="21"/>
-                <w:szCs w:val="21"/>
-                <w:lang w:bidi="ar"/>
-              </w:rPr>
-              <w:t>临床诊断</w:t>
-            </w:r>
-          </w:p>
-        </w:tc>
-        <w:tc>
-          <w:tcPr>
-            <w:tcW w:w="2088" w:type="dxa"/>
-            <w:tcBorders>
-              <w:top w:val="nil"/>
-              <w:left w:val="single" w:color="000000" w:sz="8" w:space="0"/>
-              <w:bottom w:val="single" w:color="000000" w:sz="8" w:space="0"/>
-              <w:right w:val="nil"/>
-            </w:tcBorders>
-            <w:noWrap/>
-            <w:tcMar>
-              <w:top w:w="15" w:type="dxa"/>
-              <w:left w:w="15" w:type="dxa"/>
-              <w:right w:w="15" w:type="dxa"/>
-            </w:tcMar>
-            <w:vAlign w:val="center"/>
-          </w:tcPr>
-          <w:p>
-            <w:pPr>
-              <w:widowControl/>
-              <w:jc w:val="center"/>
-              <w:textAlignment w:val="center"/>
-              <w:rPr>
-                <w:rFonts w:hint="eastAsia"/>
-                <w:b/>
-                <w:color w:val="000000"/>
-                <w:sz w:val="21"/>
-                <w:szCs w:val="21"/>
-                <w:lang w:bidi="ar"/>
-              </w:rPr>
-            </w:pPr>
-            <w:r>
-              <w:rPr>
-                <w:rFonts w:hint="eastAsia"/>
-                <w:b/>
-                <w:color w:val="000000"/>
-                <w:sz w:val="21"/>
-                <w:szCs w:val="21"/>
-                <w:lang w:bidi="ar"/>
-              </w:rPr>
-              <w:t>{{ diseaseName }}</w:t>
+              <w:t>{{ bed }}</w:t>
             </w:r>
           </w:p>
         </w:tc>
@@ -1205,17 +1272,17 @@
           </w:tblCellMar>
         </w:tblPrEx>
         <w:trPr>
-          <w:trHeight w:val="402" w:hRule="atLeast"/>
+          <w:trHeight w:val="397" w:hRule="atLeast"/>
           <w:jc w:val="center"/>
         </w:trPr>
         <w:tc>
           <w:tcPr>
-            <w:tcW w:w="1182" w:type="dxa"/>
+            <w:tcW w:w="1323" w:type="dxa"/>
             <w:tcBorders>
-              <w:top w:val="nil"/>
+              <w:top w:val="single" w:color="auto" w:sz="4" w:space="0"/>
               <w:left w:val="nil"/>
-              <w:bottom w:val="single" w:color="000000" w:sz="8" w:space="0"/>
-              <w:right w:val="single" w:color="000000" w:sz="8" w:space="0"/>
+              <w:bottom w:val="single" w:color="auto" w:sz="4" w:space="0"/>
+              <w:right w:val="single" w:color="auto" w:sz="4" w:space="0"/>
             </w:tcBorders>
             <w:noWrap/>
             <w:tcMar>
@@ -1227,38 +1294,53 @@
           </w:tcPr>
           <w:p>
             <w:pPr>
+              <w:keepNext w:val="0"/>
+              <w:keepLines w:val="0"/>
+              <w:pageBreakBefore w:val="0"/>
               <w:widowControl/>
+              <w:kinsoku/>
+              <w:wordWrap/>
+              <w:overflowPunct/>
+              <w:topLinePunct w:val="0"/>
+              <w:autoSpaceDE/>
+              <w:autoSpaceDN/>
+              <w:bidi w:val="0"/>
+              <w:adjustRightInd/>
+              <w:snapToGrid/>
+              <w:spacing w:beforeAutospacing="0" w:afterAutospacing="0" w:line="240" w:lineRule="auto"/>
               <w:jc w:val="center"/>
               <w:textAlignment w:val="center"/>
               <w:rPr>
+                <w:rFonts w:hint="eastAsia" w:ascii="微软雅黑" w:hAnsi="微软雅黑" w:eastAsia="微软雅黑" w:cs="微软雅黑"/>
                 <w:b/>
                 <w:color w:val="000000"/>
                 <w:sz w:val="21"/>
                 <w:szCs w:val="21"/>
-                <w:lang w:bidi="ar"/>
-              </w:rPr>
-            </w:pPr>
-            <w:r>
-              <w:rPr>
+                <w:lang w:val="en-US" w:eastAsia="zh-CN" w:bidi="ar"/>
+              </w:rPr>
+            </w:pPr>
+            <w:r>
+              <w:rPr>
+                <w:rFonts w:hint="eastAsia" w:ascii="微软雅黑" w:hAnsi="微软雅黑" w:eastAsia="微软雅黑" w:cs="微软雅黑"/>
                 <w:b/>
                 <w:color w:val="000000"/>
                 <w:sz w:val="21"/>
                 <w:szCs w:val="21"/>
-                <w:lang w:bidi="ar"/>
-              </w:rPr>
-              <w:t>分子病理号</w:t>
-            </w:r>
-          </w:p>
-        </w:tc>
-        <w:tc>
-          <w:tcPr>
-            <w:tcW w:w="1715" w:type="dxa"/>
-            <w:gridSpan w:val="2"/>
+                <w:lang w:val="en-US" w:eastAsia="zh-CN" w:bidi="ar"/>
+              </w:rPr>
+              <w:t>临床诊断</w:t>
+            </w:r>
+          </w:p>
+        </w:tc>
+        <w:tc>
+          <w:tcPr>
+            <w:tcW w:w="3573" w:type="dxa"/>
+            <w:gridSpan w:val="3"/>
             <w:tcBorders>
-              <w:top w:val="nil"/>
-              <w:left w:val="single" w:color="000000" w:sz="8" w:space="0"/>
-              <w:bottom w:val="single" w:color="000000" w:sz="8" w:space="0"/>
-              <w:right w:val="single" w:color="000000" w:sz="8" w:space="0"/>
+              <w:top w:val="single" w:color="auto" w:sz="4" w:space="0"/>
+              <w:left w:val="single" w:color="auto" w:sz="4" w:space="0"/>
+              <w:bottom w:val="single" w:color="auto" w:sz="4" w:space="0"/>
+              <w:right w:val="single" w:color="auto" w:sz="4" w:space="0"/>
             </w:tcBorders>
             <w:noWrap/>
             <w:tcMar>
@@ -1270,29 +1352,53 @@
           </w:tcPr>
           <w:p>
             <w:pPr>
+              <w:keepNext w:val="0"/>
+              <w:keepLines w:val="0"/>
+              <w:pageBreakBefore w:val="0"/>
               <w:widowControl/>
-              <w:jc w:val="center"/>
-              <w:textAlignment w:val="center"/>
-              <w:rPr>
-                <w:rFonts w:hint="eastAsia" w:eastAsia="宋体"/>
-                <w:b/>
+              <w:kinsoku/>
+              <w:wordWrap/>
+              <w:overflowPunct/>
+              <w:topLinePunct w:val="0"/>
+              <w:autoSpaceDE/>
+              <w:autoSpaceDN/>
+              <w:bidi w:val="0"/>
+              <w:adjustRightInd/>
+              <w:snapToGrid/>
+              <w:spacing w:beforeAutospacing="0" w:afterAutospacing="0" w:line="240" w:lineRule="auto"/>
+              <w:jc w:val="center"/>
+              <w:rPr>
+                <w:rFonts w:hint="eastAsia" w:ascii="微软雅黑" w:hAnsi="微软雅黑" w:eastAsia="微软雅黑" w:cs="微软雅黑"/>
+                <w:b w:val="0"/>
+                <w:bCs/>
                 <w:color w:val="000000"/>
                 <w:sz w:val="21"/>
                 <w:szCs w:val="21"/>
                 <w:lang w:eastAsia="zh-CN" w:bidi="ar"/>
               </w:rPr>
             </w:pPr>
-          </w:p>
-        </w:tc>
-        <w:tc>
-          <w:tcPr>
-            <w:tcW w:w="1483" w:type="dxa"/>
-            <w:gridSpan w:val="2"/>
+            <w:r>
+              <w:rPr>
+                <w:rFonts w:hint="eastAsia" w:ascii="微软雅黑" w:hAnsi="微软雅黑" w:eastAsia="微软雅黑" w:cs="微软雅黑"/>
+                <w:b w:val="0"/>
+                <w:bCs/>
+                <w:color w:val="000000"/>
+                <w:sz w:val="21"/>
+                <w:szCs w:val="21"/>
+                <w:lang w:bidi="ar"/>
+              </w:rPr>
+              <w:t>{{ diseaseName }}</w:t>
+            </w:r>
+          </w:p>
+        </w:tc>
+        <w:tc>
+          <w:tcPr>
+            <w:tcW w:w="1191" w:type="dxa"/>
             <w:tcBorders>
-              <w:top w:val="nil"/>
-              <w:left w:val="single" w:color="000000" w:sz="8" w:space="0"/>
-              <w:bottom w:val="single" w:color="000000" w:sz="8" w:space="0"/>
-              <w:right w:val="single" w:color="000000" w:sz="8" w:space="0"/>
+              <w:top w:val="single" w:color="auto" w:sz="4" w:space="0"/>
+              <w:left w:val="single" w:color="auto" w:sz="4" w:space="0"/>
+              <w:bottom w:val="single" w:color="auto" w:sz="4" w:space="0"/>
+              <w:right w:val="single" w:color="auto" w:sz="4" w:space="0"/>
             </w:tcBorders>
             <w:noWrap/>
             <w:tcMar>
@@ -1304,38 +1410,54 @@
           </w:tcPr>
           <w:p>
             <w:pPr>
+              <w:keepNext w:val="0"/>
+              <w:keepLines w:val="0"/>
+              <w:pageBreakBefore w:val="0"/>
               <w:widowControl/>
+              <w:kinsoku/>
+              <w:wordWrap/>
+              <w:overflowPunct/>
+              <w:topLinePunct w:val="0"/>
+              <w:autoSpaceDE/>
+              <w:autoSpaceDN/>
+              <w:bidi w:val="0"/>
+              <w:adjustRightInd/>
+              <w:snapToGrid/>
+              <w:spacing w:beforeAutospacing="0" w:afterAutospacing="0" w:line="240" w:lineRule="auto"/>
               <w:jc w:val="center"/>
               <w:textAlignment w:val="center"/>
               <w:rPr>
+                <w:rFonts w:hint="eastAsia" w:ascii="微软雅黑" w:hAnsi="微软雅黑" w:eastAsia="微软雅黑" w:cs="微软雅黑"/>
                 <w:b/>
                 <w:color w:val="000000"/>
                 <w:sz w:val="21"/>
                 <w:szCs w:val="21"/>
-                <w:lang w:bidi="ar"/>
-              </w:rPr>
-            </w:pPr>
-            <w:r>
-              <w:rPr>
+                <w:highlight w:val="none"/>
+                <w:lang w:val="en-US" w:eastAsia="zh-CN" w:bidi="ar"/>
+              </w:rPr>
+            </w:pPr>
+            <w:r>
+              <w:rPr>
+                <w:rFonts w:hint="eastAsia" w:ascii="微软雅黑" w:hAnsi="微软雅黑" w:eastAsia="微软雅黑" w:cs="微软雅黑"/>
                 <w:b/>
                 <w:color w:val="000000"/>
                 <w:sz w:val="21"/>
                 <w:szCs w:val="21"/>
-                <w:lang w:bidi="ar"/>
-              </w:rPr>
-              <w:t>病理号</w:t>
-            </w:r>
-          </w:p>
-        </w:tc>
-        <w:tc>
-          <w:tcPr>
-            <w:tcW w:w="2113" w:type="dxa"/>
-            <w:gridSpan w:val="2"/>
+                <w:highlight w:val="none"/>
+                <w:lang w:val="en-US" w:eastAsia="zh-CN" w:bidi="ar"/>
+              </w:rPr>
+              <w:t>送检医师</w:t>
+            </w:r>
+          </w:p>
+        </w:tc>
+        <w:tc>
+          <w:tcPr>
+            <w:tcW w:w="1191" w:type="dxa"/>
             <w:tcBorders>
-              <w:top w:val="nil"/>
-              <w:left w:val="single" w:color="000000" w:sz="8" w:space="0"/>
-              <w:bottom w:val="single" w:color="000000" w:sz="8" w:space="0"/>
-              <w:right w:val="single" w:color="000000" w:sz="8" w:space="0"/>
+              <w:top w:val="single" w:color="auto" w:sz="4" w:space="0"/>
+              <w:left w:val="single" w:color="auto" w:sz="4" w:space="0"/>
+              <w:bottom w:val="single" w:color="auto" w:sz="4" w:space="0"/>
+              <w:right w:val="single" w:color="auto" w:sz="4" w:space="0"/>
             </w:tcBorders>
             <w:noWrap/>
             <w:tcMar>
@@ -1347,38 +1469,42 @@
           </w:tcPr>
           <w:p>
             <w:pPr>
+              <w:keepNext w:val="0"/>
+              <w:keepLines w:val="0"/>
+              <w:pageBreakBefore w:val="0"/>
               <w:widowControl/>
+              <w:kinsoku/>
+              <w:wordWrap/>
+              <w:overflowPunct/>
+              <w:topLinePunct w:val="0"/>
+              <w:autoSpaceDE/>
+              <w:autoSpaceDN/>
+              <w:bidi w:val="0"/>
+              <w:adjustRightInd/>
+              <w:snapToGrid/>
+              <w:spacing w:beforeAutospacing="0" w:afterAutospacing="0" w:line="240" w:lineRule="auto"/>
               <w:jc w:val="center"/>
               <w:textAlignment w:val="center"/>
               <w:rPr>
+                <w:rFonts w:hint="eastAsia" w:ascii="微软雅黑" w:hAnsi="微软雅黑" w:eastAsia="微软雅黑" w:cs="微软雅黑"/>
                 <w:b/>
                 <w:color w:val="000000"/>
                 <w:sz w:val="21"/>
                 <w:szCs w:val="21"/>
-                <w:lang w:bidi="ar"/>
-              </w:rPr>
-            </w:pPr>
-            <w:r>
-              <w:rPr>
-                <w:rFonts w:hint="eastAsia"/>
-                <w:b/>
-                <w:color w:val="000000"/>
-                <w:sz w:val="21"/>
-                <w:szCs w:val="21"/>
-                <w:lang w:bidi="ar"/>
-              </w:rPr>
-              <w:t>{{ template_subbarcode }}</w:t>
-            </w:r>
-          </w:p>
-        </w:tc>
-        <w:tc>
-          <w:tcPr>
-            <w:tcW w:w="1091" w:type="dxa"/>
+                <w:highlight w:val="none"/>
+                <w:lang w:eastAsia="zh-CN" w:bidi="ar"/>
+              </w:rPr>
+            </w:pPr>
+          </w:p>
+        </w:tc>
+        <w:tc>
+          <w:tcPr>
+            <w:tcW w:w="1181" w:type="dxa"/>
             <w:tcBorders>
-              <w:top w:val="nil"/>
-              <w:left w:val="single" w:color="000000" w:sz="8" w:space="0"/>
-              <w:bottom w:val="single" w:color="000000" w:sz="8" w:space="0"/>
-              <w:right w:val="single" w:color="000000" w:sz="8" w:space="0"/>
+              <w:top w:val="single" w:color="auto" w:sz="4" w:space="0"/>
+              <w:left w:val="single" w:color="auto" w:sz="4" w:space="0"/>
+              <w:bottom w:val="single" w:color="auto" w:sz="4" w:space="0"/>
+              <w:right w:val="single" w:color="auto" w:sz="4" w:space="0"/>
             </w:tcBorders>
             <w:noWrap/>
             <w:tcMar>
@@ -1390,24 +1516,41 @@
           </w:tcPr>
           <w:p>
             <w:pPr>
+              <w:keepNext w:val="0"/>
+              <w:keepLines w:val="0"/>
+              <w:pageBreakBefore w:val="0"/>
               <w:widowControl/>
+              <w:kinsoku/>
+              <w:wordWrap/>
+              <w:overflowPunct/>
+              <w:topLinePunct w:val="0"/>
+              <w:autoSpaceDE/>
+              <w:autoSpaceDN/>
+              <w:bidi w:val="0"/>
+              <w:adjustRightInd/>
+              <w:snapToGrid/>
+              <w:spacing w:beforeAutospacing="0" w:afterAutospacing="0" w:line="240" w:lineRule="auto"/>
               <w:jc w:val="center"/>
               <w:textAlignment w:val="center"/>
               <w:rPr>
+                <w:rFonts w:hint="eastAsia" w:ascii="微软雅黑" w:hAnsi="微软雅黑" w:eastAsia="微软雅黑" w:cs="微软雅黑"/>
                 <w:b/>
                 <w:color w:val="000000"/>
                 <w:sz w:val="21"/>
                 <w:szCs w:val="21"/>
+                <w:highlight w:val="none"/>
                 <w:lang w:bidi="ar"/>
               </w:rPr>
             </w:pPr>
             <w:r>
               <w:rPr>
+                <w:rFonts w:hint="eastAsia" w:ascii="微软雅黑" w:hAnsi="微软雅黑" w:eastAsia="微软雅黑" w:cs="微软雅黑"/>
                 <w:b/>
                 <w:color w:val="000000"/>
                 <w:sz w:val="21"/>
                 <w:szCs w:val="21"/>
-                <w:lang w:bidi="ar"/>
+                <w:highlight w:val="none"/>
+                <w:lang w:val="en-US" w:eastAsia="zh-CN" w:bidi="ar"/>
               </w:rPr>
               <w:t>送检日期</w:t>
             </w:r>
@@ -1415,11 +1558,11 @@
         </w:tc>
         <w:tc>
           <w:tcPr>
-            <w:tcW w:w="2088" w:type="dxa"/>
+            <w:tcW w:w="1497" w:type="dxa"/>
             <w:tcBorders>
-              <w:top w:val="nil"/>
-              <w:left w:val="single" w:color="000000" w:sz="8" w:space="0"/>
-              <w:bottom w:val="single" w:color="000000" w:sz="8" w:space="0"/>
+              <w:top w:val="single" w:color="auto" w:sz="4" w:space="0"/>
+              <w:left w:val="single" w:color="auto" w:sz="4" w:space="0"/>
+              <w:bottom w:val="single" w:color="auto" w:sz="4" w:space="0"/>
               <w:right w:val="nil"/>
             </w:tcBorders>
             <w:noWrap/>
@@ -1432,170 +1575,43 @@
           </w:tcPr>
           <w:p>
             <w:pPr>
+              <w:keepNext w:val="0"/>
+              <w:keepLines w:val="0"/>
+              <w:pageBreakBefore w:val="0"/>
               <w:widowControl/>
+              <w:kinsoku/>
+              <w:wordWrap/>
+              <w:overflowPunct/>
+              <w:topLinePunct w:val="0"/>
+              <w:autoSpaceDE/>
+              <w:autoSpaceDN/>
+              <w:bidi w:val="0"/>
+              <w:adjustRightInd/>
+              <w:snapToGrid/>
+              <w:spacing w:beforeAutospacing="0" w:afterAutospacing="0" w:line="240" w:lineRule="auto"/>
               <w:jc w:val="center"/>
               <w:textAlignment w:val="center"/>
               <w:rPr>
-                <w:b/>
+                <w:rFonts w:hint="eastAsia" w:ascii="微软雅黑" w:hAnsi="微软雅黑" w:eastAsia="微软雅黑" w:cs="微软雅黑"/>
+                <w:b w:val="0"/>
+                <w:bCs/>
                 <w:color w:val="000000"/>
                 <w:sz w:val="21"/>
                 <w:szCs w:val="21"/>
+                <w:lang w:eastAsia="zh-CN" w:bidi="ar"/>
+              </w:rPr>
+            </w:pPr>
+            <w:r>
+              <w:rPr>
+                <w:rFonts w:hint="eastAsia" w:ascii="微软雅黑" w:hAnsi="微软雅黑" w:eastAsia="微软雅黑" w:cs="微软雅黑"/>
+                <w:b w:val="0"/>
+                <w:bCs/>
+                <w:color w:val="000000"/>
+                <w:sz w:val="21"/>
+                <w:szCs w:val="21"/>
                 <w:lang w:bidi="ar"/>
               </w:rPr>
-            </w:pPr>
-            <w:r>
-              <w:rPr>
-                <w:rFonts w:hint="eastAsia"/>
-                <w:b/>
-                <w:color w:val="000000"/>
-                <w:sz w:val="21"/>
-                <w:szCs w:val="21"/>
-                <w:lang w:bidi="ar"/>
-              </w:rPr>
               <w:t>{{ commission_date }}</w:t>
-            </w:r>
-          </w:p>
-        </w:tc>
-      </w:tr>
-    </w:tbl>
-    <w:p>
-      <w:pPr>
-        <w:rPr>
-          <w:rFonts w:hint="eastAsia" w:ascii="微软雅黑" w:hAnsi="微软雅黑" w:eastAsia="微软雅黑" w:cs="微软雅黑"/>
-        </w:rPr>
-      </w:pPr>
-    </w:p>
-    <w:p>
-      <w:pPr>
-        <w:rPr>
-          <w:rFonts w:hint="eastAsia" w:ascii="微软雅黑" w:hAnsi="微软雅黑" w:eastAsia="微软雅黑" w:cs="微软雅黑"/>
-        </w:rPr>
-      </w:pPr>
-    </w:p>
-    <w:p>
-      <w:pPr>
-        <w:rPr>
-          <w:rFonts w:hint="eastAsia" w:ascii="微软雅黑" w:hAnsi="微软雅黑" w:eastAsia="微软雅黑" w:cs="微软雅黑"/>
-        </w:rPr>
-      </w:pPr>
-    </w:p>
-    <w:p>
-      <w:pPr>
-        <w:rPr>
-          <w:rFonts w:hint="eastAsia" w:ascii="微软雅黑" w:hAnsi="微软雅黑" w:eastAsia="微软雅黑" w:cs="微软雅黑"/>
-        </w:rPr>
-      </w:pPr>
-    </w:p>
-    <w:p>
-      <w:pPr>
-        <w:rPr>
-          <w:rFonts w:hint="eastAsia" w:ascii="微软雅黑" w:hAnsi="微软雅黑" w:eastAsia="微软雅黑" w:cs="微软雅黑"/>
-        </w:rPr>
-      </w:pPr>
-    </w:p>
-    <w:p>
-      <w:pPr>
-        <w:rPr>
-          <w:rFonts w:hint="eastAsia" w:ascii="微软雅黑" w:hAnsi="微软雅黑" w:eastAsia="微软雅黑" w:cs="微软雅黑"/>
-        </w:rPr>
-      </w:pPr>
-    </w:p>
-    <w:tbl>
-      <w:tblPr>
-        <w:tblStyle w:val="19"/>
-        <w:tblW w:w="9672" w:type="dxa"/>
-        <w:jc w:val="center"/>
-        <w:tblBorders>
-          <w:top w:val="single" w:color="auto" w:sz="4" w:space="0"/>
-          <w:left w:val="none" w:color="auto" w:sz="0" w:space="0"/>
-          <w:bottom w:val="single" w:color="auto" w:sz="4" w:space="0"/>
-          <w:right w:val="none" w:color="auto" w:sz="0" w:space="0"/>
-          <w:insideH w:val="single" w:color="auto" w:sz="4" w:space="0"/>
-          <w:insideV w:val="single" w:color="auto" w:sz="4" w:space="0"/>
-        </w:tblBorders>
-        <w:tblLayout w:type="fixed"/>
-        <w:tblCellMar>
-          <w:top w:w="0" w:type="dxa"/>
-          <w:left w:w="108" w:type="dxa"/>
-          <w:bottom w:w="0" w:type="dxa"/>
-          <w:right w:w="108" w:type="dxa"/>
-        </w:tblCellMar>
-      </w:tblPr>
-      <w:tblGrid>
-        <w:gridCol w:w="1242"/>
-        <w:gridCol w:w="8430"/>
-      </w:tblGrid>
-      <w:tr>
-        <w:tblPrEx>
-          <w:tblBorders>
-            <w:top w:val="single" w:color="auto" w:sz="4" w:space="0"/>
-            <w:left w:val="none" w:color="auto" w:sz="0" w:space="0"/>
-            <w:bottom w:val="single" w:color="auto" w:sz="4" w:space="0"/>
-            <w:right w:val="none" w:color="auto" w:sz="0" w:space="0"/>
-            <w:insideH w:val="single" w:color="auto" w:sz="4" w:space="0"/>
-            <w:insideV w:val="single" w:color="auto" w:sz="4" w:space="0"/>
-          </w:tblBorders>
-          <w:tblCellMar>
-            <w:top w:w="0" w:type="dxa"/>
-            <w:left w:w="108" w:type="dxa"/>
-            <w:bottom w:w="0" w:type="dxa"/>
-            <w:right w:w="108" w:type="dxa"/>
-          </w:tblCellMar>
-        </w:tblPrEx>
-        <w:trPr>
-          <w:trHeight w:val="413" w:hRule="atLeast"/>
-          <w:jc w:val="center"/>
-        </w:trPr>
-        <w:tc>
-          <w:tcPr>
-            <w:tcW w:w="1242" w:type="dxa"/>
-            <w:vAlign w:val="top"/>
-          </w:tcPr>
-          <w:p>
-            <w:pPr>
-              <w:pStyle w:val="17"/>
-              <w:jc w:val="both"/>
-              <w:rPr>
-                <w:rFonts w:asciiTheme="minorEastAsia" w:hAnsiTheme="minorEastAsia" w:eastAsiaTheme="minorEastAsia"/>
-                <w:b/>
-                <w:sz w:val="21"/>
-                <w:szCs w:val="21"/>
-              </w:rPr>
-            </w:pPr>
-            <w:r>
-              <w:rPr>
-                <w:rFonts w:hint="eastAsia" w:asciiTheme="minorEastAsia" w:hAnsiTheme="minorEastAsia" w:eastAsiaTheme="minorEastAsia"/>
-                <w:b/>
-                <w:sz w:val="21"/>
-                <w:szCs w:val="21"/>
-              </w:rPr>
-              <w:t>检测项目</w:t>
-            </w:r>
-          </w:p>
-        </w:tc>
-        <w:tc>
-          <w:tcPr>
-            <w:tcW w:w="8430" w:type="dxa"/>
-            <w:vAlign w:val="center"/>
-          </w:tcPr>
-          <w:p>
-            <w:pPr>
-              <w:pStyle w:val="17"/>
-              <w:rPr>
-                <w:rFonts w:hint="default" w:asciiTheme="minorEastAsia" w:hAnsiTheme="minorEastAsia" w:eastAsiaTheme="minorEastAsia"/>
-                <w:sz w:val="21"/>
-                <w:szCs w:val="21"/>
-                <w:lang w:val="en-US" w:eastAsia="zh-CN"/>
-              </w:rPr>
-            </w:pPr>
-            <w:r>
-              <w:rPr>
-                <w:rFonts w:hint="eastAsia" w:asciiTheme="minorEastAsia" w:hAnsiTheme="minorEastAsia" w:eastAsiaTheme="minorEastAsia"/>
-                <w:sz w:val="21"/>
-                <w:szCs w:val="21"/>
-                <w:lang w:val="en-US" w:eastAsia="zh-CN"/>
-              </w:rPr>
-              <w:t>结直肠癌76基因检测{% if PDInfo != undefined %}（含PD-L1）{% endif %}</w:t>
             </w:r>
           </w:p>
         </w:tc>
@@ -1618,46 +1634,92 @@
           </w:tblCellMar>
         </w:tblPrEx>
         <w:trPr>
-          <w:trHeight w:val="413" w:hRule="atLeast"/>
+          <w:trHeight w:val="397" w:hRule="atLeast"/>
           <w:jc w:val="center"/>
         </w:trPr>
         <w:tc>
           <w:tcPr>
-            <w:tcW w:w="1242" w:type="dxa"/>
-            <w:vAlign w:val="top"/>
+            <w:tcW w:w="1323" w:type="dxa"/>
+            <w:tcBorders>
+              <w:top w:val="single" w:color="auto" w:sz="4" w:space="0"/>
+              <w:left w:val="nil"/>
+              <w:bottom w:val="single" w:color="auto" w:sz="4" w:space="0"/>
+              <w:right w:val="single" w:color="auto" w:sz="4" w:space="0"/>
+            </w:tcBorders>
+            <w:vAlign w:val="center"/>
           </w:tcPr>
           <w:p>
             <w:pPr>
               <w:pStyle w:val="17"/>
-              <w:jc w:val="both"/>
-              <w:rPr>
-                <w:rFonts w:asciiTheme="minorEastAsia" w:hAnsiTheme="minorEastAsia" w:eastAsiaTheme="minorEastAsia"/>
-                <w:b/>
-                <w:sz w:val="21"/>
-                <w:szCs w:val="21"/>
-              </w:rPr>
-            </w:pPr>
-            <w:r>
-              <w:rPr>
-                <w:rFonts w:hint="eastAsia" w:asciiTheme="minorEastAsia" w:hAnsiTheme="minorEastAsia" w:eastAsiaTheme="minorEastAsia"/>
-                <w:b/>
-                <w:sz w:val="21"/>
-                <w:szCs w:val="21"/>
-              </w:rPr>
-              <w:t>标本类型</w:t>
-            </w:r>
-          </w:p>
-        </w:tc>
-        <w:tc>
-          <w:tcPr>
-            <w:tcW w:w="8430" w:type="dxa"/>
+              <w:keepNext w:val="0"/>
+              <w:keepLines w:val="0"/>
+              <w:pageBreakBefore w:val="0"/>
+              <w:widowControl/>
+              <w:kinsoku/>
+              <w:wordWrap/>
+              <w:overflowPunct/>
+              <w:topLinePunct w:val="0"/>
+              <w:autoSpaceDE/>
+              <w:autoSpaceDN/>
+              <w:bidi w:val="0"/>
+              <w:adjustRightInd/>
+              <w:snapToGrid/>
+              <w:spacing w:before="0" w:beforeAutospacing="0" w:after="0" w:afterAutospacing="0" w:line="240" w:lineRule="auto"/>
+              <w:jc w:val="center"/>
+              <w:rPr>
+                <w:rFonts w:hint="eastAsia" w:ascii="微软雅黑" w:hAnsi="微软雅黑" w:eastAsia="微软雅黑" w:cs="微软雅黑"/>
+                <w:b/>
+                <w:color w:val="000000"/>
+                <w:sz w:val="21"/>
+                <w:szCs w:val="21"/>
+                <w:lang w:val="en-US" w:eastAsia="zh-CN" w:bidi="ar"/>
+              </w:rPr>
+            </w:pPr>
+            <w:r>
+              <w:rPr>
+                <w:rFonts w:hint="eastAsia" w:ascii="微软雅黑" w:hAnsi="微软雅黑" w:eastAsia="微软雅黑" w:cs="微软雅黑"/>
+                <w:b/>
+                <w:color w:val="000000"/>
+                <w:sz w:val="21"/>
+                <w:szCs w:val="21"/>
+                <w:lang w:val="en-US" w:eastAsia="zh-CN" w:bidi="ar"/>
+              </w:rPr>
+              <w:t>检测项目</w:t>
+            </w:r>
+          </w:p>
+        </w:tc>
+        <w:tc>
+          <w:tcPr>
+            <w:tcW w:w="8415" w:type="dxa"/>
+            <w:gridSpan w:val="7"/>
+            <w:tcBorders>
+              <w:top w:val="single" w:color="auto" w:sz="4" w:space="0"/>
+              <w:left w:val="single" w:color="auto" w:sz="4" w:space="0"/>
+              <w:bottom w:val="single" w:color="auto" w:sz="4" w:space="0"/>
+              <w:right w:val="nil"/>
+            </w:tcBorders>
             <w:vAlign w:val="center"/>
           </w:tcPr>
           <w:p>
             <w:pPr>
               <w:pStyle w:val="17"/>
-              <w:rPr>
-                <w:rFonts w:hint="eastAsia" w:asciiTheme="minorEastAsia" w:hAnsiTheme="minorEastAsia" w:eastAsiaTheme="minorEastAsia"/>
+              <w:keepNext w:val="0"/>
+              <w:keepLines w:val="0"/>
+              <w:pageBreakBefore w:val="0"/>
+              <w:widowControl/>
+              <w:kinsoku/>
+              <w:wordWrap/>
+              <w:overflowPunct/>
+              <w:topLinePunct w:val="0"/>
+              <w:autoSpaceDE/>
+              <w:autoSpaceDN/>
+              <w:bidi w:val="0"/>
+              <w:adjustRightInd/>
+              <w:snapToGrid/>
+              <w:spacing w:before="0" w:beforeAutospacing="0" w:after="0" w:afterAutospacing="0" w:line="240" w:lineRule="auto"/>
+              <w:jc w:val="left"/>
+              <w:rPr>
+                <w:rFonts w:hint="eastAsia" w:ascii="微软雅黑" w:hAnsi="微软雅黑" w:eastAsia="微软雅黑" w:cs="微软雅黑"/>
                 <w:sz w:val="21"/>
                 <w:szCs w:val="21"/>
                 <w:lang w:val="en-US" w:eastAsia="zh-CN"/>
@@ -1665,109 +1727,55 @@
             </w:pPr>
             <w:r>
               <w:rPr>
-                <w:rFonts w:hint="eastAsia" w:asciiTheme="minorEastAsia" w:hAnsiTheme="minorEastAsia" w:eastAsiaTheme="minorEastAsia"/>
-                <w:sz w:val="21"/>
-                <w:szCs w:val="21"/>
-              </w:rPr>
-              <w:t>{{ sample_type }}</w:t>
-            </w:r>
-            <w:r>
-              <w:rPr>
-                <w:rFonts w:hint="eastAsia" w:asciiTheme="minorEastAsia" w:hAnsiTheme="minorEastAsia" w:eastAsiaTheme="minorEastAsia"/>
+                <w:rFonts w:hint="eastAsia" w:ascii="微软雅黑" w:hAnsi="微软雅黑" w:eastAsia="微软雅黑" w:cs="微软雅黑"/>
                 <w:sz w:val="21"/>
                 <w:szCs w:val="21"/>
                 <w:lang w:val="en-US" w:eastAsia="zh-CN"/>
               </w:rPr>
-              <w:t>，</w:t>
-            </w:r>
-            <w:r>
-              <w:rPr>
-                <w:rFonts w:ascii="宋体" w:hAnsi="宋体" w:eastAsia="宋体" w:cs="宋体"/>
-                <w:sz w:val="21"/>
-                <w:szCs w:val="21"/>
-              </w:rPr>
-              <w:t>肿瘤细胞含量</w:t>
-            </w:r>
-            <w:r>
-              <w:rPr>
-                <w:rFonts w:hint="eastAsia" w:ascii="宋体" w:hAnsi="宋体" w:eastAsia="宋体" w:cs="宋体"/>
-                <w:sz w:val="21"/>
-                <w:szCs w:val="21"/>
-                <w:lang w:eastAsia="zh-CN"/>
-              </w:rPr>
-              <w:t xml:space="preserve">：{% if summaryOfRresults.type == </w:t>
-            </w:r>
-            <w:r>
-              <w:rPr>
-                <w:rFonts w:ascii="宋体" w:hAnsi="宋体" w:eastAsia="宋体" w:cs="宋体"/>
-                <w:sz w:val="21"/>
-                <w:szCs w:val="21"/>
-                <w:lang w:eastAsia="zh-CN"/>
-              </w:rPr>
-              <w:t>“tissue”</w:t>
-            </w:r>
-            <w:r>
-              <w:rPr>
-                <w:rFonts w:hint="eastAsia" w:ascii="宋体" w:hAnsi="宋体" w:eastAsia="宋体" w:cs="宋体"/>
-                <w:sz w:val="21"/>
-                <w:szCs w:val="21"/>
-                <w:lang w:eastAsia="zh-CN"/>
-              </w:rPr>
-              <w:t xml:space="preserve"> %}≥</w:t>
-            </w:r>
-            <w:r>
-              <w:rPr>
-                <w:rFonts w:hint="eastAsia" w:ascii="宋体" w:hAnsi="宋体" w:eastAsia="宋体" w:cs="宋体"/>
+              <w:t>泛实体瘤多</w:t>
+            </w:r>
+            <w:r>
+              <w:rPr>
+                <w:rFonts w:hint="eastAsia" w:ascii="微软雅黑" w:hAnsi="微软雅黑" w:eastAsia="微软雅黑" w:cs="微软雅黑"/>
+                <w:color w:val="auto"/>
                 <w:sz w:val="21"/>
                 <w:szCs w:val="21"/>
                 <w:lang w:val="en-US" w:eastAsia="zh-CN"/>
               </w:rPr>
-              <w:t>1</w:t>
-            </w:r>
-            <w:r>
-              <w:rPr>
-                <w:rFonts w:ascii="宋体" w:hAnsi="宋体" w:eastAsia="宋体" w:cs="宋体"/>
-                <w:sz w:val="21"/>
-                <w:szCs w:val="21"/>
-                <w:lang w:eastAsia="zh-CN"/>
-              </w:rPr>
-              <w:t>0</w:t>
-            </w:r>
-            <w:r>
-              <w:rPr>
-                <w:rFonts w:hint="eastAsia" w:cs="宋体"/>
+              <w:t>基因</w:t>
+            </w:r>
+            <w:r>
+              <w:rPr>
+                <w:rFonts w:hint="eastAsia" w:ascii="微软雅黑" w:hAnsi="微软雅黑" w:eastAsia="微软雅黑" w:cs="微软雅黑"/>
+                <w:i w:val="0"/>
+                <w:iCs w:val="0"/>
+                <w:caps w:val="0"/>
+                <w:color w:val="auto"/>
+                <w:spacing w:val="0"/>
+                <w:sz w:val="19"/>
+                <w:szCs w:val="19"/>
+                <w:shd w:val="clear" w:fill="FFFFFF"/>
+              </w:rPr>
+              <w:t>panel</w:t>
+            </w:r>
+            <w:r>
+              <w:rPr>
+                <w:rFonts w:hint="eastAsia" w:ascii="微软雅黑" w:hAnsi="微软雅黑" w:eastAsia="微软雅黑" w:cs="微软雅黑"/>
+                <w:color w:val="auto"/>
                 <w:sz w:val="21"/>
                 <w:szCs w:val="21"/>
                 <w:lang w:val="en-US" w:eastAsia="zh-CN"/>
               </w:rPr>
-              <w:t>%</w:t>
-            </w:r>
-            <w:r>
-              <w:rPr>
-                <w:rFonts w:hint="eastAsia" w:ascii="宋体" w:hAnsi="宋体" w:eastAsia="宋体" w:cs="宋体"/>
-                <w:sz w:val="21"/>
-                <w:szCs w:val="21"/>
-                <w:lang w:eastAsia="zh-CN"/>
-              </w:rPr>
-              <w:t>{% else %}</w:t>
-            </w:r>
-            <w:r>
-              <w:rPr>
-                <w:rFonts w:hint="eastAsia" w:cs="宋体"/>
+              <w:t>检</w:t>
+            </w:r>
+            <w:r>
+              <w:rPr>
+                <w:rFonts w:hint="eastAsia" w:ascii="微软雅黑" w:hAnsi="微软雅黑" w:eastAsia="微软雅黑" w:cs="微软雅黑"/>
                 <w:sz w:val="21"/>
                 <w:szCs w:val="21"/>
                 <w:lang w:val="en-US" w:eastAsia="zh-CN"/>
               </w:rPr>
-              <w:t>-</w:t>
-            </w:r>
-            <w:r>
-              <w:rPr>
-                <w:rFonts w:hint="eastAsia" w:ascii="宋体" w:hAnsi="宋体" w:eastAsia="宋体" w:cs="宋体"/>
-                <w:sz w:val="21"/>
-                <w:szCs w:val="21"/>
-                <w:lang w:eastAsia="zh-CN"/>
-              </w:rPr>
-              <w:t>{% endif %}</w:t>
+              <w:t>测</w:t>
             </w:r>
           </w:p>
         </w:tc>
@@ -1790,57 +1798,213 @@
           </w:tblCellMar>
         </w:tblPrEx>
         <w:trPr>
-          <w:trHeight w:val="405" w:hRule="atLeast"/>
+          <w:trHeight w:val="397" w:hRule="atLeast"/>
           <w:jc w:val="center"/>
         </w:trPr>
         <w:tc>
           <w:tcPr>
-            <w:tcW w:w="1242" w:type="dxa"/>
-            <w:vAlign w:val="top"/>
+            <w:tcW w:w="1323" w:type="dxa"/>
+            <w:tcBorders>
+              <w:top w:val="single" w:color="auto" w:sz="4" w:space="0"/>
+              <w:left w:val="nil"/>
+              <w:bottom w:val="single" w:color="auto" w:sz="4" w:space="0"/>
+              <w:right w:val="single" w:color="auto" w:sz="4" w:space="0"/>
+            </w:tcBorders>
+            <w:vAlign w:val="center"/>
           </w:tcPr>
           <w:p>
             <w:pPr>
               <w:pStyle w:val="17"/>
-              <w:jc w:val="both"/>
-              <w:rPr>
-                <w:rFonts w:hint="eastAsia" w:asciiTheme="minorEastAsia" w:hAnsiTheme="minorEastAsia" w:eastAsiaTheme="minorEastAsia"/>
-                <w:b/>
-                <w:sz w:val="21"/>
-                <w:szCs w:val="21"/>
-                <w:lang w:eastAsia="zh-CN"/>
-              </w:rPr>
-            </w:pPr>
-            <w:r>
-              <w:rPr>
-                <w:rFonts w:hint="eastAsia" w:asciiTheme="minorEastAsia" w:hAnsiTheme="minorEastAsia" w:eastAsiaTheme="minorEastAsia"/>
-                <w:b/>
-                <w:sz w:val="21"/>
-                <w:szCs w:val="21"/>
-              </w:rPr>
-              <w:t>检测</w:t>
-            </w:r>
-            <w:r>
-              <w:rPr>
-                <w:rFonts w:hint="eastAsia" w:asciiTheme="minorEastAsia" w:hAnsiTheme="minorEastAsia" w:eastAsiaTheme="minorEastAsia"/>
-                <w:b/>
+              <w:keepNext w:val="0"/>
+              <w:keepLines w:val="0"/>
+              <w:pageBreakBefore w:val="0"/>
+              <w:widowControl/>
+              <w:kinsoku/>
+              <w:wordWrap/>
+              <w:overflowPunct/>
+              <w:topLinePunct w:val="0"/>
+              <w:autoSpaceDE/>
+              <w:autoSpaceDN/>
+              <w:bidi w:val="0"/>
+              <w:adjustRightInd/>
+              <w:snapToGrid/>
+              <w:spacing w:before="0" w:beforeAutospacing="0" w:after="0" w:afterAutospacing="0" w:line="240" w:lineRule="auto"/>
+              <w:jc w:val="center"/>
+              <w:rPr>
+                <w:rFonts w:hint="eastAsia" w:ascii="微软雅黑" w:hAnsi="微软雅黑" w:eastAsia="微软雅黑" w:cs="微软雅黑"/>
+                <w:b/>
+                <w:color w:val="000000"/>
+                <w:sz w:val="21"/>
+                <w:szCs w:val="21"/>
+                <w:lang w:val="en-US" w:eastAsia="zh-CN" w:bidi="ar"/>
+              </w:rPr>
+            </w:pPr>
+            <w:r>
+              <w:rPr>
+                <w:rFonts w:hint="eastAsia" w:ascii="微软雅黑" w:hAnsi="微软雅黑" w:eastAsia="微软雅黑" w:cs="微软雅黑"/>
+                <w:b/>
+                <w:color w:val="000000"/>
+                <w:sz w:val="21"/>
+                <w:szCs w:val="21"/>
+                <w:lang w:val="en-US" w:eastAsia="zh-CN" w:bidi="ar"/>
+              </w:rPr>
+              <w:t>标本类型</w:t>
+            </w:r>
+          </w:p>
+        </w:tc>
+        <w:tc>
+          <w:tcPr>
+            <w:tcW w:w="8415" w:type="dxa"/>
+            <w:gridSpan w:val="7"/>
+            <w:tcBorders>
+              <w:top w:val="single" w:color="auto" w:sz="4" w:space="0"/>
+              <w:left w:val="single" w:color="auto" w:sz="4" w:space="0"/>
+              <w:bottom w:val="single" w:color="auto" w:sz="4" w:space="0"/>
+              <w:right w:val="nil"/>
+            </w:tcBorders>
+            <w:vAlign w:val="center"/>
+          </w:tcPr>
+          <w:p>
+            <w:pPr>
+              <w:pStyle w:val="17"/>
+              <w:keepNext w:val="0"/>
+              <w:keepLines w:val="0"/>
+              <w:pageBreakBefore w:val="0"/>
+              <w:widowControl/>
+              <w:kinsoku/>
+              <w:wordWrap/>
+              <w:overflowPunct/>
+              <w:topLinePunct w:val="0"/>
+              <w:autoSpaceDE/>
+              <w:autoSpaceDN/>
+              <w:bidi w:val="0"/>
+              <w:adjustRightInd/>
+              <w:snapToGrid/>
+              <w:spacing w:before="0" w:beforeAutospacing="0" w:after="0" w:afterAutospacing="0" w:line="240" w:lineRule="auto"/>
+              <w:jc w:val="left"/>
+              <w:rPr>
+                <w:rFonts w:hint="eastAsia" w:ascii="微软雅黑" w:hAnsi="微软雅黑" w:eastAsia="微软雅黑" w:cs="微软雅黑"/>
                 <w:sz w:val="21"/>
                 <w:szCs w:val="21"/>
                 <w:lang w:val="en-US" w:eastAsia="zh-CN"/>
               </w:rPr>
-              <w:t>方法</w:t>
-            </w:r>
-          </w:p>
-        </w:tc>
-        <w:tc>
-          <w:tcPr>
-            <w:tcW w:w="8430" w:type="dxa"/>
+            </w:pPr>
+            <w:r>
+              <w:rPr>
+                <w:rFonts w:hint="eastAsia" w:ascii="微软雅黑" w:hAnsi="微软雅黑" w:eastAsia="微软雅黑" w:cs="微软雅黑"/>
+                <w:sz w:val="21"/>
+                <w:szCs w:val="21"/>
+                <w:lang w:val="en-US" w:eastAsia="zh-CN"/>
+              </w:rPr>
+              <w:t>{{ sample_type }}，肿瘤细胞含量：{% if summaryOfRresults.type == “tissue” %}≥10%{% else %}-{% endif %}</w:t>
+            </w:r>
+          </w:p>
+        </w:tc>
+      </w:tr>
+      <w:tr>
+        <w:tblPrEx>
+          <w:tblBorders>
+            <w:top w:val="single" w:color="auto" w:sz="4" w:space="0"/>
+            <w:left w:val="none" w:color="auto" w:sz="0" w:space="0"/>
+            <w:bottom w:val="single" w:color="auto" w:sz="4" w:space="0"/>
+            <w:right w:val="none" w:color="auto" w:sz="0" w:space="0"/>
+            <w:insideH w:val="single" w:color="auto" w:sz="4" w:space="0"/>
+            <w:insideV w:val="single" w:color="auto" w:sz="4" w:space="0"/>
+          </w:tblBorders>
+          <w:tblCellMar>
+            <w:top w:w="0" w:type="dxa"/>
+            <w:left w:w="108" w:type="dxa"/>
+            <w:bottom w:w="0" w:type="dxa"/>
+            <w:right w:w="108" w:type="dxa"/>
+          </w:tblCellMar>
+        </w:tblPrEx>
+        <w:trPr>
+          <w:trHeight w:val="397" w:hRule="atLeast"/>
+          <w:jc w:val="center"/>
+        </w:trPr>
+        <w:tc>
+          <w:tcPr>
+            <w:tcW w:w="1323" w:type="dxa"/>
+            <w:tcBorders>
+              <w:top w:val="single" w:color="auto" w:sz="4" w:space="0"/>
+              <w:left w:val="nil"/>
+              <w:bottom w:val="single" w:color="auto" w:sz="4" w:space="0"/>
+              <w:right w:val="single" w:color="auto" w:sz="4" w:space="0"/>
+            </w:tcBorders>
             <w:vAlign w:val="center"/>
           </w:tcPr>
           <w:p>
             <w:pPr>
               <w:pStyle w:val="17"/>
-              <w:rPr>
-                <w:rFonts w:hint="default" w:asciiTheme="minorEastAsia" w:hAnsiTheme="minorEastAsia" w:eastAsiaTheme="minorEastAsia"/>
+              <w:keepNext w:val="0"/>
+              <w:keepLines w:val="0"/>
+              <w:pageBreakBefore w:val="0"/>
+              <w:widowControl/>
+              <w:kinsoku/>
+              <w:wordWrap/>
+              <w:overflowPunct/>
+              <w:topLinePunct w:val="0"/>
+              <w:autoSpaceDE/>
+              <w:autoSpaceDN/>
+              <w:bidi w:val="0"/>
+              <w:adjustRightInd/>
+              <w:snapToGrid/>
+              <w:spacing w:before="0" w:beforeAutospacing="0" w:after="0" w:afterAutospacing="0" w:line="240" w:lineRule="auto"/>
+              <w:jc w:val="center"/>
+              <w:rPr>
+                <w:rFonts w:hint="eastAsia" w:ascii="微软雅黑" w:hAnsi="微软雅黑" w:eastAsia="微软雅黑" w:cs="微软雅黑"/>
+                <w:b/>
+                <w:color w:val="000000"/>
+                <w:sz w:val="21"/>
+                <w:szCs w:val="21"/>
+                <w:lang w:val="en-US" w:eastAsia="zh-CN" w:bidi="ar"/>
+              </w:rPr>
+            </w:pPr>
+            <w:r>
+              <w:rPr>
+                <w:rFonts w:hint="eastAsia" w:ascii="微软雅黑" w:hAnsi="微软雅黑" w:eastAsia="微软雅黑" w:cs="微软雅黑"/>
+                <w:b/>
+                <w:color w:val="000000"/>
+                <w:sz w:val="21"/>
+                <w:szCs w:val="21"/>
+                <w:lang w:val="en-US" w:eastAsia="zh-CN" w:bidi="ar"/>
+              </w:rPr>
+              <w:t>检测方法</w:t>
+            </w:r>
+          </w:p>
+        </w:tc>
+        <w:tc>
+          <w:tcPr>
+            <w:tcW w:w="8415" w:type="dxa"/>
+            <w:gridSpan w:val="7"/>
+            <w:tcBorders>
+              <w:top w:val="single" w:color="auto" w:sz="4" w:space="0"/>
+              <w:left w:val="single" w:color="auto" w:sz="4" w:space="0"/>
+              <w:bottom w:val="single" w:color="auto" w:sz="4" w:space="0"/>
+              <w:right w:val="nil"/>
+            </w:tcBorders>
+            <w:vAlign w:val="center"/>
+          </w:tcPr>
+          <w:p>
+            <w:pPr>
+              <w:pStyle w:val="17"/>
+              <w:keepNext w:val="0"/>
+              <w:keepLines w:val="0"/>
+              <w:pageBreakBefore w:val="0"/>
+              <w:widowControl/>
+              <w:kinsoku/>
+              <w:wordWrap/>
+              <w:overflowPunct/>
+              <w:topLinePunct w:val="0"/>
+              <w:autoSpaceDE/>
+              <w:autoSpaceDN/>
+              <w:bidi w:val="0"/>
+              <w:adjustRightInd/>
+              <w:snapToGrid/>
+              <w:spacing w:before="0" w:beforeAutospacing="0" w:after="0" w:afterAutospacing="0" w:line="240" w:lineRule="auto"/>
+              <w:jc w:val="left"/>
+              <w:rPr>
+                <w:rFonts w:hint="eastAsia" w:ascii="微软雅黑" w:hAnsi="微软雅黑" w:eastAsia="微软雅黑" w:cs="微软雅黑"/>
                 <w:color w:val="000000" w:themeColor="text1"/>
                 <w:sz w:val="21"/>
                 <w:szCs w:val="21"/>
@@ -1854,7 +2018,7 @@
             </w:pPr>
             <w:r>
               <w:rPr>
-                <w:rFonts w:hint="eastAsia" w:asciiTheme="minorEastAsia" w:hAnsiTheme="minorEastAsia" w:eastAsiaTheme="minorEastAsia"/>
+                <w:rFonts w:hint="eastAsia" w:ascii="微软雅黑" w:hAnsi="微软雅黑" w:eastAsia="微软雅黑" w:cs="微软雅黑"/>
                 <w:color w:val="000000" w:themeColor="text1"/>
                 <w:sz w:val="21"/>
                 <w:szCs w:val="21"/>
@@ -1893,26 +2057,49 @@
         </w:trPr>
         <w:tc>
           <w:tcPr>
-            <w:tcW w:w="1242" w:type="dxa"/>
-            <w:vAlign w:val="top"/>
+            <w:tcW w:w="1323" w:type="dxa"/>
+            <w:tcBorders>
+              <w:top w:val="single" w:color="auto" w:sz="4" w:space="0"/>
+              <w:left w:val="nil"/>
+              <w:right w:val="single" w:color="auto" w:sz="4" w:space="0"/>
+            </w:tcBorders>
+            <w:vAlign w:val="center"/>
           </w:tcPr>
           <w:p>
             <w:pPr>
               <w:pStyle w:val="17"/>
-              <w:jc w:val="both"/>
-              <w:rPr>
-                <w:rFonts w:asciiTheme="minorEastAsia" w:hAnsiTheme="minorEastAsia" w:eastAsiaTheme="minorEastAsia"/>
-                <w:b/>
-                <w:sz w:val="21"/>
-                <w:szCs w:val="21"/>
-              </w:rPr>
-            </w:pPr>
-            <w:r>
-              <w:rPr>
-                <w:rFonts w:hint="eastAsia" w:asciiTheme="minorEastAsia" w:hAnsiTheme="minorEastAsia" w:eastAsiaTheme="minorEastAsia"/>
-                <w:b/>
-                <w:sz w:val="21"/>
-                <w:szCs w:val="21"/>
+              <w:keepNext w:val="0"/>
+              <w:keepLines w:val="0"/>
+              <w:pageBreakBefore w:val="0"/>
+              <w:widowControl/>
+              <w:kinsoku/>
+              <w:wordWrap/>
+              <w:overflowPunct/>
+              <w:topLinePunct w:val="0"/>
+              <w:autoSpaceDE/>
+              <w:autoSpaceDN/>
+              <w:bidi w:val="0"/>
+              <w:adjustRightInd/>
+              <w:snapToGrid/>
+              <w:spacing w:before="0" w:beforeAutospacing="0" w:after="0" w:afterAutospacing="0" w:line="240" w:lineRule="auto"/>
+              <w:jc w:val="center"/>
+              <w:rPr>
+                <w:rFonts w:hint="eastAsia" w:ascii="微软雅黑" w:hAnsi="微软雅黑" w:eastAsia="微软雅黑" w:cs="微软雅黑"/>
+                <w:b/>
+                <w:color w:val="000000"/>
+                <w:sz w:val="21"/>
+                <w:szCs w:val="21"/>
+                <w:lang w:val="en-US" w:eastAsia="zh-CN" w:bidi="ar"/>
+              </w:rPr>
+            </w:pPr>
+            <w:r>
+              <w:rPr>
+                <w:rFonts w:hint="eastAsia" w:ascii="微软雅黑" w:hAnsi="微软雅黑" w:eastAsia="微软雅黑" w:cs="微软雅黑"/>
+                <w:b/>
+                <w:color w:val="000000"/>
+                <w:sz w:val="21"/>
+                <w:szCs w:val="21"/>
+                <w:lang w:val="en-US" w:eastAsia="zh-CN" w:bidi="ar"/>
               </w:rPr>
               <w:t>检测内容</w:t>
             </w:r>
@@ -1920,18 +2107,38 @@
         </w:tc>
         <w:tc>
           <w:tcPr>
-            <w:tcW w:w="8430" w:type="dxa"/>
+            <w:tcW w:w="8415" w:type="dxa"/>
+            <w:gridSpan w:val="7"/>
+            <w:tcBorders>
+              <w:top w:val="single" w:color="auto" w:sz="4" w:space="0"/>
+              <w:left w:val="single" w:color="auto" w:sz="4" w:space="0"/>
+              <w:right w:val="nil"/>
+            </w:tcBorders>
+            <w:vAlign w:val="center"/>
           </w:tcPr>
           <w:p>
             <w:pPr>
               <w:pStyle w:val="17"/>
-              <w:spacing w:line="260" w:lineRule="exact"/>
-              <w:rPr>
-                <w:rFonts w:asciiTheme="minorEastAsia" w:hAnsiTheme="minorEastAsia" w:eastAsiaTheme="minorEastAsia"/>
+              <w:keepNext w:val="0"/>
+              <w:keepLines w:val="0"/>
+              <w:pageBreakBefore w:val="0"/>
+              <w:widowControl/>
+              <w:kinsoku/>
+              <w:wordWrap/>
+              <w:overflowPunct/>
+              <w:topLinePunct w:val="0"/>
+              <w:autoSpaceDE/>
+              <w:autoSpaceDN/>
+              <w:bidi w:val="0"/>
+              <w:adjustRightInd/>
+              <w:snapToGrid/>
+              <w:spacing w:before="0" w:beforeAutospacing="0" w:after="0" w:afterAutospacing="0" w:line="240" w:lineRule="auto"/>
+              <w:jc w:val="left"/>
+              <w:rPr>
+                <w:rFonts w:hint="eastAsia" w:ascii="微软雅黑" w:hAnsi="微软雅黑" w:eastAsia="微软雅黑" w:cs="微软雅黑"/>
                 <w:color w:val="000000" w:themeColor="text1"/>
                 <w:sz w:val="21"/>
                 <w:szCs w:val="21"/>
-                <w:lang w:eastAsia="zh-CN"/>
                 <w14:textFill>
                   <w14:solidFill>
                     <w14:schemeClr w14:val="tx1"/>
@@ -1941,410 +2148,62 @@
             </w:pPr>
             <w:r>
               <w:rPr>
-                <w:rFonts w:asciiTheme="minorEastAsia" w:hAnsiTheme="minorEastAsia" w:eastAsiaTheme="minorEastAsia"/>
+                <w:rFonts w:hint="eastAsia" w:ascii="微软雅黑" w:hAnsi="微软雅黑" w:eastAsia="微软雅黑" w:cs="微软雅黑"/>
                 <w:color w:val="000000" w:themeColor="text1"/>
                 <w:sz w:val="21"/>
                 <w:szCs w:val="21"/>
-                <w:lang w:eastAsia="zh-CN"/>
                 <w14:textFill>
                   <w14:solidFill>
                     <w14:schemeClr w14:val="tx1"/>
                   </w14:solidFill>
                 </w14:textFill>
               </w:rPr>
-              <w:t>本</w:t>
-            </w:r>
-            <w:r>
-              <w:rPr>
-                <w:rFonts w:hint="eastAsia" w:asciiTheme="minorEastAsia" w:hAnsiTheme="minorEastAsia" w:eastAsiaTheme="minorEastAsia"/>
+              <w:t>本检测项目为结直肠癌76基因检测，针对与肿瘤密切相关的76个基因进行高通量测序{% if PDInfo != undefined %}，同时，本项目也通过免疫组化检测PD-L1表达情况{% endif %}。检测突变形式为点突变（SNV）、小片段插入缺失（INDEL）、拷贝数变异（CNV）以及融合（FUSION）。</w:t>
+            </w:r>
+          </w:p>
+          <w:p>
+            <w:pPr>
+              <w:pStyle w:val="17"/>
+              <w:keepNext w:val="0"/>
+              <w:keepLines w:val="0"/>
+              <w:pageBreakBefore w:val="0"/>
+              <w:widowControl/>
+              <w:kinsoku/>
+              <w:wordWrap/>
+              <w:overflowPunct/>
+              <w:topLinePunct w:val="0"/>
+              <w:autoSpaceDE/>
+              <w:autoSpaceDN/>
+              <w:bidi w:val="0"/>
+              <w:adjustRightInd/>
+              <w:snapToGrid/>
+              <w:spacing w:before="0" w:beforeAutospacing="0" w:after="0" w:afterAutospacing="0" w:line="240" w:lineRule="auto"/>
+              <w:jc w:val="left"/>
+              <w:rPr>
+                <w:rFonts w:hint="eastAsia" w:ascii="微软雅黑" w:hAnsi="微软雅黑" w:eastAsia="微软雅黑" w:cs="微软雅黑"/>
                 <w:color w:val="000000" w:themeColor="text1"/>
                 <w:sz w:val="21"/>
                 <w:szCs w:val="21"/>
-                <w:lang w:val="en-US" w:eastAsia="zh-CN"/>
                 <w14:textFill>
                   <w14:solidFill>
                     <w14:schemeClr w14:val="tx1"/>
                   </w14:solidFill>
                 </w14:textFill>
               </w:rPr>
-              <w:t>检测项目为结直肠癌76基因检测，针</w:t>
-            </w:r>
-            <w:r>
-              <w:rPr>
-                <w:rFonts w:asciiTheme="minorEastAsia" w:hAnsiTheme="minorEastAsia" w:eastAsiaTheme="minorEastAsia"/>
+            </w:pPr>
+            <w:r>
+              <w:rPr>
+                <w:rFonts w:hint="eastAsia" w:ascii="微软雅黑" w:hAnsi="微软雅黑" w:eastAsia="微软雅黑" w:cs="微软雅黑"/>
                 <w:color w:val="000000" w:themeColor="text1"/>
                 <w:sz w:val="21"/>
                 <w:szCs w:val="21"/>
-                <w:lang w:eastAsia="zh-CN"/>
                 <w14:textFill>
                   <w14:solidFill>
                     <w14:schemeClr w14:val="tx1"/>
                   </w14:solidFill>
                 </w14:textFill>
               </w:rPr>
-              <w:t>对与</w:t>
-            </w:r>
-            <w:r>
-              <w:rPr>
-                <w:rFonts w:hint="eastAsia" w:asciiTheme="minorEastAsia" w:hAnsiTheme="minorEastAsia" w:eastAsiaTheme="minorEastAsia"/>
-                <w:color w:val="000000" w:themeColor="text1"/>
-                <w:sz w:val="21"/>
-                <w:szCs w:val="21"/>
-                <w:lang w:val="en-US" w:eastAsia="zh-CN"/>
-                <w14:textFill>
-                  <w14:solidFill>
-                    <w14:schemeClr w14:val="tx1"/>
-                  </w14:solidFill>
-                </w14:textFill>
-              </w:rPr>
-              <w:t>肿瘤</w:t>
-            </w:r>
-            <w:r>
-              <w:rPr>
-                <w:rFonts w:asciiTheme="minorEastAsia" w:hAnsiTheme="minorEastAsia" w:eastAsiaTheme="minorEastAsia"/>
-                <w:color w:val="000000" w:themeColor="text1"/>
-                <w:sz w:val="21"/>
-                <w:szCs w:val="21"/>
-                <w:lang w:eastAsia="zh-CN"/>
-                <w14:textFill>
-                  <w14:solidFill>
-                    <w14:schemeClr w14:val="tx1"/>
-                  </w14:solidFill>
-                </w14:textFill>
-              </w:rPr>
-              <w:t>密切相关的</w:t>
-            </w:r>
-            <w:r>
-              <w:rPr>
-                <w:rFonts w:hint="eastAsia" w:asciiTheme="minorEastAsia" w:hAnsiTheme="minorEastAsia" w:eastAsiaTheme="minorEastAsia"/>
-                <w:color w:val="000000" w:themeColor="text1"/>
-                <w:sz w:val="21"/>
-                <w:szCs w:val="21"/>
-                <w:lang w:val="en-US" w:eastAsia="zh-CN"/>
-                <w14:textFill>
-                  <w14:solidFill>
-                    <w14:schemeClr w14:val="tx1"/>
-                  </w14:solidFill>
-                </w14:textFill>
-              </w:rPr>
-              <w:t>76</w:t>
-            </w:r>
-            <w:r>
-              <w:rPr>
-                <w:rFonts w:asciiTheme="minorEastAsia" w:hAnsiTheme="minorEastAsia" w:eastAsiaTheme="minorEastAsia"/>
-                <w:color w:val="000000" w:themeColor="text1"/>
-                <w:sz w:val="21"/>
-                <w:szCs w:val="21"/>
-                <w:lang w:eastAsia="zh-CN"/>
-                <w14:textFill>
-                  <w14:solidFill>
-                    <w14:schemeClr w14:val="tx1"/>
-                  </w14:solidFill>
-                </w14:textFill>
-              </w:rPr>
-              <w:t>个基因进行高通量测序</w:t>
-            </w:r>
-            <w:r>
-              <w:rPr>
-                <w:rFonts w:hint="eastAsia" w:asciiTheme="minorEastAsia" w:hAnsiTheme="minorEastAsia" w:eastAsiaTheme="minorEastAsia"/>
-                <w:color w:val="000000" w:themeColor="text1"/>
-                <w:sz w:val="21"/>
-                <w:szCs w:val="21"/>
-                <w:lang w:eastAsia="zh-CN"/>
-                <w14:textFill>
-                  <w14:solidFill>
-                    <w14:schemeClr w14:val="tx1"/>
-                  </w14:solidFill>
-                </w14:textFill>
-              </w:rPr>
-              <w:t>{% if PDInfo != undefined %}，</w:t>
-            </w:r>
-            <w:r>
-              <w:rPr>
-                <w:rFonts w:hint="eastAsia" w:asciiTheme="minorEastAsia" w:hAnsiTheme="minorEastAsia" w:eastAsiaTheme="minorEastAsia"/>
-                <w:color w:val="000000" w:themeColor="text1"/>
-                <w:sz w:val="21"/>
-                <w:szCs w:val="21"/>
-                <w:lang w:val="en-US" w:eastAsia="zh-CN"/>
-                <w14:textFill>
-                  <w14:solidFill>
-                    <w14:schemeClr w14:val="tx1"/>
-                  </w14:solidFill>
-                </w14:textFill>
-              </w:rPr>
-              <w:t>同时，</w:t>
-            </w:r>
-            <w:r>
-              <w:rPr>
-                <w:rFonts w:hint="eastAsia" w:asciiTheme="minorEastAsia" w:hAnsiTheme="minorEastAsia" w:eastAsiaTheme="minorEastAsia"/>
-                <w:color w:val="000000" w:themeColor="text1"/>
-                <w:sz w:val="21"/>
-                <w:szCs w:val="21"/>
-                <w:lang w:eastAsia="zh-CN"/>
-                <w14:textFill>
-                  <w14:solidFill>
-                    <w14:schemeClr w14:val="tx1"/>
-                  </w14:solidFill>
-                </w14:textFill>
-              </w:rPr>
-              <w:t>本</w:t>
-            </w:r>
-            <w:r>
-              <w:rPr>
-                <w:rFonts w:hint="eastAsia" w:asciiTheme="minorEastAsia" w:hAnsiTheme="minorEastAsia" w:eastAsiaTheme="minorEastAsia"/>
-                <w:color w:val="000000" w:themeColor="text1"/>
-                <w:sz w:val="21"/>
-                <w:szCs w:val="21"/>
-                <w:lang w:val="en-US" w:eastAsia="zh-CN"/>
-                <w14:textFill>
-                  <w14:solidFill>
-                    <w14:schemeClr w14:val="tx1"/>
-                  </w14:solidFill>
-                </w14:textFill>
-              </w:rPr>
-              <w:t>项目也</w:t>
-            </w:r>
-            <w:r>
-              <w:rPr>
-                <w:rFonts w:hint="eastAsia" w:asciiTheme="minorEastAsia" w:hAnsiTheme="minorEastAsia" w:eastAsiaTheme="minorEastAsia"/>
-                <w:color w:val="000000" w:themeColor="text1"/>
-                <w:sz w:val="21"/>
-                <w:szCs w:val="21"/>
-                <w:lang w:eastAsia="zh-CN"/>
-                <w14:textFill>
-                  <w14:solidFill>
-                    <w14:schemeClr w14:val="tx1"/>
-                  </w14:solidFill>
-                </w14:textFill>
-              </w:rPr>
-              <w:t>通过免疫组化检测PD-L1表达</w:t>
-            </w:r>
-            <w:r>
-              <w:rPr>
-                <w:rFonts w:hint="eastAsia" w:asciiTheme="minorEastAsia" w:hAnsiTheme="minorEastAsia" w:eastAsiaTheme="minorEastAsia"/>
-                <w:color w:val="000000" w:themeColor="text1"/>
-                <w:sz w:val="21"/>
-                <w:szCs w:val="21"/>
-                <w:lang w:val="en-US" w:eastAsia="zh-CN"/>
-                <w14:textFill>
-                  <w14:solidFill>
-                    <w14:schemeClr w14:val="tx1"/>
-                  </w14:solidFill>
-                </w14:textFill>
-              </w:rPr>
-              <w:t>情况</w:t>
-            </w:r>
-            <w:r>
-              <w:rPr>
-                <w:rFonts w:hint="eastAsia" w:asciiTheme="minorEastAsia" w:hAnsiTheme="minorEastAsia" w:eastAsiaTheme="minorEastAsia"/>
-                <w:color w:val="000000" w:themeColor="text1"/>
-                <w:sz w:val="21"/>
-                <w:szCs w:val="21"/>
-                <w:lang w:eastAsia="zh-CN"/>
-                <w14:textFill>
-                  <w14:solidFill>
-                    <w14:schemeClr w14:val="tx1"/>
-                  </w14:solidFill>
-                </w14:textFill>
-              </w:rPr>
-              <w:t>{% endif %}。</w:t>
-            </w:r>
-            <w:r>
-              <w:rPr>
-                <w:rFonts w:asciiTheme="minorEastAsia" w:hAnsiTheme="minorEastAsia" w:eastAsiaTheme="minorEastAsia"/>
-                <w:color w:val="000000" w:themeColor="text1"/>
-                <w:sz w:val="21"/>
-                <w:szCs w:val="21"/>
-                <w:lang w:eastAsia="zh-CN"/>
-                <w14:textFill>
-                  <w14:solidFill>
-                    <w14:schemeClr w14:val="tx1"/>
-                  </w14:solidFill>
-                </w14:textFill>
-              </w:rPr>
-              <w:t>检测突变形式为点突变</w:t>
-            </w:r>
-            <w:r>
-              <w:rPr>
-                <w:rFonts w:hint="eastAsia" w:asciiTheme="minorEastAsia" w:hAnsiTheme="minorEastAsia" w:eastAsiaTheme="minorEastAsia"/>
-                <w:color w:val="000000" w:themeColor="text1"/>
-                <w:sz w:val="21"/>
-                <w:szCs w:val="21"/>
-                <w:lang w:eastAsia="zh-CN"/>
-                <w14:textFill>
-                  <w14:solidFill>
-                    <w14:schemeClr w14:val="tx1"/>
-                  </w14:solidFill>
-                </w14:textFill>
-              </w:rPr>
-              <w:t>（SNV）</w:t>
-            </w:r>
-            <w:r>
-              <w:rPr>
-                <w:rFonts w:asciiTheme="minorEastAsia" w:hAnsiTheme="minorEastAsia" w:eastAsiaTheme="minorEastAsia"/>
-                <w:color w:val="000000" w:themeColor="text1"/>
-                <w:sz w:val="21"/>
-                <w:szCs w:val="21"/>
-                <w:lang w:eastAsia="zh-CN"/>
-                <w14:textFill>
-                  <w14:solidFill>
-                    <w14:schemeClr w14:val="tx1"/>
-                  </w14:solidFill>
-                </w14:textFill>
-              </w:rPr>
-              <w:t>、小片段插入缺失</w:t>
-            </w:r>
-            <w:r>
-              <w:rPr>
-                <w:rFonts w:hint="eastAsia" w:asciiTheme="minorEastAsia" w:hAnsiTheme="minorEastAsia" w:eastAsiaTheme="minorEastAsia"/>
-                <w:color w:val="000000" w:themeColor="text1"/>
-                <w:sz w:val="21"/>
-                <w:szCs w:val="21"/>
-                <w:lang w:eastAsia="zh-CN"/>
-                <w14:textFill>
-                  <w14:solidFill>
-                    <w14:schemeClr w14:val="tx1"/>
-                  </w14:solidFill>
-                </w14:textFill>
-              </w:rPr>
-              <w:t>（INDEL）</w:t>
-            </w:r>
-            <w:r>
-              <w:rPr>
-                <w:rFonts w:asciiTheme="minorEastAsia" w:hAnsiTheme="minorEastAsia" w:eastAsiaTheme="minorEastAsia"/>
-                <w:color w:val="000000" w:themeColor="text1"/>
-                <w:sz w:val="21"/>
-                <w:szCs w:val="21"/>
-                <w:lang w:eastAsia="zh-CN"/>
-                <w14:textFill>
-                  <w14:solidFill>
-                    <w14:schemeClr w14:val="tx1"/>
-                  </w14:solidFill>
-                </w14:textFill>
-              </w:rPr>
-              <w:t>、拷贝数变异</w:t>
-            </w:r>
-            <w:r>
-              <w:rPr>
-                <w:rFonts w:hint="eastAsia" w:asciiTheme="minorEastAsia" w:hAnsiTheme="minorEastAsia" w:eastAsiaTheme="minorEastAsia"/>
-                <w:color w:val="000000" w:themeColor="text1"/>
-                <w:sz w:val="21"/>
-                <w:szCs w:val="21"/>
-                <w:lang w:eastAsia="zh-CN"/>
-                <w14:textFill>
-                  <w14:solidFill>
-                    <w14:schemeClr w14:val="tx1"/>
-                  </w14:solidFill>
-                </w14:textFill>
-              </w:rPr>
-              <w:t>（CNV）</w:t>
-            </w:r>
-            <w:r>
-              <w:rPr>
-                <w:rFonts w:asciiTheme="minorEastAsia" w:hAnsiTheme="minorEastAsia" w:eastAsiaTheme="minorEastAsia"/>
-                <w:color w:val="000000" w:themeColor="text1"/>
-                <w:sz w:val="21"/>
-                <w:szCs w:val="21"/>
-                <w:lang w:eastAsia="zh-CN"/>
-                <w14:textFill>
-                  <w14:solidFill>
-                    <w14:schemeClr w14:val="tx1"/>
-                  </w14:solidFill>
-                </w14:textFill>
-              </w:rPr>
-              <w:t>以及融合</w:t>
-            </w:r>
-            <w:r>
-              <w:rPr>
-                <w:rFonts w:hint="eastAsia" w:asciiTheme="minorEastAsia" w:hAnsiTheme="minorEastAsia" w:eastAsiaTheme="minorEastAsia"/>
-                <w:color w:val="000000" w:themeColor="text1"/>
-                <w:sz w:val="21"/>
-                <w:szCs w:val="21"/>
-                <w:lang w:eastAsia="zh-CN"/>
-                <w14:textFill>
-                  <w14:solidFill>
-                    <w14:schemeClr w14:val="tx1"/>
-                  </w14:solidFill>
-                </w14:textFill>
-              </w:rPr>
-              <w:t>（FUSION）</w:t>
-            </w:r>
-            <w:r>
-              <w:rPr>
-                <w:rFonts w:asciiTheme="minorEastAsia" w:hAnsiTheme="minorEastAsia" w:eastAsiaTheme="minorEastAsia"/>
-                <w:color w:val="000000" w:themeColor="text1"/>
-                <w:sz w:val="21"/>
-                <w:szCs w:val="21"/>
-                <w:lang w:eastAsia="zh-CN"/>
-                <w14:textFill>
-                  <w14:solidFill>
-                    <w14:schemeClr w14:val="tx1"/>
-                  </w14:solidFill>
-                </w14:textFill>
-              </w:rPr>
-              <w:t>。</w:t>
-            </w:r>
-          </w:p>
-          <w:p>
-            <w:pPr>
-              <w:pStyle w:val="17"/>
-              <w:spacing w:line="260" w:lineRule="exact"/>
-              <w:rPr>
-                <w:rFonts w:asciiTheme="minorEastAsia" w:hAnsiTheme="minorEastAsia" w:eastAsiaTheme="minorEastAsia"/>
-                <w:color w:val="000000" w:themeColor="text1"/>
-                <w:sz w:val="21"/>
-                <w:szCs w:val="21"/>
-                <w14:textFill>
-                  <w14:solidFill>
-                    <w14:schemeClr w14:val="tx1"/>
-                  </w14:solidFill>
-                </w14:textFill>
-              </w:rPr>
-            </w:pPr>
-            <w:r>
-              <w:rPr>
-                <w:rFonts w:asciiTheme="minorEastAsia" w:hAnsiTheme="minorEastAsia" w:eastAsiaTheme="minorEastAsia"/>
-                <w:color w:val="000000" w:themeColor="text1"/>
-                <w:sz w:val="21"/>
-                <w:szCs w:val="21"/>
-                <w:lang w:eastAsia="zh-CN"/>
-                <w14:textFill>
-                  <w14:solidFill>
-                    <w14:schemeClr w14:val="tx1"/>
-                  </w14:solidFill>
-                </w14:textFill>
-              </w:rPr>
-              <w:t>本报告分析基因变异与靶向药物</w:t>
-            </w:r>
-            <w:r>
-              <w:rPr>
-                <w:rFonts w:hint="eastAsia" w:asciiTheme="minorEastAsia" w:hAnsiTheme="minorEastAsia" w:eastAsiaTheme="minorEastAsia"/>
-                <w:color w:val="000000" w:themeColor="text1"/>
-                <w:sz w:val="21"/>
-                <w:szCs w:val="21"/>
-                <w:lang w:eastAsia="zh-CN"/>
-                <w14:textFill>
-                  <w14:solidFill>
-                    <w14:schemeClr w14:val="tx1"/>
-                  </w14:solidFill>
-                </w14:textFill>
-              </w:rPr>
-              <w:t>、</w:t>
-            </w:r>
-            <w:r>
-              <w:rPr>
-                <w:rFonts w:asciiTheme="minorEastAsia" w:hAnsiTheme="minorEastAsia" w:eastAsiaTheme="minorEastAsia"/>
-                <w:color w:val="000000" w:themeColor="text1"/>
-                <w:sz w:val="21"/>
-                <w:szCs w:val="21"/>
-                <w:lang w:eastAsia="zh-CN"/>
-                <w14:textFill>
-                  <w14:solidFill>
-                    <w14:schemeClr w14:val="tx1"/>
-                  </w14:solidFill>
-                </w14:textFill>
-              </w:rPr>
-              <w:t>化疗药物的相关性，给出靶向药物（FDA/NMPA批准药物、临床试验药物等）、化疗药物的用药提示信息，从而为临床制定治疗方案提供参考信息。</w:t>
+              <w:t>本报告分析基因变异与靶向药物、化疗药物的相关性，给出靶向药物（FDA/NMPA批准药物、临床试验药物等）、化疗药物的用药提示信息，从而为临床制定治疗方案提供参考信息。</w:t>
             </w:r>
           </w:p>
         </w:tc>
@@ -2387,8 +2246,8 @@
           <w:shd w:val="clear" w:color="auto" w:fill="17365D"/>
         </w:rPr>
       </w:pPr>
-      <w:bookmarkStart w:id="0" w:name="_Toc527112379"/>
-      <w:bookmarkStart w:id="1" w:name="_Toc526855031"/>
+      <w:bookmarkStart w:id="0" w:name="_Toc526855031"/>
+      <w:bookmarkStart w:id="1" w:name="_Toc527112379"/>
       <w:bookmarkStart w:id="2" w:name="_Toc534637492"/>
       <w:r>
         <w:rPr>
@@ -2785,7 +2644,6 @@
             <w:insideH w:val="single" w:color="243F61" w:themeColor="accent1" w:themeShade="7F" w:sz="6" w:space="0"/>
             <w:insideV w:val="single" w:color="243F61" w:themeColor="accent1" w:themeShade="7F" w:sz="6" w:space="0"/>
           </w:tblBorders>
-          <w:shd w:val="clear" w:color="auto" w:fill="auto"/>
           <w:tblCellMar>
             <w:top w:w="0" w:type="dxa"/>
             <w:left w:w="0" w:type="dxa"/>
@@ -3212,7 +3070,6 @@
             <w:insideH w:val="single" w:color="243F61" w:themeColor="accent1" w:themeShade="7F" w:sz="6" w:space="0"/>
             <w:insideV w:val="single" w:color="243F61" w:themeColor="accent1" w:themeShade="7F" w:sz="6" w:space="0"/>
           </w:tblBorders>
-          <w:shd w:val="clear" w:color="auto" w:fill="auto"/>
           <w:tblCellMar>
             <w:top w:w="0" w:type="dxa"/>
             <w:left w:w="0" w:type="dxa"/>
@@ -3824,14 +3681,12 @@
           <w:lang w:val="en-US" w:eastAsia="zh-CN"/>
         </w:rPr>
       </w:pPr>
-      <w:bookmarkStart w:id="4" w:name="_Toc19898_WPSOffice_Level1"/>
-      <w:bookmarkStart w:id="5" w:name="_Toc499"/>
+      <w:bookmarkStart w:id="4" w:name="_Toc20136_WPSOffice_Level1"/>
+      <w:bookmarkStart w:id="5" w:name="_Toc2781"/>
       <w:bookmarkStart w:id="6" w:name="_Toc22132"/>
-      <w:bookmarkStart w:id="7" w:name="_Toc2781"/>
-      <w:bookmarkStart w:id="8" w:name="_Toc2819"/>
-      <w:bookmarkStart w:id="9" w:name="_Toc20136_WPSOffice_Level1"/>
-      <w:bookmarkStart w:id="42" w:name="_GoBack"/>
-      <w:bookmarkEnd w:id="42"/>
+      <w:bookmarkStart w:id="7" w:name="_Toc499"/>
+      <w:bookmarkStart w:id="8" w:name="_Toc19898_WPSOffice_Level1"/>
+      <w:bookmarkStart w:id="9" w:name="_Toc2819"/>
       <w:r>
         <w:rPr>
           <w:rFonts w:hint="eastAsia" w:ascii="Times New Roman" w:hAnsi="Times New Roman" w:eastAsia="微软雅黑" w:cs="黑体"/>
@@ -3878,10 +3733,10 @@
           <w:color w:val="254061" w:themeColor="accent1" w:themeShade="80"/>
         </w:rPr>
       </w:pPr>
-      <w:bookmarkStart w:id="10" w:name="_Toc10877"/>
-      <w:bookmarkStart w:id="11" w:name="_Toc23375"/>
-      <w:bookmarkStart w:id="12" w:name="_Toc11015_WPSOffice_Level2"/>
-      <w:bookmarkStart w:id="13" w:name="_Toc18062_WPSOffice_Level2"/>
+      <w:bookmarkStart w:id="10" w:name="_Toc23375"/>
+      <w:bookmarkStart w:id="11" w:name="_Toc11015_WPSOffice_Level2"/>
+      <w:bookmarkStart w:id="12" w:name="_Toc18062_WPSOffice_Level2"/>
+      <w:bookmarkStart w:id="13" w:name="_Toc10877"/>
       <w:bookmarkStart w:id="14" w:name="_Toc3049"/>
       <w:bookmarkStart w:id="15" w:name="_Toc9088"/>
       <w:r>
@@ -9346,7 +9201,6 @@
             <w:insideH w:val="dashed" w:color="244061" w:sz="4" w:space="0"/>
             <w:insideV w:val="dashed" w:color="244061" w:sz="4" w:space="0"/>
           </w:tblBorders>
-          <w:shd w:val="clear" w:color="auto" w:fill="auto"/>
           <w:tblCellMar>
             <w:top w:w="0" w:type="dxa"/>
             <w:left w:w="108" w:type="dxa"/>
@@ -11596,8 +11450,8 @@
       </w:pPr>
       <w:bookmarkStart w:id="20" w:name="_Toc527112385"/>
       <w:bookmarkStart w:id="21" w:name="_Toc526855037"/>
-      <w:bookmarkStart w:id="22" w:name="_Toc25428"/>
-      <w:bookmarkStart w:id="23" w:name="_Toc534637498"/>
+      <w:bookmarkStart w:id="22" w:name="_Toc534637498"/>
+      <w:bookmarkStart w:id="23" w:name="_Toc25428"/>
       <w:r>
         <w:rPr>
           <w:rFonts w:hint="eastAsia" w:ascii="微软雅黑" w:hAnsi="微软雅黑" w:eastAsia="微软雅黑" w:cs="微软雅黑"/>
@@ -11653,11 +11507,11 @@
           <w:lang w:val="en-US" w:eastAsia="zh-CN"/>
         </w:rPr>
       </w:pPr>
-      <w:bookmarkStart w:id="24" w:name="_Toc23606"/>
-      <w:bookmarkStart w:id="25" w:name="_Toc32443_WPSOffice_Level2"/>
-      <w:bookmarkStart w:id="26" w:name="_Toc4331_WPSOffice_Level2"/>
-      <w:bookmarkStart w:id="27" w:name="_Toc22255"/>
-      <w:bookmarkStart w:id="28" w:name="_Toc6468"/>
+      <w:bookmarkStart w:id="24" w:name="_Toc22255"/>
+      <w:bookmarkStart w:id="25" w:name="_Toc6468"/>
+      <w:bookmarkStart w:id="26" w:name="_Toc23606"/>
+      <w:bookmarkStart w:id="27" w:name="_Toc4331_WPSOffice_Level2"/>
+      <w:bookmarkStart w:id="28" w:name="_Toc32443_WPSOffice_Level2"/>
       <w:r>
         <w:rPr>
           <w:rFonts w:hint="eastAsia" w:ascii="微软雅黑" w:hAnsi="微软雅黑" w:eastAsia="微软雅黑" w:cs="微软雅黑"/>
@@ -23463,13 +23317,13 @@
           <w:lang w:val="en-US" w:eastAsia="zh-CN"/>
         </w:rPr>
       </w:pPr>
-      <w:bookmarkStart w:id="35" w:name="_Toc30533"/>
-      <w:bookmarkStart w:id="36" w:name="_Toc28910_WPSOffice_Level1"/>
-      <w:bookmarkStart w:id="37" w:name="_Toc22458"/>
-      <w:bookmarkStart w:id="38" w:name="_Toc19099"/>
-      <w:bookmarkStart w:id="39" w:name="_Toc22484_WPSOffice_Level1"/>
-      <w:bookmarkStart w:id="40" w:name="_Toc16368_WPSOffice_Level1"/>
-      <w:bookmarkStart w:id="41" w:name="_Toc7549"/>
+      <w:bookmarkStart w:id="35" w:name="_Toc7549"/>
+      <w:bookmarkStart w:id="36" w:name="_Toc22458"/>
+      <w:bookmarkStart w:id="37" w:name="_Toc22484_WPSOffice_Level1"/>
+      <w:bookmarkStart w:id="38" w:name="_Toc30533"/>
+      <w:bookmarkStart w:id="39" w:name="_Toc19099"/>
+      <w:bookmarkStart w:id="40" w:name="_Toc28910_WPSOffice_Level1"/>
+      <w:bookmarkStart w:id="41" w:name="_Toc16368_WPSOffice_Level1"/>
       <w:r>
         <w:rPr>
           <w:rFonts w:hint="eastAsia" w:ascii="微软雅黑" w:hAnsi="微软雅黑" w:eastAsia="微软雅黑" w:cs="微软雅黑"/>

--- a/WebContent/docx/肠癌76基因检测报告-三峡.docx
+++ b/WebContent/docx/肠癌76基因检测报告-三峡.docx
@@ -153,7 +153,6 @@
                 <w:vertAlign w:val="baseline"/>
               </w:rPr>
             </w:pPr>
-            <w:bookmarkStart w:id="42" w:name="_GoBack" w:colFirst="1" w:colLast="1"/>
             <w:r>
               <w:rPr>
                 <w:b/>
@@ -366,7 +365,6 @@
           </w:p>
         </w:tc>
       </w:tr>
-      <w:bookmarkEnd w:id="42"/>
     </w:tbl>
     <w:p>
       <w:pPr>
@@ -402,14 +400,14 @@
         </w:tblCellMar>
       </w:tblPr>
       <w:tblGrid>
-        <w:gridCol w:w="1177"/>
-        <w:gridCol w:w="1039"/>
-        <w:gridCol w:w="1040"/>
-        <w:gridCol w:w="1037"/>
-        <w:gridCol w:w="1039"/>
-        <w:gridCol w:w="1039"/>
-        <w:gridCol w:w="1030"/>
-        <w:gridCol w:w="2271"/>
+        <w:gridCol w:w="1216"/>
+        <w:gridCol w:w="1079"/>
+        <w:gridCol w:w="1081"/>
+        <w:gridCol w:w="1077"/>
+        <w:gridCol w:w="1079"/>
+        <w:gridCol w:w="1079"/>
+        <w:gridCol w:w="1070"/>
+        <w:gridCol w:w="1991"/>
       </w:tblGrid>
       <w:tr>
         <w:tblPrEx>
@@ -897,7 +895,31 @@
                 <w:szCs w:val="21"/>
                 <w:lang w:bidi="ar"/>
               </w:rPr>
-              <w:t>{{ template_subbarcode }}</w:t>
+              <w:t xml:space="preserve">{{ </w:t>
+            </w:r>
+            <w:r>
+              <w:rPr>
+                <w:rFonts w:hint="eastAsia" w:ascii="微软雅黑" w:hAnsi="微软雅黑" w:eastAsia="微软雅黑" w:cs="微软雅黑"/>
+                <w:b w:val="0"/>
+                <w:bCs/>
+                <w:color w:val="000000"/>
+                <w:sz w:val="21"/>
+                <w:szCs w:val="21"/>
+                <w:lang w:val="en-US" w:eastAsia="zh-CN" w:bidi="ar"/>
+              </w:rPr>
+              <w:t>sample.patient_id</w:t>
+            </w:r>
+            <w:r>
+              <w:rPr>
+                <w:rFonts w:hint="eastAsia" w:ascii="微软雅黑" w:hAnsi="微软雅黑" w:eastAsia="微软雅黑" w:cs="微软雅黑"/>
+                <w:b w:val="0"/>
+                <w:bCs/>
+                <w:color w:val="000000"/>
+                <w:sz w:val="21"/>
+                <w:szCs w:val="21"/>
+                <w:lang w:bidi="ar"/>
+              </w:rPr>
+              <w:t xml:space="preserve"> }}</w:t>
             </w:r>
           </w:p>
         </w:tc>
@@ -2246,9 +2268,9 @@
           <w:shd w:val="clear" w:color="auto" w:fill="17365D"/>
         </w:rPr>
       </w:pPr>
-      <w:bookmarkStart w:id="0" w:name="_Toc526855031"/>
-      <w:bookmarkStart w:id="1" w:name="_Toc527112379"/>
-      <w:bookmarkStart w:id="2" w:name="_Toc534637492"/>
+      <w:bookmarkStart w:id="0" w:name="_Toc534637492"/>
+      <w:bookmarkStart w:id="1" w:name="_Toc526855031"/>
+      <w:bookmarkStart w:id="2" w:name="_Toc527112379"/>
       <w:r>
         <w:rPr>
           <w:rFonts w:hint="eastAsia" w:ascii="微软雅黑" w:hAnsi="微软雅黑" w:eastAsia="微软雅黑" w:cs="微软雅黑"/>
@@ -2644,6 +2666,7 @@
             <w:insideH w:val="single" w:color="243F61" w:themeColor="accent1" w:themeShade="7F" w:sz="6" w:space="0"/>
             <w:insideV w:val="single" w:color="243F61" w:themeColor="accent1" w:themeShade="7F" w:sz="6" w:space="0"/>
           </w:tblBorders>
+          <w:shd w:val="clear" w:color="auto" w:fill="auto"/>
           <w:tblCellMar>
             <w:top w:w="0" w:type="dxa"/>
             <w:left w:w="0" w:type="dxa"/>
@@ -3070,6 +3093,7 @@
             <w:insideH w:val="single" w:color="243F61" w:themeColor="accent1" w:themeShade="7F" w:sz="6" w:space="0"/>
             <w:insideV w:val="single" w:color="243F61" w:themeColor="accent1" w:themeShade="7F" w:sz="6" w:space="0"/>
           </w:tblBorders>
+          <w:shd w:val="clear" w:color="auto" w:fill="auto"/>
           <w:tblCellMar>
             <w:top w:w="0" w:type="dxa"/>
             <w:left w:w="0" w:type="dxa"/>
@@ -3681,12 +3705,12 @@
           <w:lang w:val="en-US" w:eastAsia="zh-CN"/>
         </w:rPr>
       </w:pPr>
-      <w:bookmarkStart w:id="4" w:name="_Toc20136_WPSOffice_Level1"/>
-      <w:bookmarkStart w:id="5" w:name="_Toc2781"/>
-      <w:bookmarkStart w:id="6" w:name="_Toc22132"/>
-      <w:bookmarkStart w:id="7" w:name="_Toc499"/>
-      <w:bookmarkStart w:id="8" w:name="_Toc19898_WPSOffice_Level1"/>
-      <w:bookmarkStart w:id="9" w:name="_Toc2819"/>
+      <w:bookmarkStart w:id="4" w:name="_Toc2781"/>
+      <w:bookmarkStart w:id="5" w:name="_Toc499"/>
+      <w:bookmarkStart w:id="6" w:name="_Toc20136_WPSOffice_Level1"/>
+      <w:bookmarkStart w:id="7" w:name="_Toc19898_WPSOffice_Level1"/>
+      <w:bookmarkStart w:id="8" w:name="_Toc2819"/>
+      <w:bookmarkStart w:id="9" w:name="_Toc22132"/>
       <w:r>
         <w:rPr>
           <w:rFonts w:hint="eastAsia" w:ascii="Times New Roman" w:hAnsi="Times New Roman" w:eastAsia="微软雅黑" w:cs="黑体"/>
@@ -3733,12 +3757,12 @@
           <w:color w:val="254061" w:themeColor="accent1" w:themeShade="80"/>
         </w:rPr>
       </w:pPr>
-      <w:bookmarkStart w:id="10" w:name="_Toc23375"/>
-      <w:bookmarkStart w:id="11" w:name="_Toc11015_WPSOffice_Level2"/>
-      <w:bookmarkStart w:id="12" w:name="_Toc18062_WPSOffice_Level2"/>
-      <w:bookmarkStart w:id="13" w:name="_Toc10877"/>
-      <w:bookmarkStart w:id="14" w:name="_Toc3049"/>
-      <w:bookmarkStart w:id="15" w:name="_Toc9088"/>
+      <w:bookmarkStart w:id="10" w:name="_Toc3049"/>
+      <w:bookmarkStart w:id="11" w:name="_Toc23375"/>
+      <w:bookmarkStart w:id="12" w:name="_Toc9088"/>
+      <w:bookmarkStart w:id="13" w:name="_Toc18062_WPSOffice_Level2"/>
+      <w:bookmarkStart w:id="14" w:name="_Toc10877"/>
+      <w:bookmarkStart w:id="15" w:name="_Toc11015_WPSOffice_Level2"/>
       <w:r>
         <w:rPr>
           <w:rFonts w:hint="eastAsia" w:ascii="微软雅黑" w:hAnsi="微软雅黑" w:eastAsia="微软雅黑" w:cs="微软雅黑"/>
@@ -3841,7 +3865,25 @@
             </w14:solidFill>
           </w14:textFill>
         </w:rPr>
-        <w:t>，其中{{summaryOfRresults.somaticDrugCount}}个与靶向药物相关。{%if BodyDrugDrugDetectionStr or unknownVarAnalysisStr %}具体信息详见“基因检测结果解析”。{% endif %}</w:t>
+        <w:t>，其中{{summaryOfRresults.somaticDrugCount}}个与靶向药物相关。{%if BodyDrugDrugDetectionStr or unknownVarAnalysisStr %}具体信息详见“检测结果详细解析</w:t>
+      </w:r>
+      <w:bookmarkStart w:id="42" w:name="_GoBack"/>
+      <w:bookmarkEnd w:id="42"/>
+      <w:r>
+        <w:rPr>
+          <w:rFonts w:hint="eastAsia" w:ascii="Times New Roman" w:hAnsi="Times New Roman" w:eastAsia="微软雅黑" w:cs="Times New Roman"/>
+          <w:b/>
+          <w:color w:val="000000" w:themeColor="text1"/>
+          <w:sz w:val="21"/>
+          <w:szCs w:val="21"/>
+          <w:lang w:eastAsia="zh-CN"/>
+          <w14:textFill>
+            <w14:solidFill>
+              <w14:schemeClr w14:val="tx1"/>
+            </w14:solidFill>
+          </w14:textFill>
+        </w:rPr>
+        <w:t>”。{% endif %}</w:t>
       </w:r>
     </w:p>
     <w:tbl>
@@ -8259,9 +8301,9 @@
           <w:lang w:val="en-US" w:eastAsia="zh-CN"/>
         </w:rPr>
       </w:pPr>
-      <w:bookmarkStart w:id="16" w:name="_Toc106719764"/>
+      <w:bookmarkStart w:id="16" w:name="_Toc20034"/>
       <w:bookmarkStart w:id="17" w:name="_Toc9387"/>
-      <w:bookmarkStart w:id="18" w:name="_Toc20034"/>
+      <w:bookmarkStart w:id="18" w:name="_Toc106719764"/>
       <w:bookmarkStart w:id="19" w:name="_Toc10223"/>
       <w:r>
         <w:rPr>
@@ -8781,6 +8823,7 @@
             <w:insideH w:val="dashed" w:color="244061" w:sz="4" w:space="0"/>
             <w:insideV w:val="dashed" w:color="244061" w:sz="4" w:space="0"/>
           </w:tblBorders>
+          <w:shd w:val="clear" w:color="auto" w:fill="auto"/>
           <w:tblCellMar>
             <w:top w:w="0" w:type="dxa"/>
             <w:left w:w="108" w:type="dxa"/>
@@ -8950,6 +8993,7 @@
             <w:insideH w:val="dashed" w:color="244061" w:sz="4" w:space="0"/>
             <w:insideV w:val="dashed" w:color="244061" w:sz="4" w:space="0"/>
           </w:tblBorders>
+          <w:shd w:val="clear" w:color="auto" w:fill="auto"/>
           <w:tblCellMar>
             <w:top w:w="0" w:type="dxa"/>
             <w:left w:w="108" w:type="dxa"/>
@@ -9201,6 +9245,7 @@
             <w:insideH w:val="dashed" w:color="244061" w:sz="4" w:space="0"/>
             <w:insideV w:val="dashed" w:color="244061" w:sz="4" w:space="0"/>
           </w:tblBorders>
+          <w:shd w:val="clear" w:color="auto" w:fill="auto"/>
           <w:tblCellMar>
             <w:top w:w="0" w:type="dxa"/>
             <w:left w:w="108" w:type="dxa"/>
@@ -11448,10 +11493,10 @@
           <w:shd w:val="clear" w:color="auto" w:fill="1F3864"/>
         </w:rPr>
       </w:pPr>
-      <w:bookmarkStart w:id="20" w:name="_Toc527112385"/>
-      <w:bookmarkStart w:id="21" w:name="_Toc526855037"/>
+      <w:bookmarkStart w:id="20" w:name="_Toc526855037"/>
+      <w:bookmarkStart w:id="21" w:name="_Toc25428"/>
       <w:bookmarkStart w:id="22" w:name="_Toc534637498"/>
-      <w:bookmarkStart w:id="23" w:name="_Toc25428"/>
+      <w:bookmarkStart w:id="23" w:name="_Toc527112385"/>
       <w:r>
         <w:rPr>
           <w:rFonts w:hint="eastAsia" w:ascii="微软雅黑" w:hAnsi="微软雅黑" w:eastAsia="微软雅黑" w:cs="微软雅黑"/>
@@ -11508,10 +11553,10 @@
         </w:rPr>
       </w:pPr>
       <w:bookmarkStart w:id="24" w:name="_Toc22255"/>
-      <w:bookmarkStart w:id="25" w:name="_Toc6468"/>
-      <w:bookmarkStart w:id="26" w:name="_Toc23606"/>
+      <w:bookmarkStart w:id="25" w:name="_Toc23606"/>
+      <w:bookmarkStart w:id="26" w:name="_Toc32443_WPSOffice_Level2"/>
       <w:bookmarkStart w:id="27" w:name="_Toc4331_WPSOffice_Level2"/>
-      <w:bookmarkStart w:id="28" w:name="_Toc32443_WPSOffice_Level2"/>
+      <w:bookmarkStart w:id="28" w:name="_Toc6468"/>
       <w:r>
         <w:rPr>
           <w:rFonts w:hint="eastAsia" w:ascii="微软雅黑" w:hAnsi="微软雅黑" w:eastAsia="微软雅黑" w:cs="微软雅黑"/>
@@ -11668,9 +11713,9 @@
           </w14:textFill>
         </w:rPr>
       </w:pPr>
-      <w:bookmarkStart w:id="29" w:name="_Toc18091_WPSOffice_Level3"/>
-      <w:bookmarkStart w:id="30" w:name="_Toc6931_WPSOffice_Level3"/>
-      <w:bookmarkStart w:id="31" w:name="_Toc15289_WPSOffice_Level3"/>
+      <w:bookmarkStart w:id="29" w:name="_Toc6931_WPSOffice_Level3"/>
+      <w:bookmarkStart w:id="30" w:name="_Toc15289_WPSOffice_Level3"/>
+      <w:bookmarkStart w:id="31" w:name="_Toc18091_WPSOffice_Level3"/>
       <w:r>
         <w:rPr>
           <w:rFonts w:hint="eastAsia" w:ascii="Times New Roman" w:hAnsi="Times New Roman" w:eastAsia="微软雅黑" w:cs="Times New Roman"/>
@@ -20849,9 +20894,9 @@
           <w:lang w:val="en-US" w:eastAsia="zh-CN"/>
         </w:rPr>
       </w:pPr>
-      <w:bookmarkStart w:id="32" w:name="_Toc527112386"/>
-      <w:bookmarkStart w:id="33" w:name="_Toc534637499"/>
-      <w:bookmarkStart w:id="34" w:name="_Toc526855038"/>
+      <w:bookmarkStart w:id="32" w:name="_Toc526855038"/>
+      <w:bookmarkStart w:id="33" w:name="_Toc527112386"/>
+      <w:bookmarkStart w:id="34" w:name="_Toc534637499"/>
       <w:r>
         <w:rPr>
           <w:rFonts w:hint="eastAsia" w:ascii="微软雅黑" w:hAnsi="微软雅黑" w:eastAsia="微软雅黑" w:cs="微软雅黑"/>
@@ -23317,13 +23362,13 @@
           <w:lang w:val="en-US" w:eastAsia="zh-CN"/>
         </w:rPr>
       </w:pPr>
-      <w:bookmarkStart w:id="35" w:name="_Toc7549"/>
-      <w:bookmarkStart w:id="36" w:name="_Toc22458"/>
-      <w:bookmarkStart w:id="37" w:name="_Toc22484_WPSOffice_Level1"/>
-      <w:bookmarkStart w:id="38" w:name="_Toc30533"/>
-      <w:bookmarkStart w:id="39" w:name="_Toc19099"/>
+      <w:bookmarkStart w:id="35" w:name="_Toc30533"/>
+      <w:bookmarkStart w:id="36" w:name="_Toc7549"/>
+      <w:bookmarkStart w:id="37" w:name="_Toc19099"/>
+      <w:bookmarkStart w:id="38" w:name="_Toc22458"/>
+      <w:bookmarkStart w:id="39" w:name="_Toc16368_WPSOffice_Level1"/>
       <w:bookmarkStart w:id="40" w:name="_Toc28910_WPSOffice_Level1"/>
-      <w:bookmarkStart w:id="41" w:name="_Toc16368_WPSOffice_Level1"/>
+      <w:bookmarkStart w:id="41" w:name="_Toc22484_WPSOffice_Level1"/>
       <w:r>
         <w:rPr>
           <w:rFonts w:hint="eastAsia" w:ascii="微软雅黑" w:hAnsi="微软雅黑" w:eastAsia="微软雅黑" w:cs="微软雅黑"/>

--- a/WebContent/docx/肠癌76基因检测报告-三峡.docx
+++ b/WebContent/docx/肠癌76基因检测报告-三峡.docx
@@ -2666,7 +2666,6 @@
             <w:insideH w:val="single" w:color="243F61" w:themeColor="accent1" w:themeShade="7F" w:sz="6" w:space="0"/>
             <w:insideV w:val="single" w:color="243F61" w:themeColor="accent1" w:themeShade="7F" w:sz="6" w:space="0"/>
           </w:tblBorders>
-          <w:shd w:val="clear" w:color="auto" w:fill="auto"/>
           <w:tblCellMar>
             <w:top w:w="0" w:type="dxa"/>
             <w:left w:w="0" w:type="dxa"/>
@@ -2744,7 +2743,6 @@
             <w:insideH w:val="single" w:color="243F61" w:themeColor="accent1" w:themeShade="7F" w:sz="6" w:space="0"/>
             <w:insideV w:val="single" w:color="243F61" w:themeColor="accent1" w:themeShade="7F" w:sz="6" w:space="0"/>
           </w:tblBorders>
-          <w:shd w:val="clear" w:color="auto" w:fill="auto"/>
           <w:tblCellMar>
             <w:top w:w="0" w:type="dxa"/>
             <w:left w:w="0" w:type="dxa"/>
@@ -3093,7 +3091,6 @@
             <w:insideH w:val="single" w:color="243F61" w:themeColor="accent1" w:themeShade="7F" w:sz="6" w:space="0"/>
             <w:insideV w:val="single" w:color="243F61" w:themeColor="accent1" w:themeShade="7F" w:sz="6" w:space="0"/>
           </w:tblBorders>
-          <w:shd w:val="clear" w:color="auto" w:fill="auto"/>
           <w:tblCellMar>
             <w:top w:w="0" w:type="dxa"/>
             <w:left w:w="0" w:type="dxa"/>
@@ -3169,7 +3166,6 @@
             <w:insideH w:val="single" w:color="243F61" w:themeColor="accent1" w:themeShade="7F" w:sz="6" w:space="0"/>
             <w:insideV w:val="single" w:color="243F61" w:themeColor="accent1" w:themeShade="7F" w:sz="6" w:space="0"/>
           </w:tblBorders>
-          <w:shd w:val="clear" w:color="auto" w:fill="auto"/>
           <w:tblCellMar>
             <w:top w:w="0" w:type="dxa"/>
             <w:left w:w="0" w:type="dxa"/>
@@ -3705,12 +3701,12 @@
           <w:lang w:val="en-US" w:eastAsia="zh-CN"/>
         </w:rPr>
       </w:pPr>
-      <w:bookmarkStart w:id="4" w:name="_Toc2781"/>
-      <w:bookmarkStart w:id="5" w:name="_Toc499"/>
+      <w:bookmarkStart w:id="4" w:name="_Toc2819"/>
+      <w:bookmarkStart w:id="5" w:name="_Toc22132"/>
       <w:bookmarkStart w:id="6" w:name="_Toc20136_WPSOffice_Level1"/>
-      <w:bookmarkStart w:id="7" w:name="_Toc19898_WPSOffice_Level1"/>
-      <w:bookmarkStart w:id="8" w:name="_Toc2819"/>
-      <w:bookmarkStart w:id="9" w:name="_Toc22132"/>
+      <w:bookmarkStart w:id="7" w:name="_Toc499"/>
+      <w:bookmarkStart w:id="8" w:name="_Toc2781"/>
+      <w:bookmarkStart w:id="9" w:name="_Toc19898_WPSOffice_Level1"/>
       <w:r>
         <w:rPr>
           <w:rFonts w:hint="eastAsia" w:ascii="Times New Roman" w:hAnsi="Times New Roman" w:eastAsia="微软雅黑" w:cs="黑体"/>
@@ -3760,9 +3756,9 @@
       <w:bookmarkStart w:id="10" w:name="_Toc3049"/>
       <w:bookmarkStart w:id="11" w:name="_Toc23375"/>
       <w:bookmarkStart w:id="12" w:name="_Toc9088"/>
-      <w:bookmarkStart w:id="13" w:name="_Toc18062_WPSOffice_Level2"/>
-      <w:bookmarkStart w:id="14" w:name="_Toc10877"/>
-      <w:bookmarkStart w:id="15" w:name="_Toc11015_WPSOffice_Level2"/>
+      <w:bookmarkStart w:id="13" w:name="_Toc10877"/>
+      <w:bookmarkStart w:id="14" w:name="_Toc11015_WPSOffice_Level2"/>
+      <w:bookmarkStart w:id="15" w:name="_Toc18062_WPSOffice_Level2"/>
       <w:r>
         <w:rPr>
           <w:rFonts w:hint="eastAsia" w:ascii="微软雅黑" w:hAnsi="微软雅黑" w:eastAsia="微软雅黑" w:cs="微软雅黑"/>
@@ -3865,25 +3861,7 @@
             </w14:solidFill>
           </w14:textFill>
         </w:rPr>
-        <w:t>，其中{{summaryOfRresults.somaticDrugCount}}个与靶向药物相关。{%if BodyDrugDrugDetectionStr or unknownVarAnalysisStr %}具体信息详见“检测结果详细解析</w:t>
-      </w:r>
-      <w:bookmarkStart w:id="42" w:name="_GoBack"/>
-      <w:bookmarkEnd w:id="42"/>
-      <w:r>
-        <w:rPr>
-          <w:rFonts w:hint="eastAsia" w:ascii="Times New Roman" w:hAnsi="Times New Roman" w:eastAsia="微软雅黑" w:cs="Times New Roman"/>
-          <w:b/>
-          <w:color w:val="000000" w:themeColor="text1"/>
-          <w:sz w:val="21"/>
-          <w:szCs w:val="21"/>
-          <w:lang w:eastAsia="zh-CN"/>
-          <w14:textFill>
-            <w14:solidFill>
-              <w14:schemeClr w14:val="tx1"/>
-            </w14:solidFill>
-          </w14:textFill>
-        </w:rPr>
-        <w:t>”。{% endif %}</w:t>
+        <w:t>，其中{{summaryOfRresults.somaticDrugCount}}个与靶向药物相关。{%if BodyDrugDrugDetectionStr or unknownVarAnalysisStr %}具体信息详见“检测结果详细解析”。{% endif %}</w:t>
       </w:r>
     </w:p>
     <w:tbl>
@@ -3990,13 +3968,23 @@
             </w:pPr>
             <w:r>
               <w:rPr>
-                <w:rFonts w:ascii="Times New Roman" w:hAnsi="Times New Roman" w:eastAsia="微软雅黑" w:cs="Times New Roman"/>
+                <w:rFonts w:hint="eastAsia" w:ascii="Times New Roman" w:hAnsi="Times New Roman" w:eastAsia="微软雅黑" w:cs="Times New Roman"/>
                 <w:b/>
                 <w:color w:val="244061"/>
                 <w:sz w:val="21"/>
                 <w:szCs w:val="21"/>
               </w:rPr>
-              <w:t>突变基因</w:t>
+              <w:t>检测</w:t>
+            </w:r>
+            <w:r>
+              <w:rPr>
+                <w:rFonts w:ascii="Times New Roman" w:hAnsi="Times New Roman" w:eastAsia="微软雅黑" w:cs="Times New Roman"/>
+                <w:b/>
+                <w:color w:val="244061"/>
+                <w:sz w:val="21"/>
+                <w:szCs w:val="21"/>
+              </w:rPr>
+              <w:t>基因</w:t>
             </w:r>
           </w:p>
         </w:tc>
@@ -6149,60 +6137,80 @@
         </w:tc>
         <w:tc>
           <w:tcPr>
-            <w:tcW w:w="535" w:type="pct"/>
+            <w:tcW w:w="1031" w:type="dxa"/>
             <w:shd w:val="clear" w:color="auto" w:fill="auto"/>
             <w:vAlign w:val="center"/>
           </w:tcPr>
           <w:p>
             <w:pPr>
-              <w:ind w:left="162" w:right="163"/>
-              <w:jc w:val="center"/>
-              <w:rPr>
-                <w:rFonts w:ascii="Times New Roman" w:hAnsi="Times New Roman" w:eastAsia="微软雅黑" w:cs="Times New Roman"/>
-                <w:b/>
-                <w:sz w:val="21"/>
-                <w:szCs w:val="21"/>
-                <w:lang w:eastAsia="zh-CN"/>
-              </w:rPr>
-            </w:pPr>
-            <w:r>
-              <w:rPr>
-                <w:rFonts w:hint="eastAsia" w:ascii="Times New Roman" w:hAnsi="Times New Roman" w:eastAsia="微软雅黑" w:cs="Times New Roman"/>
-                <w:b/>
+              <w:ind w:left="162" w:leftChars="0" w:right="163" w:rightChars="0"/>
+              <w:jc w:val="center"/>
+              <w:rPr>
+                <w:rFonts w:ascii="Times New Roman" w:hAnsi="Times New Roman" w:eastAsia="微软雅黑" w:cs="Times New Roman"/>
+                <w:b/>
+                <w:sz w:val="21"/>
+                <w:szCs w:val="21"/>
+                <w:lang w:eastAsia="zh-CN"/>
+              </w:rPr>
+            </w:pPr>
+            <w:r>
+              <w:rPr>
+                <w:rFonts w:hint="default" w:ascii="Times New Roman" w:hAnsi="Times New Roman" w:eastAsia="微软雅黑" w:cs="Times New Roman"/>
+                <w:b/>
+                <w:sz w:val="21"/>
+                <w:szCs w:val="21"/>
+                <w:lang w:eastAsia="zh-CN"/>
+              </w:rPr>
+              <w:t>{{ tip.comutation</w:t>
+            </w:r>
+            <w:r>
+              <w:rPr>
+                <w:rFonts w:hint="eastAsia" w:ascii="Times New Roman" w:hAnsi="Times New Roman" w:eastAsia="微软雅黑" w:cs="Times New Roman"/>
+                <w:b/>
+                <w:sz w:val="21"/>
+                <w:szCs w:val="21"/>
+                <w:lang w:val="en-US" w:eastAsia="zh-CN"/>
+              </w:rPr>
+              <w:t>1</w:t>
+            </w:r>
+            <w:r>
+              <w:rPr>
+                <w:rFonts w:hint="default" w:ascii="Times New Roman" w:hAnsi="Times New Roman" w:eastAsia="微软雅黑" w:cs="Times New Roman"/>
+                <w:b/>
+                <w:sz w:val="21"/>
+                <w:szCs w:val="21"/>
+                <w:lang w:eastAsia="zh-CN"/>
+              </w:rPr>
+              <w:t xml:space="preserve"> }}</w:t>
+            </w:r>
+          </w:p>
+        </w:tc>
+        <w:tc>
+          <w:tcPr>
+            <w:tcW w:w="1463" w:type="dxa"/>
+            <w:shd w:val="clear" w:color="auto" w:fill="auto"/>
+            <w:vAlign w:val="center"/>
+          </w:tcPr>
+          <w:p>
+            <w:pPr>
+              <w:spacing w:before="2"/>
+              <w:ind w:left="116" w:leftChars="0" w:right="116" w:rightChars="0"/>
+              <w:jc w:val="center"/>
+              <w:rPr>
+                <w:rFonts w:ascii="Times New Roman" w:hAnsi="Times New Roman" w:eastAsia="微软雅黑" w:cs="Times New Roman"/>
+                <w:sz w:val="21"/>
+                <w:szCs w:val="21"/>
+                <w:lang w:eastAsia="zh-CN"/>
+              </w:rPr>
+            </w:pPr>
+            <w:r>
+              <w:rPr>
+                <w:rFonts w:hint="default" w:ascii="Times New Roman" w:hAnsi="Times New Roman" w:eastAsia="微软雅黑" w:cs="Times New Roman"/>
                 <w:sz w:val="21"/>
                 <w:szCs w:val="21"/>
                 <w:lang w:eastAsia="zh-CN"/>
               </w:rPr>
               <w:t>{{ tip.comutation }}</w:t>
-            </w:r>
-          </w:p>
-        </w:tc>
-        <w:tc>
-          <w:tcPr>
-            <w:tcW w:w="759" w:type="pct"/>
-            <w:shd w:val="clear" w:color="auto" w:fill="auto"/>
-            <w:vAlign w:val="center"/>
-          </w:tcPr>
-          <w:p>
-            <w:pPr>
-              <w:spacing w:before="2"/>
-              <w:ind w:left="116" w:right="116"/>
-              <w:jc w:val="center"/>
-              <w:rPr>
-                <w:rFonts w:ascii="Times New Roman" w:hAnsi="Times New Roman" w:eastAsia="微软雅黑" w:cs="Times New Roman"/>
-                <w:sz w:val="21"/>
-                <w:szCs w:val="21"/>
-                <w:lang w:eastAsia="zh-CN"/>
-              </w:rPr>
-            </w:pPr>
-            <w:r>
-              <w:rPr>
-                <w:rFonts w:hint="eastAsia" w:ascii="Times New Roman" w:hAnsi="Times New Roman" w:eastAsia="微软雅黑" w:cs="Times New Roman"/>
-                <w:sz w:val="21"/>
-                <w:szCs w:val="21"/>
-                <w:lang w:val="en-US" w:eastAsia="zh-CN"/>
-              </w:rPr>
-              <w:t>-</w:t>
             </w:r>
           </w:p>
         </w:tc>
@@ -8301,9 +8309,9 @@
           <w:lang w:val="en-US" w:eastAsia="zh-CN"/>
         </w:rPr>
       </w:pPr>
-      <w:bookmarkStart w:id="16" w:name="_Toc20034"/>
-      <w:bookmarkStart w:id="17" w:name="_Toc9387"/>
-      <w:bookmarkStart w:id="18" w:name="_Toc106719764"/>
+      <w:bookmarkStart w:id="16" w:name="_Toc106719764"/>
+      <w:bookmarkStart w:id="17" w:name="_Toc20034"/>
+      <w:bookmarkStart w:id="18" w:name="_Toc9387"/>
       <w:bookmarkStart w:id="19" w:name="_Toc10223"/>
       <w:r>
         <w:rPr>
@@ -8823,7 +8831,6 @@
             <w:insideH w:val="dashed" w:color="244061" w:sz="4" w:space="0"/>
             <w:insideV w:val="dashed" w:color="244061" w:sz="4" w:space="0"/>
           </w:tblBorders>
-          <w:shd w:val="clear" w:color="auto" w:fill="auto"/>
           <w:tblCellMar>
             <w:top w:w="0" w:type="dxa"/>
             <w:left w:w="108" w:type="dxa"/>
@@ -8993,7 +9000,6 @@
             <w:insideH w:val="dashed" w:color="244061" w:sz="4" w:space="0"/>
             <w:insideV w:val="dashed" w:color="244061" w:sz="4" w:space="0"/>
           </w:tblBorders>
-          <w:shd w:val="clear" w:color="auto" w:fill="auto"/>
           <w:tblCellMar>
             <w:top w:w="0" w:type="dxa"/>
             <w:left w:w="108" w:type="dxa"/>
@@ -11493,10 +11499,10 @@
           <w:shd w:val="clear" w:color="auto" w:fill="1F3864"/>
         </w:rPr>
       </w:pPr>
-      <w:bookmarkStart w:id="20" w:name="_Toc526855037"/>
+      <w:bookmarkStart w:id="20" w:name="_Toc534637498"/>
       <w:bookmarkStart w:id="21" w:name="_Toc25428"/>
-      <w:bookmarkStart w:id="22" w:name="_Toc534637498"/>
-      <w:bookmarkStart w:id="23" w:name="_Toc527112385"/>
+      <w:bookmarkStart w:id="22" w:name="_Toc527112385"/>
+      <w:bookmarkStart w:id="23" w:name="_Toc526855037"/>
       <w:r>
         <w:rPr>
           <w:rFonts w:hint="eastAsia" w:ascii="微软雅黑" w:hAnsi="微软雅黑" w:eastAsia="微软雅黑" w:cs="微软雅黑"/>
@@ -11552,11 +11558,11 @@
           <w:lang w:val="en-US" w:eastAsia="zh-CN"/>
         </w:rPr>
       </w:pPr>
-      <w:bookmarkStart w:id="24" w:name="_Toc22255"/>
-      <w:bookmarkStart w:id="25" w:name="_Toc23606"/>
-      <w:bookmarkStart w:id="26" w:name="_Toc32443_WPSOffice_Level2"/>
-      <w:bookmarkStart w:id="27" w:name="_Toc4331_WPSOffice_Level2"/>
-      <w:bookmarkStart w:id="28" w:name="_Toc6468"/>
+      <w:bookmarkStart w:id="24" w:name="_Toc23606"/>
+      <w:bookmarkStart w:id="25" w:name="_Toc6468"/>
+      <w:bookmarkStart w:id="26" w:name="_Toc4331_WPSOffice_Level2"/>
+      <w:bookmarkStart w:id="27" w:name="_Toc32443_WPSOffice_Level2"/>
+      <w:bookmarkStart w:id="28" w:name="_Toc22255"/>
       <w:r>
         <w:rPr>
           <w:rFonts w:hint="eastAsia" w:ascii="微软雅黑" w:hAnsi="微软雅黑" w:eastAsia="微软雅黑" w:cs="微软雅黑"/>
@@ -11714,8 +11720,8 @@
         </w:rPr>
       </w:pPr>
       <w:bookmarkStart w:id="29" w:name="_Toc6931_WPSOffice_Level3"/>
-      <w:bookmarkStart w:id="30" w:name="_Toc15289_WPSOffice_Level3"/>
-      <w:bookmarkStart w:id="31" w:name="_Toc18091_WPSOffice_Level3"/>
+      <w:bookmarkStart w:id="30" w:name="_Toc18091_WPSOffice_Level3"/>
+      <w:bookmarkStart w:id="31" w:name="_Toc15289_WPSOffice_Level3"/>
       <w:r>
         <w:rPr>
           <w:rFonts w:hint="eastAsia" w:ascii="Times New Roman" w:hAnsi="Times New Roman" w:eastAsia="微软雅黑" w:cs="Times New Roman"/>
@@ -15389,7 +15395,31 @@
           <w:szCs w:val="24"/>
           <w:lang w:eastAsia="zh-CN"/>
         </w:rPr>
-        <w:t>{{ tdd.comutation }}</w:t>
+        <w:t>{{ tdd.comutation</w:t>
+      </w:r>
+      <w:r>
+        <w:rPr>
+          <w:rFonts w:hint="eastAsia" w:ascii="Times New Roman" w:hAnsi="Times New Roman" w:eastAsia="微软雅黑" w:cs="Times New Roman"/>
+          <w:b/>
+          <w:color w:val="auto"/>
+          <w:sz w:val="24"/>
+          <w:szCs w:val="24"/>
+          <w:lang w:val="en-US" w:eastAsia="zh-CN"/>
+        </w:rPr>
+        <w:t>1</w:t>
+      </w:r>
+      <w:bookmarkStart w:id="42" w:name="_GoBack"/>
+      <w:bookmarkEnd w:id="42"/>
+      <w:r>
+        <w:rPr>
+          <w:rFonts w:hint="eastAsia" w:ascii="Times New Roman" w:hAnsi="Times New Roman" w:eastAsia="微软雅黑" w:cs="Times New Roman"/>
+          <w:b/>
+          <w:color w:val="auto"/>
+          <w:sz w:val="24"/>
+          <w:szCs w:val="24"/>
+          <w:lang w:eastAsia="zh-CN"/>
+        </w:rPr>
+        <w:t xml:space="preserve"> }}</w:t>
       </w:r>
     </w:p>
     <w:tbl>
@@ -15513,7 +15543,7 @@
                 <w:szCs w:val="18"/>
                 <w:lang w:val="en-US" w:eastAsia="zh-CN"/>
               </w:rPr>
-              <w:t>-</w:t>
+              <w:t>{{tdd.comutation}}</w:t>
             </w:r>
           </w:p>
         </w:tc>
@@ -19409,12 +19439,6 @@
             <w:insideH w:val="dashed" w:color="244061" w:sz="4" w:space="0"/>
             <w:insideV w:val="dashed" w:color="244061" w:sz="4" w:space="0"/>
           </w:tblBorders>
-          <w:tblCellMar>
-            <w:top w:w="0" w:type="dxa"/>
-            <w:left w:w="0" w:type="dxa"/>
-            <w:bottom w:w="0" w:type="dxa"/>
-            <w:right w:w="0" w:type="dxa"/>
-          </w:tblCellMar>
         </w:tblPrEx>
         <w:trPr>
           <w:trHeight w:val="614" w:hRule="atLeast"/>
@@ -20894,9 +20918,9 @@
           <w:lang w:val="en-US" w:eastAsia="zh-CN"/>
         </w:rPr>
       </w:pPr>
-      <w:bookmarkStart w:id="32" w:name="_Toc526855038"/>
-      <w:bookmarkStart w:id="33" w:name="_Toc527112386"/>
-      <w:bookmarkStart w:id="34" w:name="_Toc534637499"/>
+      <w:bookmarkStart w:id="32" w:name="_Toc527112386"/>
+      <w:bookmarkStart w:id="33" w:name="_Toc534637499"/>
+      <w:bookmarkStart w:id="34" w:name="_Toc526855038"/>
       <w:r>
         <w:rPr>
           <w:rFonts w:hint="eastAsia" w:ascii="微软雅黑" w:hAnsi="微软雅黑" w:eastAsia="微软雅黑" w:cs="微软雅黑"/>
@@ -23365,10 +23389,10 @@
       <w:bookmarkStart w:id="35" w:name="_Toc30533"/>
       <w:bookmarkStart w:id="36" w:name="_Toc7549"/>
       <w:bookmarkStart w:id="37" w:name="_Toc19099"/>
-      <w:bookmarkStart w:id="38" w:name="_Toc22458"/>
-      <w:bookmarkStart w:id="39" w:name="_Toc16368_WPSOffice_Level1"/>
-      <w:bookmarkStart w:id="40" w:name="_Toc28910_WPSOffice_Level1"/>
-      <w:bookmarkStart w:id="41" w:name="_Toc22484_WPSOffice_Level1"/>
+      <w:bookmarkStart w:id="38" w:name="_Toc28910_WPSOffice_Level1"/>
+      <w:bookmarkStart w:id="39" w:name="_Toc22484_WPSOffice_Level1"/>
+      <w:bookmarkStart w:id="40" w:name="_Toc22458"/>
+      <w:bookmarkStart w:id="41" w:name="_Toc16368_WPSOffice_Level1"/>
       <w:r>
         <w:rPr>
           <w:rFonts w:hint="eastAsia" w:ascii="微软雅黑" w:hAnsi="微软雅黑" w:eastAsia="微软雅黑" w:cs="微软雅黑"/>

--- a/WebContent/docx/肠癌76基因检测报告-三峡.docx
+++ b/WebContent/docx/肠癌76基因检测报告-三峡.docx
@@ -2474,7 +2474,6 @@
             <w:insideH w:val="single" w:color="243F61" w:themeColor="accent1" w:themeShade="7F" w:sz="6" w:space="0"/>
             <w:insideV w:val="single" w:color="243F61" w:themeColor="accent1" w:themeShade="7F" w:sz="6" w:space="0"/>
           </w:tblBorders>
-          <w:shd w:val="clear" w:color="auto" w:fill="auto"/>
           <w:tblCellMar>
             <w:top w:w="0" w:type="dxa"/>
             <w:left w:w="0" w:type="dxa"/>
@@ -2666,6 +2665,7 @@
             <w:insideH w:val="single" w:color="243F61" w:themeColor="accent1" w:themeShade="7F" w:sz="6" w:space="0"/>
             <w:insideV w:val="single" w:color="243F61" w:themeColor="accent1" w:themeShade="7F" w:sz="6" w:space="0"/>
           </w:tblBorders>
+          <w:shd w:val="clear" w:color="auto" w:fill="auto"/>
           <w:tblCellMar>
             <w:top w:w="0" w:type="dxa"/>
             <w:left w:w="0" w:type="dxa"/>
@@ -3701,12 +3701,12 @@
           <w:lang w:val="en-US" w:eastAsia="zh-CN"/>
         </w:rPr>
       </w:pPr>
-      <w:bookmarkStart w:id="4" w:name="_Toc2819"/>
-      <w:bookmarkStart w:id="5" w:name="_Toc22132"/>
-      <w:bookmarkStart w:id="6" w:name="_Toc20136_WPSOffice_Level1"/>
-      <w:bookmarkStart w:id="7" w:name="_Toc499"/>
-      <w:bookmarkStart w:id="8" w:name="_Toc2781"/>
-      <w:bookmarkStart w:id="9" w:name="_Toc19898_WPSOffice_Level1"/>
+      <w:bookmarkStart w:id="4" w:name="_Toc22132"/>
+      <w:bookmarkStart w:id="5" w:name="_Toc20136_WPSOffice_Level1"/>
+      <w:bookmarkStart w:id="6" w:name="_Toc2819"/>
+      <w:bookmarkStart w:id="7" w:name="_Toc2781"/>
+      <w:bookmarkStart w:id="8" w:name="_Toc19898_WPSOffice_Level1"/>
+      <w:bookmarkStart w:id="9" w:name="_Toc499"/>
       <w:r>
         <w:rPr>
           <w:rFonts w:hint="eastAsia" w:ascii="Times New Roman" w:hAnsi="Times New Roman" w:eastAsia="微软雅黑" w:cs="黑体"/>
@@ -3754,11 +3754,11 @@
         </w:rPr>
       </w:pPr>
       <w:bookmarkStart w:id="10" w:name="_Toc3049"/>
-      <w:bookmarkStart w:id="11" w:name="_Toc23375"/>
-      <w:bookmarkStart w:id="12" w:name="_Toc9088"/>
-      <w:bookmarkStart w:id="13" w:name="_Toc10877"/>
-      <w:bookmarkStart w:id="14" w:name="_Toc11015_WPSOffice_Level2"/>
-      <w:bookmarkStart w:id="15" w:name="_Toc18062_WPSOffice_Level2"/>
+      <w:bookmarkStart w:id="11" w:name="_Toc9088"/>
+      <w:bookmarkStart w:id="12" w:name="_Toc23375"/>
+      <w:bookmarkStart w:id="13" w:name="_Toc18062_WPSOffice_Level2"/>
+      <w:bookmarkStart w:id="14" w:name="_Toc10877"/>
+      <w:bookmarkStart w:id="15" w:name="_Toc11015_WPSOffice_Level2"/>
       <w:r>
         <w:rPr>
           <w:rFonts w:hint="eastAsia" w:ascii="微软雅黑" w:hAnsi="微软雅黑" w:eastAsia="微软雅黑" w:cs="微软雅黑"/>
@@ -4480,7 +4480,27 @@
                 <w:szCs w:val="21"/>
                 <w:lang w:eastAsia="zh-CN"/>
               </w:rPr>
-              <w:t>{{ tip.ExonicFunc }}</w:t>
+              <w:t>{{ tip.ExonicFunc</w:t>
+            </w:r>
+            <w:r>
+              <w:rPr>
+                <w:rFonts w:hint="eastAsia" w:ascii="Times New Roman" w:hAnsi="Times New Roman" w:eastAsia="微软雅黑" w:cs="Times New Roman"/>
+                <w:sz w:val="21"/>
+                <w:szCs w:val="21"/>
+                <w:lang w:val="en-US" w:eastAsia="zh-CN"/>
+              </w:rPr>
+              <w:t>3</w:t>
+            </w:r>
+            <w:bookmarkStart w:id="42" w:name="_GoBack"/>
+            <w:bookmarkEnd w:id="42"/>
+            <w:r>
+              <w:rPr>
+                <w:rFonts w:hint="eastAsia" w:ascii="Times New Roman" w:hAnsi="Times New Roman" w:eastAsia="微软雅黑" w:cs="Times New Roman"/>
+                <w:sz w:val="21"/>
+                <w:szCs w:val="21"/>
+                <w:lang w:eastAsia="zh-CN"/>
+              </w:rPr>
+              <w:t xml:space="preserve"> }}</w:t>
             </w:r>
           </w:p>
         </w:tc>
@@ -8309,10 +8329,10 @@
           <w:lang w:val="en-US" w:eastAsia="zh-CN"/>
         </w:rPr>
       </w:pPr>
-      <w:bookmarkStart w:id="16" w:name="_Toc106719764"/>
+      <w:bookmarkStart w:id="16" w:name="_Toc9387"/>
       <w:bookmarkStart w:id="17" w:name="_Toc20034"/>
-      <w:bookmarkStart w:id="18" w:name="_Toc9387"/>
-      <w:bookmarkStart w:id="19" w:name="_Toc10223"/>
+      <w:bookmarkStart w:id="18" w:name="_Toc10223"/>
+      <w:bookmarkStart w:id="19" w:name="_Toc106719764"/>
       <w:r>
         <w:rPr>
           <w:rFonts w:hint="eastAsia" w:ascii="微软雅黑" w:hAnsi="微软雅黑" w:eastAsia="微软雅黑" w:cs="微软雅黑"/>
@@ -9251,7 +9271,6 @@
             <w:insideH w:val="dashed" w:color="244061" w:sz="4" w:space="0"/>
             <w:insideV w:val="dashed" w:color="244061" w:sz="4" w:space="0"/>
           </w:tblBorders>
-          <w:shd w:val="clear" w:color="auto" w:fill="auto"/>
           <w:tblCellMar>
             <w:top w:w="0" w:type="dxa"/>
             <w:left w:w="108" w:type="dxa"/>
@@ -11499,10 +11518,10 @@
           <w:shd w:val="clear" w:color="auto" w:fill="1F3864"/>
         </w:rPr>
       </w:pPr>
-      <w:bookmarkStart w:id="20" w:name="_Toc534637498"/>
-      <w:bookmarkStart w:id="21" w:name="_Toc25428"/>
-      <w:bookmarkStart w:id="22" w:name="_Toc527112385"/>
-      <w:bookmarkStart w:id="23" w:name="_Toc526855037"/>
+      <w:bookmarkStart w:id="20" w:name="_Toc527112385"/>
+      <w:bookmarkStart w:id="21" w:name="_Toc526855037"/>
+      <w:bookmarkStart w:id="22" w:name="_Toc25428"/>
+      <w:bookmarkStart w:id="23" w:name="_Toc534637498"/>
       <w:r>
         <w:rPr>
           <w:rFonts w:hint="eastAsia" w:ascii="微软雅黑" w:hAnsi="微软雅黑" w:eastAsia="微软雅黑" w:cs="微软雅黑"/>
@@ -11558,11 +11577,11 @@
           <w:lang w:val="en-US" w:eastAsia="zh-CN"/>
         </w:rPr>
       </w:pPr>
-      <w:bookmarkStart w:id="24" w:name="_Toc23606"/>
-      <w:bookmarkStart w:id="25" w:name="_Toc6468"/>
-      <w:bookmarkStart w:id="26" w:name="_Toc4331_WPSOffice_Level2"/>
-      <w:bookmarkStart w:id="27" w:name="_Toc32443_WPSOffice_Level2"/>
-      <w:bookmarkStart w:id="28" w:name="_Toc22255"/>
+      <w:bookmarkStart w:id="24" w:name="_Toc6468"/>
+      <w:bookmarkStart w:id="25" w:name="_Toc4331_WPSOffice_Level2"/>
+      <w:bookmarkStart w:id="26" w:name="_Toc22255"/>
+      <w:bookmarkStart w:id="27" w:name="_Toc23606"/>
+      <w:bookmarkStart w:id="28" w:name="_Toc32443_WPSOffice_Level2"/>
       <w:r>
         <w:rPr>
           <w:rFonts w:hint="eastAsia" w:ascii="微软雅黑" w:hAnsi="微软雅黑" w:eastAsia="微软雅黑" w:cs="微软雅黑"/>
@@ -11719,9 +11738,9 @@
           </w14:textFill>
         </w:rPr>
       </w:pPr>
-      <w:bookmarkStart w:id="29" w:name="_Toc6931_WPSOffice_Level3"/>
-      <w:bookmarkStart w:id="30" w:name="_Toc18091_WPSOffice_Level3"/>
-      <w:bookmarkStart w:id="31" w:name="_Toc15289_WPSOffice_Level3"/>
+      <w:bookmarkStart w:id="29" w:name="_Toc15289_WPSOffice_Level3"/>
+      <w:bookmarkStart w:id="30" w:name="_Toc6931_WPSOffice_Level3"/>
+      <w:bookmarkStart w:id="31" w:name="_Toc18091_WPSOffice_Level3"/>
       <w:r>
         <w:rPr>
           <w:rFonts w:hint="eastAsia" w:ascii="Times New Roman" w:hAnsi="Times New Roman" w:eastAsia="微软雅黑" w:cs="Times New Roman"/>
@@ -15408,8 +15427,6 @@
         </w:rPr>
         <w:t>1</w:t>
       </w:r>
-      <w:bookmarkStart w:id="42" w:name="_GoBack"/>
-      <w:bookmarkEnd w:id="42"/>
       <w:r>
         <w:rPr>
           <w:rFonts w:hint="eastAsia" w:ascii="Times New Roman" w:hAnsi="Times New Roman" w:eastAsia="微软雅黑" w:cs="Times New Roman"/>
@@ -19439,6 +19456,12 @@
             <w:insideH w:val="dashed" w:color="244061" w:sz="4" w:space="0"/>
             <w:insideV w:val="dashed" w:color="244061" w:sz="4" w:space="0"/>
           </w:tblBorders>
+          <w:tblCellMar>
+            <w:top w:w="0" w:type="dxa"/>
+            <w:left w:w="0" w:type="dxa"/>
+            <w:bottom w:w="0" w:type="dxa"/>
+            <w:right w:w="0" w:type="dxa"/>
+          </w:tblCellMar>
         </w:tblPrEx>
         <w:trPr>
           <w:trHeight w:val="614" w:hRule="atLeast"/>
@@ -20919,8 +20942,8 @@
         </w:rPr>
       </w:pPr>
       <w:bookmarkStart w:id="32" w:name="_Toc527112386"/>
-      <w:bookmarkStart w:id="33" w:name="_Toc534637499"/>
-      <w:bookmarkStart w:id="34" w:name="_Toc526855038"/>
+      <w:bookmarkStart w:id="33" w:name="_Toc526855038"/>
+      <w:bookmarkStart w:id="34" w:name="_Toc534637499"/>
       <w:r>
         <w:rPr>
           <w:rFonts w:hint="eastAsia" w:ascii="微软雅黑" w:hAnsi="微软雅黑" w:eastAsia="微软雅黑" w:cs="微软雅黑"/>
@@ -23386,13 +23409,13 @@
           <w:lang w:val="en-US" w:eastAsia="zh-CN"/>
         </w:rPr>
       </w:pPr>
-      <w:bookmarkStart w:id="35" w:name="_Toc30533"/>
-      <w:bookmarkStart w:id="36" w:name="_Toc7549"/>
-      <w:bookmarkStart w:id="37" w:name="_Toc19099"/>
-      <w:bookmarkStart w:id="38" w:name="_Toc28910_WPSOffice_Level1"/>
-      <w:bookmarkStart w:id="39" w:name="_Toc22484_WPSOffice_Level1"/>
-      <w:bookmarkStart w:id="40" w:name="_Toc22458"/>
-      <w:bookmarkStart w:id="41" w:name="_Toc16368_WPSOffice_Level1"/>
+      <w:bookmarkStart w:id="35" w:name="_Toc19099"/>
+      <w:bookmarkStart w:id="36" w:name="_Toc28910_WPSOffice_Level1"/>
+      <w:bookmarkStart w:id="37" w:name="_Toc22458"/>
+      <w:bookmarkStart w:id="38" w:name="_Toc16368_WPSOffice_Level1"/>
+      <w:bookmarkStart w:id="39" w:name="_Toc30533"/>
+      <w:bookmarkStart w:id="40" w:name="_Toc22484_WPSOffice_Level1"/>
+      <w:bookmarkStart w:id="41" w:name="_Toc7549"/>
       <w:r>
         <w:rPr>
           <w:rFonts w:hint="eastAsia" w:ascii="微软雅黑" w:hAnsi="微软雅黑" w:eastAsia="微软雅黑" w:cs="微软雅黑"/>
